--- a/public/letter-templates/credit-approval-memorandum-wlth.docx
+++ b/public/letter-templates/credit-approval-memorandum-wlth.docx
@@ -2,36 +2,75 @@
 <file path=word/document.xml><?xml version="1.0" encoding="utf-8"?>
 <w:document xmlns:wpc="http://schemas.microsoft.com/office/word/2010/wordprocessingCanvas" xmlns:cx="http://schemas.microsoft.com/office/drawing/2014/chartex" xmlns:cx1="http://schemas.microsoft.com/office/drawing/2015/9/8/chartex" xmlns:cx2="http://schemas.microsoft.com/office/drawing/2015/10/21/chartex" xmlns:cx3="http://schemas.microsoft.com/office/drawing/2016/5/9/chartex" xmlns:cx4="http://schemas.microsoft.com/office/drawing/2016/5/10/chartex" xmlns:cx5="http://schemas.microsoft.com/office/drawing/2016/5/11/chartex" xmlns:cx6="http://schemas.microsoft.com/office/drawing/2016/5/12/chartex" xmlns:cx7="http://schemas.microsoft.com/office/drawing/2016/5/13/chartex" xmlns:cx8="http://schemas.microsoft.com/office/drawing/2016/5/14/chartex" xmlns:mc="http://schemas.openxmlformats.org/markup-compatibility/2006" xmlns:m="http://schemas.openxmlformats.org/officeDocument/2006/math" xmlns:aink="http://schemas.microsoft.com/office/drawing/2016/ink" xmlns:am3d="http://schemas.microsoft.com/office/drawing/2017/model3d" xmlns:oel="http://schemas.microsoft.com/office/2019/extlst" xmlns:r="http://schemas.openxmlformats.org/officeDocument/2006/relationships" xmlns:wp14="http://schemas.microsoft.com/office/word/2010/wordprocessingDrawing" xmlns:wp="http://schemas.openxmlformats.org/drawingml/2006/wordprocessingDrawing" xmlns:wpg="http://schemas.microsoft.com/office/word/2010/wordprocessingGroup" xmlns:wpi="http://schemas.microsoft.com/office/word/2010/wordprocessingInk" xmlns:wps="http://schemas.microsoft.com/office/word/2010/wordprocessingShape" xmlns:o="urn:schemas-microsoft-com:office:office" xmlns:v="urn:schemas-microsoft-com:vml" xmlns:w10="urn:schemas-microsoft-com:office:word" xmlns:w="http://schemas.openxmlformats.org/wordprocessingml/2006/main" xmlns:w14="http://schemas.microsoft.com/office/word/2010/wordml" xmlns:w15="http://schemas.microsoft.com/office/word/2012/wordml" xmlns:w16cex="http://schemas.microsoft.com/office/word/2018/wordml/cex" xmlns:w16cid="http://schemas.microsoft.com/office/word/2016/wordml/cid" xmlns:w16="http://schemas.microsoft.com/office/word/2018/wordml" xmlns:w16sdtdh="http://schemas.microsoft.com/office/word/2020/wordml/sdtdatahash" xmlns:w16sdtfl="http://schemas.microsoft.com/office/word/2024/wordml/sdtformatlock" xmlns:w16se="http://schemas.microsoft.com/office/word/2015/wordml/symex" xmlns:w16du="http://schemas.microsoft.com/office/word/2023/wordml/word16du" xmlns:wne="http://schemas.microsoft.com/office/word/2006/wordml" mc:Ignorable="w14 w15 w16se w16cid w16 w16cex w16sdtdh w16sdtfl w16du wp14">
   <w:body>
+    <w:p>
+      <w:pPr>
+        <w:rPr>
+          <w:rFonts w:ascii="Inter Medium" w:eastAsia="Inter Medium" w:hAnsi="Inter Medium" w:cs="Inter Medium"/>
+          <w:color w:val="46494F"/>
+          <w:sz w:val="20"/>
+          <w:szCs w:val="20"/>
+        </w:rPr>
+      </w:pPr>
+      <w:r>
+        <w:rPr>
+          <w:rFonts w:ascii="Inter Medium" w:eastAsia="Inter Medium" w:hAnsi="Inter Medium" w:cs="Inter Medium"/>
+          <w:color w:val="46494F"/>
+          <w:sz w:val="20"/>
+          <w:szCs w:val="20"/>
+        </w:rPr>
+        <w:t>01/01/2025</w:t>
+      </w:r>
+    </w:p>
+    <w:p>
+      <w:pPr>
+        <w:rPr>
+          <w:rFonts w:ascii="Inter Medium" w:eastAsia="Inter Medium" w:hAnsi="Inter Medium" w:cs="Inter Medium"/>
+          <w:color w:val="2057BE"/>
+          <w:sz w:val="20"/>
+          <w:szCs w:val="20"/>
+        </w:rPr>
+      </w:pPr>
+      <w:r>
+        <w:rPr>
+          <w:rFonts w:ascii="Inter Medium" w:eastAsia="Inter Medium" w:hAnsi="Inter Medium" w:cs="Inter Medium"/>
+          <w:color w:val="2057BE"/>
+          <w:sz w:val="20"/>
+          <w:szCs w:val="20"/>
+        </w:rPr>
+        <w:t>Applicant Overview</w:t>
+      </w:r>
+    </w:p>
     <w:tbl>
       <w:tblPr>
         <w:tblStyle w:val="TableGrid"/>
         <w:tblW w:w="10065" w:type="dxa"/>
         <w:tblInd w:w="-5" w:type="dxa"/>
+        <w:tblBorders>
+          <w:top w:val="single" w:sz="4" w:space="0" w:color="ECEFF1"/>
+          <w:left w:val="single" w:sz="4" w:space="0" w:color="ECEFF1"/>
+          <w:bottom w:val="single" w:sz="4" w:space="0" w:color="ECEFF1"/>
+          <w:right w:val="single" w:sz="4" w:space="0" w:color="ECEFF1"/>
+          <w:insideH w:val="single" w:sz="4" w:space="0" w:color="ECEFF1"/>
+          <w:insideV w:val="single" w:sz="4" w:space="0" w:color="ECEFF1"/>
+        </w:tblBorders>
         <w:tblLayout w:type="fixed"/>
         <w:tblLook w:val="04A0" w:firstRow="1" w:lastRow="0" w:firstColumn="1" w:lastColumn="0" w:noHBand="0" w:noVBand="1"/>
       </w:tblPr>
       <w:tblGrid>
         <w:gridCol w:w="1979"/>
-        <w:gridCol w:w="1977"/>
-        <w:gridCol w:w="2543"/>
-        <w:gridCol w:w="3566"/>
+        <w:gridCol w:w="8086"/>
       </w:tblGrid>
       <w:tr>
         <w:trPr>
-          <w:trHeight w:val="285"/>
+          <w:trHeight w:val="272"/>
         </w:trPr>
         <w:tc>
           <w:tcPr>
-            <w:tcW w:w="10065" w:type="dxa"/>
-            <w:gridSpan w:val="4"/>
-            <w:shd w:val="clear" w:color="auto" w:fill="F2F2F2" w:themeFill="background1" w:themeFillShade="F2"/>
+            <w:tcW w:w="1979" w:type="dxa"/>
+            <w:vAlign w:val="center"/>
           </w:tcPr>
           <w:p>
             <w:pPr>
-              <w:tabs>
-                <w:tab w:val="left" w:pos="1751"/>
-                <w:tab w:val="center" w:pos="4924"/>
-              </w:tabs>
               <w:spacing w:line="276" w:lineRule="auto"/>
               <w:rPr>
                 <w:rFonts w:cstheme="minorHAnsi"/>
@@ -42,92 +81,37 @@
             </w:pPr>
             <w:r>
               <w:rPr>
-                <w:rFonts w:cstheme="minorHAnsi"/>
-                <w:b/>
-                <w:sz w:val="20"/>
-                <w:szCs w:val="20"/>
-              </w:rPr>
-              <w:tab/>
-            </w:r>
-            <w:r>
-              <w:rPr>
-                <w:rFonts w:cstheme="minorHAnsi"/>
-                <w:b/>
-                <w:sz w:val="20"/>
-                <w:szCs w:val="20"/>
-              </w:rPr>
-              <w:tab/>
-            </w:r>
-            <w:r>
-              <w:rPr>
-                <w:rFonts w:cstheme="minorHAnsi"/>
-                <w:b/>
-                <w:sz w:val="20"/>
-                <w:szCs w:val="20"/>
-              </w:rPr>
-              <w:t>C</w:t>
-            </w:r>
-            <w:r>
-              <w:rPr>
-                <w:rFonts w:cstheme="minorHAnsi"/>
-                <w:b/>
-                <w:sz w:val="20"/>
-                <w:szCs w:val="20"/>
-              </w:rPr>
-              <w:t>redit Approval Memorandum</w:t>
-            </w:r>
-            <w:r>
-              <w:rPr>
-                <w:rFonts w:cstheme="minorHAnsi"/>
-                <w:b/>
-                <w:sz w:val="20"/>
-                <w:szCs w:val="20"/>
-              </w:rPr>
-              <w:t xml:space="preserve"> (CAM)</w:t>
+                <w:rFonts w:ascii="Inter" w:eastAsia="Inter" w:hAnsi="Inter" w:cs="Inter"/>
+                <w:color w:val="46494F"/>
+                <w:sz w:val="18"/>
+                <w:szCs w:val="18"/>
+              </w:rPr>
+              <w:t>Borrower(s):</w:t>
             </w:r>
           </w:p>
         </w:tc>
-      </w:tr>
-      <w:tr>
-        <w:trPr>
-          <w:trHeight w:val="285"/>
-        </w:trPr>
         <w:tc>
           <w:tcPr>
-            <w:tcW w:w="10065" w:type="dxa"/>
-            <w:gridSpan w:val="4"/>
-            <w:shd w:val="clear" w:color="auto" w:fill="F2F2F2" w:themeFill="background1" w:themeFillShade="F2"/>
+            <w:tcW w:w="8086" w:type="dxa"/>
           </w:tcPr>
           <w:p>
             <w:pPr>
-              <w:tabs>
-                <w:tab w:val="left" w:pos="1751"/>
-                <w:tab w:val="center" w:pos="4924"/>
-              </w:tabs>
-              <w:rPr>
-                <w:rFonts w:cstheme="minorHAnsi"/>
-                <w:b/>
-                <w:sz w:val="20"/>
-                <w:szCs w:val="20"/>
+              <w:pStyle w:val="NoSpacing"/>
+              <w:rPr>
+                <w:rFonts w:ascii="Inter" w:eastAsia="Inter" w:hAnsi="Inter" w:cs="Inter"/>
+                <w:color w:val="46494F"/>
+                <w:sz w:val="18"/>
+                <w:szCs w:val="18"/>
               </w:rPr>
             </w:pPr>
             <w:r>
               <w:rPr>
-                <w:rFonts w:cstheme="minorHAnsi"/>
-                <w:b/>
-                <w:sz w:val="20"/>
-                <w:szCs w:val="20"/>
-              </w:rPr>
-              <w:t>Date</w:t>
-            </w:r>
-            <w:r>
-              <w:rPr>
-                <w:rFonts w:cstheme="minorHAnsi"/>
-                <w:b/>
-                <w:sz w:val="20"/>
-                <w:szCs w:val="20"/>
-              </w:rPr>
-              <w:t xml:space="preserve"> :  </w:t>
+                <w:rFonts w:ascii="Inter" w:eastAsia="Inter" w:hAnsi="Inter" w:cs="Inter"/>
+                <w:color w:val="46494F"/>
+                <w:sz w:val="18"/>
+                <w:szCs w:val="18"/>
+              </w:rPr>
+              <w:t>####</w:t>
             </w:r>
           </w:p>
         </w:tc>
@@ -139,6 +123,7 @@
         <w:tc>
           <w:tcPr>
             <w:tcW w:w="1979" w:type="dxa"/>
+            <w:vAlign w:val="center"/>
           </w:tcPr>
           <w:p>
             <w:pPr>
@@ -152,49 +137,39 @@
             </w:pPr>
             <w:r>
               <w:rPr>
-                <w:rFonts w:cstheme="minorHAnsi"/>
-                <w:b/>
-                <w:sz w:val="20"/>
-                <w:szCs w:val="20"/>
-              </w:rPr>
-              <w:t>Borrowe</w:t>
-            </w:r>
-            <w:r>
-              <w:rPr>
-                <w:rFonts w:cstheme="minorHAnsi"/>
-                <w:b/>
-                <w:sz w:val="20"/>
-                <w:szCs w:val="20"/>
-              </w:rPr>
-              <w:t>r</w:t>
-            </w:r>
-            <w:r>
-              <w:rPr>
-                <w:rFonts w:cstheme="minorHAnsi"/>
-                <w:b/>
-                <w:sz w:val="20"/>
-                <w:szCs w:val="20"/>
-              </w:rPr>
-              <w:t>s</w:t>
+                <w:rFonts w:ascii="Inter" w:eastAsia="Inter" w:hAnsi="Inter" w:cs="Inter"/>
+                <w:color w:val="46494F"/>
+                <w:sz w:val="18"/>
+                <w:szCs w:val="18"/>
+              </w:rPr>
+              <w:t>Account number:</w:t>
             </w:r>
           </w:p>
         </w:tc>
         <w:tc>
           <w:tcPr>
             <w:tcW w:w="8086" w:type="dxa"/>
-            <w:gridSpan w:val="3"/>
+            <w:vAlign w:val="center"/>
           </w:tcPr>
           <w:p>
             <w:pPr>
-              <w:pStyle w:val="NoSpacing"/>
-              <w:rPr>
-                <w:rFonts w:cstheme="minorHAnsi"/>
-                <w:b/>
-                <w:bCs/>
-                <w:sz w:val="20"/>
-                <w:szCs w:val="20"/>
+              <w:spacing w:line="276" w:lineRule="auto"/>
+              <w:rPr>
+                <w:rFonts w:ascii="Inter" w:eastAsia="Inter" w:hAnsi="Inter" w:cs="Inter"/>
+                <w:color w:val="46494F"/>
+                <w:sz w:val="18"/>
+                <w:szCs w:val="18"/>
               </w:rPr>
             </w:pPr>
+            <w:r>
+              <w:rPr>
+                <w:rFonts w:ascii="Inter" w:eastAsia="Inter" w:hAnsi="Inter" w:cs="Inter"/>
+                <w:color w:val="46494F"/>
+                <w:sz w:val="18"/>
+                <w:szCs w:val="18"/>
+              </w:rPr>
+              <w:t>####</w:t>
+            </w:r>
           </w:p>
         </w:tc>
       </w:tr>
@@ -205,90 +180,131 @@
         <w:tc>
           <w:tcPr>
             <w:tcW w:w="1979" w:type="dxa"/>
+            <w:vAlign w:val="center"/>
           </w:tcPr>
           <w:p>
             <w:pPr>
-              <w:spacing w:line="276" w:lineRule="auto"/>
-              <w:rPr>
-                <w:rFonts w:cstheme="minorHAnsi"/>
-                <w:b/>
-                <w:sz w:val="20"/>
-                <w:szCs w:val="20"/>
+              <w:rPr>
+                <w:rFonts w:ascii="Inter" w:eastAsia="Inter" w:hAnsi="Inter" w:cs="Inter"/>
+                <w:color w:val="46494F"/>
+                <w:sz w:val="18"/>
+                <w:szCs w:val="18"/>
               </w:rPr>
             </w:pPr>
             <w:r>
               <w:rPr>
-                <w:rFonts w:cstheme="minorHAnsi"/>
-                <w:b/>
-                <w:sz w:val="20"/>
-                <w:szCs w:val="20"/>
-              </w:rPr>
-              <w:t>Mortgage Manager</w:t>
+                <w:rFonts w:ascii="Inter" w:eastAsia="Inter" w:hAnsi="Inter" w:cs="Inter"/>
+                <w:color w:val="46494F"/>
+                <w:sz w:val="18"/>
+                <w:szCs w:val="18"/>
+              </w:rPr>
+              <w:t>Mortgage Manager:</w:t>
             </w:r>
           </w:p>
         </w:tc>
         <w:tc>
           <w:tcPr>
             <w:tcW w:w="8086" w:type="dxa"/>
-            <w:gridSpan w:val="3"/>
+            <w:vAlign w:val="center"/>
           </w:tcPr>
           <w:p>
             <w:pPr>
-              <w:spacing w:line="276" w:lineRule="auto"/>
-              <w:rPr>
-                <w:rFonts w:cstheme="minorHAnsi"/>
-                <w:sz w:val="20"/>
-                <w:szCs w:val="20"/>
+              <w:rPr>
+                <w:rFonts w:ascii="Inter" w:eastAsia="Inter" w:hAnsi="Inter" w:cs="Inter"/>
+                <w:color w:val="46494F"/>
+                <w:sz w:val="18"/>
+                <w:szCs w:val="18"/>
               </w:rPr>
             </w:pPr>
+            <w:r>
+              <w:rPr>
+                <w:rFonts w:ascii="Inter" w:eastAsia="Inter" w:hAnsi="Inter" w:cs="Inter"/>
+                <w:color w:val="46494F"/>
+                <w:sz w:val="18"/>
+                <w:szCs w:val="18"/>
+              </w:rPr>
+              <w:t>####</w:t>
+            </w:r>
+          </w:p>
+        </w:tc>
+      </w:tr>
+    </w:tbl>
+    <w:p>
+      <w:pPr>
+        <w:rPr>
+          <w:rFonts w:ascii="Inter Medium" w:eastAsia="Inter Medium" w:hAnsi="Inter Medium" w:cs="Inter Medium"/>
+          <w:color w:val="46494F"/>
+          <w:sz w:val="11"/>
+          <w:szCs w:val="11"/>
+        </w:rPr>
+      </w:pPr>
+    </w:p>
+    <w:tbl>
+      <w:tblPr>
+        <w:tblStyle w:val="TableGrid"/>
+        <w:tblW w:w="10065" w:type="dxa"/>
+        <w:tblInd w:w="-5" w:type="dxa"/>
+        <w:tblBorders>
+          <w:top w:val="single" w:sz="4" w:space="0" w:color="ECEFF1"/>
+          <w:left w:val="single" w:sz="4" w:space="0" w:color="ECEFF1"/>
+          <w:bottom w:val="single" w:sz="4" w:space="0" w:color="ECEFF1"/>
+          <w:right w:val="single" w:sz="4" w:space="0" w:color="ECEFF1"/>
+          <w:insideH w:val="single" w:sz="4" w:space="0" w:color="ECEFF1"/>
+          <w:insideV w:val="single" w:sz="4" w:space="0" w:color="ECEFF1"/>
+        </w:tblBorders>
+        <w:tblLayout w:type="fixed"/>
+        <w:tblLook w:val="04A0" w:firstRow="1" w:lastRow="0" w:firstColumn="1" w:lastColumn="0" w:noHBand="0" w:noVBand="1"/>
+      </w:tblPr>
+      <w:tblGrid>
+        <w:gridCol w:w="1701"/>
+        <w:gridCol w:w="3261"/>
+        <w:gridCol w:w="1559"/>
+        <w:gridCol w:w="3544"/>
+      </w:tblGrid>
+      <w:tr>
+        <w:trPr>
+          <w:trHeight w:val="272"/>
+        </w:trPr>
+        <w:tc>
+          <w:tcPr>
+            <w:tcW w:w="10065" w:type="dxa"/>
+            <w:gridSpan w:val="4"/>
+            <w:shd w:val="clear" w:color="auto" w:fill="2057BE"/>
+          </w:tcPr>
+          <w:p>
+            <w:pPr>
+              <w:pStyle w:val="NoSpacing"/>
+              <w:rPr>
+                <w:rFonts w:ascii="Inter" w:eastAsia="Inter" w:hAnsi="Inter" w:cs="Inter"/>
+                <w:color w:val="FFFFFF" w:themeColor="background1"/>
+                <w:sz w:val="18"/>
+                <w:szCs w:val="18"/>
+              </w:rPr>
+            </w:pPr>
+            <w:r>
+              <w:rPr>
+                <w:rFonts w:ascii="Inter" w:eastAsia="Inter" w:hAnsi="Inter" w:cs="Inter"/>
+                <w:color w:val="FFFFFF" w:themeColor="background1"/>
+                <w:sz w:val="18"/>
+                <w:szCs w:val="18"/>
+              </w:rPr>
+              <w:t>Product Details</w:t>
+            </w:r>
           </w:p>
         </w:tc>
       </w:tr>
       <w:tr>
         <w:trPr>
-          <w:trHeight w:val="258"/>
+          <w:trHeight w:val="272"/>
         </w:trPr>
         <w:tc>
           <w:tcPr>
-            <w:tcW w:w="10065" w:type="dxa"/>
-            <w:gridSpan w:val="4"/>
-            <w:tcBorders>
-              <w:bottom w:val="single" w:sz="4" w:space="0" w:color="auto"/>
-            </w:tcBorders>
-            <w:shd w:val="clear" w:color="auto" w:fill="D9D9D9" w:themeFill="background1" w:themeFillShade="D9"/>
+            <w:tcW w:w="1701" w:type="dxa"/>
+            <w:shd w:val="clear" w:color="auto" w:fill="ECEFF1"/>
           </w:tcPr>
           <w:p>
             <w:pPr>
-              <w:tabs>
-                <w:tab w:val="left" w:pos="900"/>
-              </w:tabs>
-              <w:rPr>
-                <w:rFonts w:cstheme="minorHAnsi"/>
-                <w:b/>
-                <w:color w:val="FF0000"/>
-                <w:sz w:val="20"/>
-                <w:szCs w:val="20"/>
-              </w:rPr>
-            </w:pPr>
-          </w:p>
-        </w:tc>
-      </w:tr>
-      <w:tr>
-        <w:trPr>
-          <w:trHeight w:val="258"/>
-        </w:trPr>
-        <w:tc>
-          <w:tcPr>
-            <w:tcW w:w="1979" w:type="dxa"/>
-            <w:tcBorders>
-              <w:bottom w:val="single" w:sz="4" w:space="0" w:color="auto"/>
-            </w:tcBorders>
-          </w:tcPr>
-          <w:p>
-            <w:pPr>
-              <w:tabs>
-                <w:tab w:val="left" w:pos="900"/>
-              </w:tabs>
+              <w:spacing w:line="276" w:lineRule="auto"/>
               <w:rPr>
                 <w:rFonts w:cstheme="minorHAnsi"/>
                 <w:b/>
@@ -298,10 +314,10 @@
             </w:pPr>
             <w:r>
               <w:rPr>
-                <w:rFonts w:cstheme="minorHAnsi"/>
-                <w:b/>
-                <w:sz w:val="20"/>
-                <w:szCs w:val="20"/>
+                <w:rFonts w:ascii="Inter" w:eastAsia="Inter" w:hAnsi="Inter" w:cs="Inter"/>
+                <w:color w:val="46494F"/>
+                <w:sz w:val="18"/>
+                <w:szCs w:val="18"/>
               </w:rPr>
               <w:t>Proposed Exposure</w:t>
             </w:r>
@@ -309,112 +325,117 @@
         </w:tc>
         <w:tc>
           <w:tcPr>
-            <w:tcW w:w="8086" w:type="dxa"/>
-            <w:gridSpan w:val="3"/>
+            <w:tcW w:w="3261" w:type="dxa"/>
           </w:tcPr>
           <w:p>
             <w:pPr>
-              <w:tabs>
-                <w:tab w:val="left" w:pos="900"/>
-              </w:tabs>
-              <w:rPr>
-                <w:rFonts w:cstheme="minorHAnsi"/>
-                <w:b/>
-                <w:sz w:val="20"/>
-                <w:szCs w:val="20"/>
+              <w:pStyle w:val="NoSpacing"/>
+              <w:rPr>
+                <w:rFonts w:ascii="Inter" w:eastAsia="Inter" w:hAnsi="Inter" w:cs="Inter"/>
+                <w:color w:val="46494F"/>
+                <w:sz w:val="18"/>
+                <w:szCs w:val="18"/>
               </w:rPr>
             </w:pPr>
+            <w:r>
+              <w:rPr>
+                <w:rFonts w:ascii="Inter" w:eastAsia="Inter" w:hAnsi="Inter" w:cs="Inter"/>
+                <w:color w:val="46494F"/>
+                <w:sz w:val="18"/>
+                <w:szCs w:val="18"/>
+              </w:rPr>
+              <w:t>####</w:t>
+            </w:r>
+          </w:p>
+        </w:tc>
+        <w:tc>
+          <w:tcPr>
+            <w:tcW w:w="1559" w:type="dxa"/>
+            <w:shd w:val="clear" w:color="auto" w:fill="ECEFF1"/>
+          </w:tcPr>
+          <w:p>
+            <w:pPr>
+              <w:pStyle w:val="NoSpacing"/>
+              <w:rPr>
+                <w:rFonts w:ascii="Inter" w:eastAsia="Inter" w:hAnsi="Inter" w:cs="Inter"/>
+                <w:color w:val="46494F"/>
+                <w:sz w:val="18"/>
+                <w:szCs w:val="18"/>
+              </w:rPr>
+            </w:pPr>
+            <w:r>
+              <w:rPr>
+                <w:rFonts w:ascii="Inter" w:eastAsia="Inter" w:hAnsi="Inter" w:cs="Inter"/>
+                <w:color w:val="46494F"/>
+                <w:sz w:val="18"/>
+                <w:szCs w:val="18"/>
+              </w:rPr>
+              <w:t xml:space="preserve">Proposed </w:t>
+            </w:r>
+            <w:proofErr w:type="spellStart"/>
+            <w:r>
+              <w:rPr>
+                <w:rFonts w:ascii="Inter" w:eastAsia="Inter" w:hAnsi="Inter" w:cs="Inter"/>
+                <w:color w:val="46494F"/>
+                <w:sz w:val="18"/>
+                <w:szCs w:val="18"/>
+              </w:rPr>
+              <w:t>Balence</w:t>
+            </w:r>
+            <w:proofErr w:type="spellEnd"/>
+          </w:p>
+        </w:tc>
+        <w:tc>
+          <w:tcPr>
+            <w:tcW w:w="3544" w:type="dxa"/>
+          </w:tcPr>
+          <w:p>
+            <w:pPr>
+              <w:pStyle w:val="NoSpacing"/>
+              <w:rPr>
+                <w:rFonts w:ascii="Inter" w:eastAsia="Inter" w:hAnsi="Inter" w:cs="Inter"/>
+                <w:color w:val="46494F"/>
+                <w:sz w:val="18"/>
+                <w:szCs w:val="18"/>
+              </w:rPr>
+            </w:pPr>
+            <w:r>
+              <w:rPr>
+                <w:rFonts w:ascii="Inter" w:eastAsia="Inter" w:hAnsi="Inter" w:cs="Inter"/>
+                <w:color w:val="46494F"/>
+                <w:sz w:val="18"/>
+                <w:szCs w:val="18"/>
+              </w:rPr>
+              <w:t>####</w:t>
+            </w:r>
           </w:p>
         </w:tc>
       </w:tr>
       <w:tr>
         <w:trPr>
-          <w:trHeight w:val="50"/>
+          <w:trHeight w:val="272"/>
         </w:trPr>
         <w:tc>
           <w:tcPr>
-            <w:tcW w:w="1979" w:type="dxa"/>
-            <w:tcBorders>
-              <w:bottom w:val="single" w:sz="4" w:space="0" w:color="auto"/>
-            </w:tcBorders>
+            <w:tcW w:w="1701" w:type="dxa"/>
+            <w:shd w:val="clear" w:color="auto" w:fill="ECEFF1"/>
           </w:tcPr>
           <w:p>
             <w:pPr>
-              <w:tabs>
-                <w:tab w:val="left" w:pos="900"/>
-              </w:tabs>
-              <w:rPr>
-                <w:rFonts w:cstheme="minorHAnsi"/>
-                <w:b/>
-                <w:color w:val="FF0000"/>
-                <w:sz w:val="20"/>
-                <w:szCs w:val="20"/>
-              </w:rPr>
-            </w:pPr>
-            <w:r>
+              <w:spacing w:line="276" w:lineRule="auto"/>
               <w:rPr>
                 <w:rFonts w:cstheme="minorHAnsi"/>
                 <w:b/>
                 <w:sz w:val="20"/>
                 <w:szCs w:val="20"/>
               </w:rPr>
-              <w:t>Account number</w:t>
-            </w:r>
-          </w:p>
-        </w:tc>
-        <w:tc>
-          <w:tcPr>
-            <w:tcW w:w="1977" w:type="dxa"/>
-          </w:tcPr>
-          <w:p>
-            <w:pPr>
-              <w:tabs>
-                <w:tab w:val="left" w:pos="900"/>
-              </w:tabs>
-              <w:rPr>
-                <w:rFonts w:cstheme="minorHAnsi"/>
-                <w:b/>
-                <w:sz w:val="20"/>
-                <w:szCs w:val="20"/>
-              </w:rPr>
             </w:pPr>
             <w:r>
               <w:rPr>
-                <w:rFonts w:cstheme="minorHAnsi"/>
-                <w:b/>
-                <w:sz w:val="20"/>
-                <w:szCs w:val="20"/>
-              </w:rPr>
-              <w:t>Proposed balance</w:t>
-            </w:r>
-          </w:p>
-        </w:tc>
-        <w:tc>
-          <w:tcPr>
-            <w:tcW w:w="2543" w:type="dxa"/>
-            <w:tcBorders>
-              <w:bottom w:val="single" w:sz="4" w:space="0" w:color="auto"/>
-              <w:right w:val="single" w:sz="4" w:space="0" w:color="000000" w:themeColor="text1"/>
-            </w:tcBorders>
-          </w:tcPr>
-          <w:p>
-            <w:pPr>
-              <w:tabs>
-                <w:tab w:val="left" w:pos="900"/>
-              </w:tabs>
-              <w:rPr>
-                <w:rFonts w:cstheme="minorHAnsi"/>
-                <w:b/>
-                <w:sz w:val="20"/>
-                <w:szCs w:val="20"/>
-              </w:rPr>
-            </w:pPr>
-            <w:r>
-              <w:rPr>
-                <w:rFonts w:cstheme="minorHAnsi"/>
-                <w:b/>
-                <w:sz w:val="20"/>
-                <w:szCs w:val="20"/>
+                <w:rFonts w:ascii="Inter" w:eastAsia="Inter" w:hAnsi="Inter" w:cs="Inter"/>
+                <w:color w:val="46494F"/>
+                <w:sz w:val="18"/>
+                <w:szCs w:val="18"/>
               </w:rPr>
               <w:t>Interest Type</w:t>
             </w:r>
@@ -422,230 +443,253 @@
         </w:tc>
         <w:tc>
           <w:tcPr>
-            <w:tcW w:w="3566" w:type="dxa"/>
-            <w:tcBorders>
-              <w:left w:val="single" w:sz="4" w:space="0" w:color="000000" w:themeColor="text1"/>
-              <w:bottom w:val="single" w:sz="4" w:space="0" w:color="auto"/>
-            </w:tcBorders>
+            <w:tcW w:w="3261" w:type="dxa"/>
           </w:tcPr>
           <w:p>
             <w:pPr>
-              <w:tabs>
-                <w:tab w:val="left" w:pos="900"/>
-              </w:tabs>
-              <w:rPr>
-                <w:rFonts w:cstheme="minorHAnsi"/>
-                <w:b/>
-                <w:sz w:val="20"/>
-                <w:szCs w:val="20"/>
+              <w:spacing w:line="276" w:lineRule="auto"/>
+              <w:rPr>
+                <w:rFonts w:ascii="Inter" w:eastAsia="Inter" w:hAnsi="Inter" w:cs="Inter"/>
+                <w:color w:val="46494F"/>
+                <w:sz w:val="18"/>
+                <w:szCs w:val="18"/>
               </w:rPr>
             </w:pPr>
             <w:r>
               <w:rPr>
-                <w:rFonts w:cstheme="minorHAnsi"/>
-                <w:b/>
-                <w:sz w:val="20"/>
-                <w:szCs w:val="20"/>
+                <w:rFonts w:ascii="Inter" w:eastAsia="Inter" w:hAnsi="Inter" w:cs="Inter"/>
+                <w:color w:val="46494F"/>
+                <w:sz w:val="18"/>
+                <w:szCs w:val="18"/>
+              </w:rPr>
+              <w:t>####</w:t>
+            </w:r>
+          </w:p>
+        </w:tc>
+        <w:tc>
+          <w:tcPr>
+            <w:tcW w:w="1559" w:type="dxa"/>
+            <w:shd w:val="clear" w:color="auto" w:fill="ECEFF1"/>
+          </w:tcPr>
+          <w:p>
+            <w:pPr>
+              <w:rPr>
+                <w:rFonts w:ascii="Inter" w:eastAsia="Inter" w:hAnsi="Inter" w:cs="Inter"/>
+                <w:color w:val="46494F"/>
+                <w:sz w:val="18"/>
+                <w:szCs w:val="18"/>
+              </w:rPr>
+            </w:pPr>
+            <w:r>
+              <w:rPr>
+                <w:rFonts w:ascii="Inter" w:eastAsia="Inter" w:hAnsi="Inter" w:cs="Inter"/>
+                <w:color w:val="46494F"/>
+                <w:sz w:val="18"/>
+                <w:szCs w:val="18"/>
               </w:rPr>
               <w:t>Loan Purpose</w:t>
+            </w:r>
+          </w:p>
+        </w:tc>
+        <w:tc>
+          <w:tcPr>
+            <w:tcW w:w="3544" w:type="dxa"/>
+          </w:tcPr>
+          <w:p>
+            <w:pPr>
+              <w:rPr>
+                <w:rFonts w:ascii="Inter" w:eastAsia="Inter" w:hAnsi="Inter" w:cs="Inter"/>
+                <w:color w:val="46494F"/>
+                <w:sz w:val="18"/>
+                <w:szCs w:val="18"/>
+              </w:rPr>
+            </w:pPr>
+            <w:r>
+              <w:rPr>
+                <w:rFonts w:ascii="Inter" w:eastAsia="Inter" w:hAnsi="Inter" w:cs="Inter"/>
+                <w:color w:val="46494F"/>
+                <w:sz w:val="18"/>
+                <w:szCs w:val="18"/>
+              </w:rPr>
+              <w:t>Variable</w:t>
             </w:r>
           </w:p>
         </w:tc>
       </w:tr>
       <w:tr>
         <w:trPr>
-          <w:trHeight w:val="258"/>
+          <w:trHeight w:val="272"/>
         </w:trPr>
         <w:tc>
           <w:tcPr>
-            <w:tcW w:w="1979" w:type="dxa"/>
-            <w:tcBorders>
-              <w:bottom w:val="nil"/>
-            </w:tcBorders>
+            <w:tcW w:w="1701" w:type="dxa"/>
+            <w:shd w:val="clear" w:color="auto" w:fill="ECEFF1"/>
           </w:tcPr>
           <w:p>
             <w:pPr>
-              <w:tabs>
-                <w:tab w:val="left" w:pos="900"/>
-              </w:tabs>
-              <w:rPr>
-                <w:rFonts w:cstheme="minorHAnsi"/>
-                <w:b/>
-                <w:sz w:val="20"/>
-                <w:szCs w:val="20"/>
-              </w:rPr>
-            </w:pPr>
-          </w:p>
-        </w:tc>
-        <w:tc>
-          <w:tcPr>
-            <w:tcW w:w="1977" w:type="dxa"/>
-          </w:tcPr>
-          <w:p>
-            <w:pPr>
-              <w:tabs>
-                <w:tab w:val="left" w:pos="900"/>
-              </w:tabs>
-              <w:rPr>
-                <w:rFonts w:cstheme="minorHAnsi"/>
-                <w:b/>
-                <w:sz w:val="20"/>
-                <w:szCs w:val="20"/>
-              </w:rPr>
-            </w:pPr>
-          </w:p>
-        </w:tc>
-        <w:tc>
-          <w:tcPr>
-            <w:tcW w:w="2543" w:type="dxa"/>
-            <w:tcBorders>
-              <w:bottom w:val="single" w:sz="4" w:space="0" w:color="auto"/>
-              <w:right w:val="single" w:sz="4" w:space="0" w:color="000000" w:themeColor="text1"/>
-            </w:tcBorders>
-          </w:tcPr>
-          <w:p>
-            <w:pPr>
-              <w:rPr>
-                <w:rFonts w:cstheme="minorHAnsi"/>
-                <w:b/>
-                <w:strike/>
-                <w:sz w:val="20"/>
-                <w:szCs w:val="20"/>
-              </w:rPr>
-            </w:pPr>
-          </w:p>
-        </w:tc>
-        <w:tc>
-          <w:tcPr>
-            <w:tcW w:w="3566" w:type="dxa"/>
-            <w:tcBorders>
-              <w:left w:val="single" w:sz="4" w:space="0" w:color="000000" w:themeColor="text1"/>
-              <w:bottom w:val="single" w:sz="4" w:space="0" w:color="auto"/>
-            </w:tcBorders>
-          </w:tcPr>
-          <w:p>
-            <w:pPr>
-              <w:tabs>
-                <w:tab w:val="left" w:pos="900"/>
-              </w:tabs>
-              <w:rPr>
-                <w:rFonts w:cstheme="minorHAnsi"/>
-                <w:bCs/>
-                <w:sz w:val="20"/>
-                <w:szCs w:val="20"/>
-              </w:rPr>
-            </w:pPr>
-          </w:p>
-        </w:tc>
-      </w:tr>
-      <w:tr>
-        <w:trPr>
-          <w:trHeight w:val="258"/>
-        </w:trPr>
-        <w:tc>
-          <w:tcPr>
-            <w:tcW w:w="10065" w:type="dxa"/>
-            <w:gridSpan w:val="4"/>
-            <w:shd w:val="clear" w:color="auto" w:fill="F2F2F2" w:themeFill="background1" w:themeFillShade="F2"/>
-          </w:tcPr>
-          <w:p>
-            <w:pPr>
-              <w:tabs>
-                <w:tab w:val="left" w:pos="900"/>
-              </w:tabs>
-              <w:spacing w:line="276" w:lineRule="auto"/>
-              <w:rPr>
-                <w:rFonts w:cstheme="minorHAnsi"/>
-                <w:b/>
-                <w:color w:val="FF0000"/>
-                <w:sz w:val="20"/>
-                <w:szCs w:val="20"/>
+              <w:rPr>
+                <w:rFonts w:ascii="Inter" w:eastAsia="Inter" w:hAnsi="Inter" w:cs="Inter"/>
+                <w:color w:val="46494F"/>
+                <w:sz w:val="18"/>
+                <w:szCs w:val="18"/>
               </w:rPr>
             </w:pPr>
             <w:r>
               <w:rPr>
-                <w:rFonts w:cstheme="minorHAnsi"/>
-                <w:b/>
-                <w:sz w:val="20"/>
-                <w:szCs w:val="20"/>
-              </w:rPr>
-              <w:t>Proposed security</w:t>
-            </w:r>
-          </w:p>
-        </w:tc>
-      </w:tr>
-      <w:tr>
-        <w:trPr>
-          <w:trHeight w:val="45"/>
-        </w:trPr>
-        <w:tc>
-          <w:tcPr>
-            <w:tcW w:w="6499" w:type="dxa"/>
-            <w:gridSpan w:val="3"/>
-          </w:tcPr>
-          <w:p>
-            <w:pPr>
-              <w:pStyle w:val="NoSpacing"/>
-              <w:rPr>
-                <w:rFonts w:eastAsia="SimSun" w:cstheme="minorHAnsi"/>
-                <w:sz w:val="20"/>
-                <w:szCs w:val="20"/>
-                <w:lang w:val="en-US" w:bidi="ar"/>
-              </w:rPr>
-            </w:pPr>
-            <w:r>
-              <w:rPr>
-                <w:rFonts w:eastAsia="SimSun" w:cstheme="minorHAnsi"/>
-                <w:sz w:val="20"/>
-                <w:szCs w:val="20"/>
-                <w:lang w:val="en-US" w:bidi="ar"/>
-              </w:rPr>
-              <w:t>TBA</w:t>
+                <w:rFonts w:ascii="Inter" w:eastAsia="Inter" w:hAnsi="Inter" w:cs="Inter"/>
+                <w:color w:val="46494F"/>
+                <w:sz w:val="18"/>
+                <w:szCs w:val="18"/>
+              </w:rPr>
+              <w:t>Proposed Security</w:t>
             </w:r>
           </w:p>
         </w:tc>
         <w:tc>
           <w:tcPr>
-            <w:tcW w:w="3566" w:type="dxa"/>
+            <w:tcW w:w="3261" w:type="dxa"/>
           </w:tcPr>
           <w:p>
             <w:pPr>
-              <w:tabs>
-                <w:tab w:val="left" w:pos="900"/>
-              </w:tabs>
-              <w:rPr>
-                <w:rFonts w:cstheme="minorHAnsi"/>
-                <w:color w:val="FF0000"/>
-                <w:sz w:val="20"/>
-                <w:szCs w:val="20"/>
+              <w:rPr>
+                <w:rFonts w:ascii="Inter" w:eastAsia="Inter" w:hAnsi="Inter" w:cs="Inter"/>
+                <w:color w:val="46494F"/>
+                <w:sz w:val="18"/>
+                <w:szCs w:val="18"/>
               </w:rPr>
             </w:pPr>
+            <w:r>
+              <w:rPr>
+                <w:rFonts w:ascii="Inter" w:eastAsia="Inter" w:hAnsi="Inter" w:cs="Inter"/>
+                <w:color w:val="46494F"/>
+                <w:sz w:val="18"/>
+                <w:szCs w:val="18"/>
+              </w:rPr>
+              <w:t>####</w:t>
+            </w:r>
+          </w:p>
+        </w:tc>
+        <w:tc>
+          <w:tcPr>
+            <w:tcW w:w="1559" w:type="dxa"/>
+            <w:shd w:val="clear" w:color="auto" w:fill="ECEFF1"/>
+          </w:tcPr>
+          <w:p>
+            <w:pPr>
+              <w:rPr>
+                <w:rFonts w:ascii="Inter" w:eastAsia="Inter" w:hAnsi="Inter" w:cs="Inter"/>
+                <w:color w:val="46494F"/>
+                <w:sz w:val="18"/>
+                <w:szCs w:val="18"/>
+              </w:rPr>
+            </w:pPr>
+            <w:r>
+              <w:rPr>
+                <w:rFonts w:ascii="Inter" w:eastAsia="Inter" w:hAnsi="Inter" w:cs="Inter"/>
+                <w:color w:val="46494F"/>
+                <w:sz w:val="18"/>
+                <w:szCs w:val="18"/>
+              </w:rPr>
+              <w:t>Proposed LVR</w:t>
+            </w:r>
+          </w:p>
+        </w:tc>
+        <w:tc>
+          <w:tcPr>
+            <w:tcW w:w="3544" w:type="dxa"/>
+          </w:tcPr>
+          <w:p>
+            <w:pPr>
+              <w:rPr>
+                <w:rFonts w:ascii="Inter" w:eastAsia="Inter" w:hAnsi="Inter" w:cs="Inter"/>
+                <w:color w:val="46494F"/>
+                <w:sz w:val="18"/>
+                <w:szCs w:val="18"/>
+              </w:rPr>
+            </w:pPr>
+            <w:r>
+              <w:rPr>
+                <w:rFonts w:ascii="Inter" w:eastAsia="Inter" w:hAnsi="Inter" w:cs="Inter"/>
+                <w:color w:val="46494F"/>
+                <w:sz w:val="18"/>
+                <w:szCs w:val="18"/>
+              </w:rPr>
+              <w:t>####</w:t>
+            </w:r>
           </w:p>
         </w:tc>
       </w:tr>
+    </w:tbl>
+    <w:p>
+      <w:pPr>
+        <w:rPr>
+          <w:rFonts w:ascii="Inter Medium" w:eastAsia="Inter Medium" w:hAnsi="Inter Medium" w:cs="Inter Medium"/>
+          <w:color w:val="46494F"/>
+          <w:sz w:val="11"/>
+          <w:szCs w:val="11"/>
+        </w:rPr>
+      </w:pPr>
+    </w:p>
+    <w:p>
+      <w:pPr>
+        <w:rPr>
+          <w:rFonts w:ascii="Inter Medium" w:eastAsia="Inter Medium" w:hAnsi="Inter Medium" w:cs="Inter Medium"/>
+          <w:color w:val="46494F"/>
+          <w:sz w:val="11"/>
+          <w:szCs w:val="11"/>
+        </w:rPr>
+      </w:pPr>
+    </w:p>
+    <w:tbl>
+      <w:tblPr>
+        <w:tblStyle w:val="TableGrid"/>
+        <w:tblW w:w="10065" w:type="dxa"/>
+        <w:tblInd w:w="-5" w:type="dxa"/>
+        <w:tblBorders>
+          <w:top w:val="single" w:sz="4" w:space="0" w:color="ECEFF1"/>
+          <w:left w:val="single" w:sz="4" w:space="0" w:color="ECEFF1"/>
+          <w:bottom w:val="single" w:sz="4" w:space="0" w:color="ECEFF1"/>
+          <w:right w:val="single" w:sz="4" w:space="0" w:color="ECEFF1"/>
+          <w:insideH w:val="single" w:sz="4" w:space="0" w:color="ECEFF1"/>
+          <w:insideV w:val="single" w:sz="4" w:space="0" w:color="ECEFF1"/>
+        </w:tblBorders>
+        <w:tblLayout w:type="fixed"/>
+        <w:tblLook w:val="04A0" w:firstRow="1" w:lastRow="0" w:firstColumn="1" w:lastColumn="0" w:noHBand="0" w:noVBand="1"/>
+      </w:tblPr>
+      <w:tblGrid>
+        <w:gridCol w:w="1979"/>
+        <w:gridCol w:w="8086"/>
+      </w:tblGrid>
       <w:tr>
         <w:trPr>
-          <w:trHeight w:val="43"/>
+          <w:trHeight w:val="272"/>
         </w:trPr>
         <w:tc>
           <w:tcPr>
             <w:tcW w:w="10065" w:type="dxa"/>
-            <w:gridSpan w:val="4"/>
-            <w:shd w:val="clear" w:color="auto" w:fill="F2F2F2" w:themeFill="background1" w:themeFillShade="F2"/>
+            <w:gridSpan w:val="2"/>
+            <w:shd w:val="clear" w:color="auto" w:fill="2057BE"/>
+            <w:vAlign w:val="center"/>
           </w:tcPr>
           <w:p>
             <w:pPr>
-              <w:tabs>
-                <w:tab w:val="left" w:pos="900"/>
-              </w:tabs>
-              <w:spacing w:line="276" w:lineRule="auto"/>
-              <w:rPr>
-                <w:rFonts w:cstheme="minorHAnsi"/>
-                <w:color w:val="FF0000"/>
-                <w:sz w:val="20"/>
-                <w:szCs w:val="20"/>
+              <w:pStyle w:val="NoSpacing"/>
+              <w:rPr>
+                <w:rFonts w:ascii="Inter" w:eastAsia="Inter" w:hAnsi="Inter" w:cs="Inter"/>
+                <w:color w:val="FFFFFF" w:themeColor="background1"/>
+                <w:sz w:val="18"/>
+                <w:szCs w:val="18"/>
               </w:rPr>
             </w:pPr>
+            <w:r>
+              <w:rPr>
+                <w:rFonts w:ascii="Inter" w:eastAsia="Inter" w:hAnsi="Inter" w:cs="Inter"/>
+                <w:color w:val="FFFFFF" w:themeColor="background1"/>
+                <w:sz w:val="18"/>
+                <w:szCs w:val="18"/>
+              </w:rPr>
+              <w:t>Background information</w:t>
+            </w:r>
           </w:p>
         </w:tc>
       </w:tr>
@@ -656,12 +700,11 @@
         <w:tc>
           <w:tcPr>
             <w:tcW w:w="1979" w:type="dxa"/>
+            <w:shd w:val="clear" w:color="auto" w:fill="ECEFF1"/>
+            <w:vAlign w:val="center"/>
           </w:tcPr>
           <w:p>
             <w:pPr>
-              <w:tabs>
-                <w:tab w:val="left" w:pos="900"/>
-              </w:tabs>
               <w:spacing w:line="276" w:lineRule="auto"/>
               <w:rPr>
                 <w:rFonts w:cstheme="minorHAnsi"/>
@@ -672,133 +715,10 @@
             </w:pPr>
             <w:r>
               <w:rPr>
-                <w:rFonts w:cstheme="minorHAnsi"/>
-                <w:b/>
-                <w:sz w:val="20"/>
-                <w:szCs w:val="20"/>
-              </w:rPr>
-              <w:t>Proposed  LVR</w:t>
-            </w:r>
-          </w:p>
-        </w:tc>
-        <w:tc>
-          <w:tcPr>
-            <w:tcW w:w="8086" w:type="dxa"/>
-            <w:gridSpan w:val="3"/>
-          </w:tcPr>
-          <w:p>
-            <w:pPr>
-              <w:tabs>
-                <w:tab w:val="left" w:pos="900"/>
-              </w:tabs>
-              <w:spacing w:line="276" w:lineRule="auto"/>
-              <w:rPr>
-                <w:rFonts w:cstheme="minorHAnsi"/>
-                <w:b/>
-                <w:sz w:val="20"/>
-                <w:szCs w:val="20"/>
-              </w:rPr>
-            </w:pPr>
-          </w:p>
-        </w:tc>
-      </w:tr>
-      <w:tr>
-        <w:trPr>
-          <w:trHeight w:val="258"/>
-        </w:trPr>
-        <w:tc>
-          <w:tcPr>
-            <w:tcW w:w="10065" w:type="dxa"/>
-            <w:gridSpan w:val="4"/>
-            <w:tcBorders>
-              <w:bottom w:val="single" w:sz="4" w:space="0" w:color="auto"/>
-            </w:tcBorders>
-            <w:shd w:val="clear" w:color="auto" w:fill="F2F2F2" w:themeFill="background1" w:themeFillShade="F2"/>
-          </w:tcPr>
-          <w:p>
-            <w:pPr>
-              <w:tabs>
-                <w:tab w:val="left" w:pos="900"/>
-              </w:tabs>
-              <w:spacing w:line="276" w:lineRule="auto"/>
-              <w:rPr>
-                <w:rFonts w:cstheme="minorHAnsi"/>
-                <w:b/>
-                <w:sz w:val="20"/>
-                <w:szCs w:val="20"/>
-              </w:rPr>
-            </w:pPr>
-            <w:r>
-              <w:rPr>
-                <w:rFonts w:cstheme="minorHAnsi"/>
-                <w:b/>
-                <w:sz w:val="20"/>
-                <w:szCs w:val="20"/>
-              </w:rPr>
-              <w:t>Background information</w:t>
-            </w:r>
-          </w:p>
-        </w:tc>
-      </w:tr>
-      <w:tr>
-        <w:trPr>
-          <w:trHeight w:val="300"/>
-        </w:trPr>
-        <w:tc>
-          <w:tcPr>
-            <w:tcW w:w="10065" w:type="dxa"/>
-            <w:gridSpan w:val="4"/>
-            <w:tcBorders>
-              <w:bottom w:val="nil"/>
-            </w:tcBorders>
-          </w:tcPr>
-          <w:p>
-            <w:pPr>
-              <w:tabs>
-                <w:tab w:val="left" w:pos="900"/>
-              </w:tabs>
-              <w:rPr>
-                <w:rFonts w:cstheme="minorHAnsi"/>
-                <w:color w:val="FF0000"/>
-                <w:sz w:val="20"/>
-                <w:szCs w:val="20"/>
-              </w:rPr>
-            </w:pPr>
-          </w:p>
-        </w:tc>
-      </w:tr>
-      <w:tr>
-        <w:trPr>
-          <w:trHeight w:val="300"/>
-        </w:trPr>
-        <w:tc>
-          <w:tcPr>
-            <w:tcW w:w="1979" w:type="dxa"/>
-            <w:tcBorders>
-              <w:top w:val="nil"/>
-              <w:bottom w:val="nil"/>
-              <w:right w:val="nil"/>
-            </w:tcBorders>
-          </w:tcPr>
-          <w:p>
-            <w:pPr>
-              <w:tabs>
-                <w:tab w:val="left" w:pos="900"/>
-              </w:tabs>
-              <w:spacing w:line="276" w:lineRule="auto"/>
-              <w:rPr>
-                <w:rFonts w:cstheme="minorHAnsi"/>
-                <w:color w:val="FF0000"/>
-                <w:sz w:val="20"/>
-                <w:szCs w:val="20"/>
-              </w:rPr>
-            </w:pPr>
-            <w:r>
-              <w:rPr>
-                <w:rFonts w:cstheme="minorHAnsi"/>
-                <w:b/>
-                <w:sz w:val="20"/>
-                <w:szCs w:val="20"/>
+                <w:rFonts w:ascii="Inter" w:eastAsia="Inter" w:hAnsi="Inter" w:cs="Inter"/>
+                <w:color w:val="46494F"/>
+                <w:sz w:val="18"/>
+                <w:szCs w:val="18"/>
               </w:rPr>
               <w:t>Personal Info</w:t>
             </w:r>
@@ -807,598 +727,112 @@
         <w:tc>
           <w:tcPr>
             <w:tcW w:w="8086" w:type="dxa"/>
-            <w:gridSpan w:val="3"/>
-            <w:tcBorders>
-              <w:top w:val="nil"/>
-              <w:left w:val="nil"/>
-              <w:bottom w:val="nil"/>
-            </w:tcBorders>
           </w:tcPr>
           <w:p>
             <w:pPr>
-              <w:rPr>
-                <w:rStyle w:val="fontstyle01"/>
-                <w:rFonts w:asciiTheme="minorHAnsi" w:hAnsiTheme="minorHAnsi" w:cstheme="minorHAnsi"/>
-                <w:color w:val="FF0000"/>
-                <w:sz w:val="20"/>
-                <w:szCs w:val="20"/>
-              </w:rPr>
-            </w:pPr>
-          </w:p>
-          <w:p>
-            <w:pPr>
-              <w:tabs>
-                <w:tab w:val="left" w:pos="900"/>
-              </w:tabs>
-              <w:rPr>
-                <w:rFonts w:cstheme="minorHAnsi"/>
-                <w:color w:val="FF0000"/>
-                <w:sz w:val="20"/>
-                <w:szCs w:val="20"/>
+              <w:pStyle w:val="NoSpacing"/>
+              <w:rPr>
+                <w:rFonts w:ascii="Inter" w:eastAsia="Inter" w:hAnsi="Inter" w:cs="Inter"/>
+                <w:color w:val="46494F"/>
+                <w:sz w:val="18"/>
+                <w:szCs w:val="18"/>
               </w:rPr>
             </w:pPr>
             <w:r>
               <w:rPr>
-                <w:rFonts w:cstheme="minorHAnsi"/>
-                <w:sz w:val="20"/>
-                <w:szCs w:val="20"/>
-                <w:lang w:val="en-US"/>
-              </w:rPr>
-              <w:t xml:space="preserve"> </w:t>
+                <w:rFonts w:ascii="Inter" w:eastAsia="Inter" w:hAnsi="Inter" w:cs="Inter"/>
+                <w:color w:val="46494F"/>
+                <w:sz w:val="18"/>
+                <w:szCs w:val="18"/>
+              </w:rPr>
+              <w:t>####</w:t>
             </w:r>
-            <w:r>
-              <w:rPr>
-                <w:rStyle w:val="fontstyle01"/>
-                <w:rFonts w:asciiTheme="minorHAnsi" w:hAnsiTheme="minorHAnsi" w:cstheme="minorHAnsi"/>
-                <w:color w:val="auto"/>
-                <w:sz w:val="20"/>
-                <w:szCs w:val="20"/>
-              </w:rPr>
-              <w:t>(</w:t>
-            </w:r>
-            <w:r>
-              <w:rPr>
-                <w:rStyle w:val="fontstyle01"/>
-                <w:rFonts w:asciiTheme="minorHAnsi" w:hAnsiTheme="minorHAnsi" w:cstheme="minorHAnsi"/>
-                <w:color w:val="auto"/>
-                <w:sz w:val="20"/>
-                <w:szCs w:val="20"/>
-              </w:rPr>
-              <w:t>MA</w:t>
-            </w:r>
-            <w:r>
-              <w:rPr>
-                <w:rStyle w:val="fontstyle01"/>
-                <w:rFonts w:asciiTheme="minorHAnsi" w:hAnsiTheme="minorHAnsi" w:cstheme="minorHAnsi"/>
-                <w:color w:val="auto"/>
-                <w:sz w:val="20"/>
-                <w:szCs w:val="20"/>
-              </w:rPr>
-              <w:t xml:space="preserve">) </w:t>
-            </w:r>
-          </w:p>
-          <w:p>
-            <w:pPr>
-              <w:pStyle w:val="ListParagraph"/>
-              <w:numPr>
-                <w:ilvl w:val="0"/>
-                <w:numId w:val="16"/>
-              </w:numPr>
-              <w:tabs>
-                <w:tab w:val="left" w:pos="900"/>
-              </w:tabs>
-              <w:spacing w:after="200" w:line="276" w:lineRule="auto"/>
-              <w:rPr>
-                <w:rFonts w:cstheme="minorHAnsi"/>
-                <w:b/>
-                <w:bCs/>
-                <w:sz w:val="20"/>
-                <w:szCs w:val="20"/>
-              </w:rPr>
-            </w:pPr>
-            <w:r>
-              <w:rPr>
-                <w:rFonts w:cstheme="minorHAnsi"/>
-                <w:b/>
-                <w:bCs/>
-                <w:sz w:val="20"/>
-                <w:szCs w:val="20"/>
-              </w:rPr>
-              <w:t>ID Checked – Category 1</w:t>
-            </w:r>
-            <w:r>
-              <w:rPr>
-                <w:rFonts w:cstheme="minorHAnsi"/>
-                <w:b/>
-                <w:bCs/>
-                <w:sz w:val="20"/>
-                <w:szCs w:val="20"/>
-              </w:rPr>
-              <w:t xml:space="preserve"> </w:t>
-            </w:r>
-            <w:r>
-              <w:rPr>
-                <w:rFonts w:cstheme="minorHAnsi"/>
-                <w:sz w:val="20"/>
-                <w:szCs w:val="20"/>
-              </w:rPr>
-              <w:t>(</w:t>
-            </w:r>
-            <w:r>
-              <w:rPr>
-                <w:rFonts w:cstheme="minorHAnsi"/>
-                <w:sz w:val="20"/>
-                <w:szCs w:val="20"/>
-              </w:rPr>
-              <w:t>VOI conducted by a Third-Party Certifier</w:t>
-            </w:r>
-            <w:r>
-              <w:rPr>
-                <w:rFonts w:cstheme="minorHAnsi"/>
-                <w:sz w:val="20"/>
-                <w:szCs w:val="20"/>
-              </w:rPr>
-              <w:t>)</w:t>
-            </w:r>
-          </w:p>
-          <w:p>
-            <w:pPr>
-              <w:pStyle w:val="ListParagraph"/>
-              <w:numPr>
-                <w:ilvl w:val="0"/>
-                <w:numId w:val="17"/>
-              </w:numPr>
-              <w:tabs>
-                <w:tab w:val="left" w:pos="900"/>
-              </w:tabs>
-              <w:spacing w:after="200" w:line="276" w:lineRule="auto"/>
-              <w:rPr>
-                <w:rFonts w:cstheme="minorHAnsi"/>
-                <w:sz w:val="20"/>
-                <w:szCs w:val="20"/>
-              </w:rPr>
-            </w:pPr>
-            <w:r>
-              <w:rPr>
-                <w:rFonts w:cstheme="minorHAnsi"/>
-                <w:sz w:val="20"/>
-                <w:szCs w:val="20"/>
-              </w:rPr>
-              <w:t xml:space="preserve">PAK </w:t>
-            </w:r>
-            <w:r>
-              <w:rPr>
-                <w:rFonts w:cstheme="minorHAnsi"/>
-                <w:sz w:val="20"/>
-                <w:szCs w:val="20"/>
-              </w:rPr>
-              <w:t>Passport (valid)</w:t>
-            </w:r>
-          </w:p>
-          <w:p>
-            <w:pPr>
-              <w:pStyle w:val="ListParagraph"/>
-              <w:numPr>
-                <w:ilvl w:val="0"/>
-                <w:numId w:val="17"/>
-              </w:numPr>
-              <w:tabs>
-                <w:tab w:val="left" w:pos="900"/>
-              </w:tabs>
-              <w:spacing w:after="200" w:line="276" w:lineRule="auto"/>
-              <w:rPr>
-                <w:rFonts w:cstheme="minorHAnsi"/>
-                <w:sz w:val="20"/>
-                <w:szCs w:val="20"/>
-              </w:rPr>
-            </w:pPr>
-            <w:r>
-              <w:rPr>
-                <w:rFonts w:cstheme="minorHAnsi"/>
-                <w:sz w:val="20"/>
-                <w:szCs w:val="20"/>
-              </w:rPr>
-              <w:t>Driver’s License (valid)</w:t>
-            </w:r>
-          </w:p>
-          <w:p>
-            <w:pPr>
-              <w:pStyle w:val="ListParagraph"/>
-              <w:numPr>
-                <w:ilvl w:val="0"/>
-                <w:numId w:val="17"/>
-              </w:numPr>
-              <w:tabs>
-                <w:tab w:val="left" w:pos="900"/>
-              </w:tabs>
-              <w:spacing w:after="200" w:line="276" w:lineRule="auto"/>
-              <w:rPr>
-                <w:rFonts w:cstheme="minorHAnsi"/>
-                <w:sz w:val="20"/>
-                <w:szCs w:val="20"/>
-              </w:rPr>
-            </w:pPr>
-            <w:r>
-              <w:rPr>
-                <w:rFonts w:cstheme="minorHAnsi"/>
-                <w:sz w:val="20"/>
-                <w:szCs w:val="20"/>
-              </w:rPr>
-              <w:t>Permanent VISA (Subclass 155)</w:t>
-            </w:r>
-          </w:p>
-          <w:p>
-            <w:pPr>
-              <w:tabs>
-                <w:tab w:val="left" w:pos="900"/>
-              </w:tabs>
-              <w:rPr>
-                <w:rFonts w:eastAsia="Times New Roman" w:cstheme="minorHAnsi"/>
-                <w:i/>
-                <w:iCs/>
-                <w:sz w:val="20"/>
-                <w:szCs w:val="20"/>
-                <w:highlight w:val="yellow"/>
-                <w:lang w:eastAsia="en-AU"/>
-              </w:rPr>
-            </w:pPr>
           </w:p>
         </w:tc>
       </w:tr>
       <w:tr>
         <w:trPr>
-          <w:trHeight w:val="300"/>
+          <w:trHeight w:val="272"/>
         </w:trPr>
         <w:tc>
           <w:tcPr>
             <w:tcW w:w="1979" w:type="dxa"/>
-            <w:tcBorders>
-              <w:top w:val="nil"/>
-              <w:bottom w:val="nil"/>
-              <w:right w:val="nil"/>
-            </w:tcBorders>
-            <w:shd w:val="clear" w:color="auto" w:fill="F2F2F2" w:themeFill="background1" w:themeFillShade="F2"/>
+            <w:shd w:val="clear" w:color="auto" w:fill="ECEFF1"/>
+            <w:vAlign w:val="center"/>
           </w:tcPr>
           <w:p>
             <w:pPr>
-              <w:tabs>
-                <w:tab w:val="left" w:pos="900"/>
-              </w:tabs>
               <w:spacing w:line="276" w:lineRule="auto"/>
               <w:rPr>
                 <w:rFonts w:cstheme="minorHAnsi"/>
-                <w:color w:val="FF0000"/>
+                <w:b/>
                 <w:sz w:val="20"/>
                 <w:szCs w:val="20"/>
               </w:rPr>
             </w:pPr>
+            <w:r>
+              <w:rPr>
+                <w:rFonts w:ascii="Inter" w:eastAsia="Inter" w:hAnsi="Inter" w:cs="Inter"/>
+                <w:color w:val="46494F"/>
+                <w:sz w:val="18"/>
+                <w:szCs w:val="18"/>
+              </w:rPr>
+              <w:t>Employment</w:t>
+            </w:r>
           </w:p>
         </w:tc>
         <w:tc>
           <w:tcPr>
             <w:tcW w:w="8086" w:type="dxa"/>
-            <w:gridSpan w:val="3"/>
-            <w:tcBorders>
-              <w:top w:val="nil"/>
-              <w:left w:val="nil"/>
-              <w:bottom w:val="nil"/>
-            </w:tcBorders>
-            <w:shd w:val="clear" w:color="auto" w:fill="F2F2F2" w:themeFill="background1" w:themeFillShade="F2"/>
+            <w:vAlign w:val="center"/>
           </w:tcPr>
           <w:p>
             <w:pPr>
-              <w:tabs>
-                <w:tab w:val="left" w:pos="900"/>
-              </w:tabs>
               <w:spacing w:line="276" w:lineRule="auto"/>
               <w:rPr>
-                <w:rFonts w:cstheme="minorHAnsi"/>
-                <w:color w:val="FF0000"/>
-                <w:sz w:val="20"/>
-                <w:szCs w:val="20"/>
+                <w:rFonts w:ascii="Inter" w:eastAsia="Inter" w:hAnsi="Inter" w:cs="Inter"/>
+                <w:color w:val="46494F"/>
+                <w:sz w:val="18"/>
+                <w:szCs w:val="18"/>
               </w:rPr>
             </w:pPr>
+            <w:r>
+              <w:rPr>
+                <w:rFonts w:ascii="Inter" w:eastAsia="Inter" w:hAnsi="Inter" w:cs="Inter"/>
+                <w:color w:val="46494F"/>
+                <w:sz w:val="18"/>
+                <w:szCs w:val="18"/>
+              </w:rPr>
+              <w:t>####</w:t>
+            </w:r>
           </w:p>
         </w:tc>
       </w:tr>
       <w:tr>
         <w:trPr>
-          <w:trHeight w:val="300"/>
+          <w:trHeight w:val="272"/>
         </w:trPr>
         <w:tc>
           <w:tcPr>
             <w:tcW w:w="1979" w:type="dxa"/>
-            <w:tcBorders>
-              <w:top w:val="nil"/>
-              <w:bottom w:val="nil"/>
-              <w:right w:val="nil"/>
-            </w:tcBorders>
+            <w:shd w:val="clear" w:color="auto" w:fill="ECEFF1"/>
+            <w:vAlign w:val="center"/>
           </w:tcPr>
           <w:p>
             <w:pPr>
-              <w:tabs>
-                <w:tab w:val="left" w:pos="900"/>
-              </w:tabs>
-              <w:spacing w:line="276" w:lineRule="auto"/>
-              <w:rPr>
-                <w:rFonts w:cstheme="minorHAnsi"/>
-                <w:b/>
-                <w:sz w:val="20"/>
-                <w:szCs w:val="20"/>
+              <w:rPr>
+                <w:rFonts w:ascii="Inter" w:eastAsia="Inter" w:hAnsi="Inter" w:cs="Inter"/>
+                <w:color w:val="46494F"/>
+                <w:sz w:val="18"/>
+                <w:szCs w:val="18"/>
               </w:rPr>
             </w:pPr>
             <w:r>
               <w:rPr>
-                <w:rFonts w:cstheme="minorHAnsi"/>
-                <w:b/>
-                <w:sz w:val="20"/>
-                <w:szCs w:val="20"/>
-              </w:rPr>
-              <w:t>Employment</w:t>
-            </w:r>
-          </w:p>
-          <w:p>
-            <w:pPr>
-              <w:rPr>
-                <w:rFonts w:cstheme="minorHAnsi"/>
-                <w:color w:val="FF0000"/>
-                <w:sz w:val="20"/>
-                <w:szCs w:val="20"/>
-              </w:rPr>
-            </w:pPr>
-          </w:p>
-          <w:p>
-            <w:pPr>
-              <w:rPr>
-                <w:rFonts w:cstheme="minorHAnsi"/>
-                <w:color w:val="FF0000"/>
-                <w:sz w:val="20"/>
-                <w:szCs w:val="20"/>
-              </w:rPr>
-            </w:pPr>
-          </w:p>
-          <w:p>
-            <w:pPr>
-              <w:rPr>
-                <w:rFonts w:cstheme="minorHAnsi"/>
-                <w:color w:val="FF0000"/>
-                <w:sz w:val="20"/>
-                <w:szCs w:val="20"/>
-              </w:rPr>
-            </w:pPr>
-          </w:p>
-        </w:tc>
-        <w:tc>
-          <w:tcPr>
-            <w:tcW w:w="8086" w:type="dxa"/>
-            <w:gridSpan w:val="3"/>
-            <w:tcBorders>
-              <w:top w:val="nil"/>
-              <w:left w:val="nil"/>
-              <w:bottom w:val="nil"/>
-            </w:tcBorders>
-          </w:tcPr>
-          <w:p>
-            <w:pPr>
-              <w:pStyle w:val="ListParagraph"/>
-              <w:numPr>
-                <w:ilvl w:val="0"/>
-                <w:numId w:val="8"/>
-              </w:numPr>
-              <w:tabs>
-                <w:tab w:val="left" w:pos="900"/>
-              </w:tabs>
-              <w:rPr>
-                <w:rStyle w:val="fontstyle01"/>
-                <w:rFonts w:asciiTheme="minorHAnsi" w:hAnsiTheme="minorHAnsi" w:cstheme="minorHAnsi"/>
-                <w:color w:val="auto"/>
-                <w:sz w:val="20"/>
-                <w:szCs w:val="20"/>
-              </w:rPr>
-            </w:pPr>
-            <w:r>
-              <w:rPr>
-                <w:rStyle w:val="fontstyle01"/>
-                <w:rFonts w:asciiTheme="minorHAnsi" w:hAnsiTheme="minorHAnsi" w:cstheme="minorHAnsi"/>
-                <w:color w:val="auto"/>
-                <w:sz w:val="20"/>
-                <w:szCs w:val="20"/>
-              </w:rPr>
-              <w:t>Payslips</w:t>
-            </w:r>
-            <w:r>
-              <w:rPr>
-                <w:rStyle w:val="fontstyle01"/>
-                <w:rFonts w:asciiTheme="minorHAnsi" w:hAnsiTheme="minorHAnsi" w:cstheme="minorHAnsi"/>
-                <w:color w:val="auto"/>
-                <w:sz w:val="20"/>
-                <w:szCs w:val="20"/>
-              </w:rPr>
-              <w:t xml:space="preserve">: </w:t>
-            </w:r>
-          </w:p>
-          <w:p>
-            <w:pPr>
-              <w:pStyle w:val="ListParagraph"/>
-              <w:numPr>
-                <w:ilvl w:val="0"/>
-                <w:numId w:val="8"/>
-              </w:numPr>
-              <w:tabs>
-                <w:tab w:val="left" w:pos="900"/>
-              </w:tabs>
-              <w:rPr>
-                <w:rStyle w:val="fontstyle01"/>
-                <w:rFonts w:asciiTheme="minorHAnsi" w:hAnsiTheme="minorHAnsi" w:cstheme="minorHAnsi"/>
-                <w:color w:val="auto"/>
-                <w:sz w:val="20"/>
-                <w:szCs w:val="20"/>
-              </w:rPr>
-            </w:pPr>
-            <w:r>
-              <w:rPr>
-                <w:rStyle w:val="fontstyle01"/>
-                <w:rFonts w:asciiTheme="minorHAnsi" w:hAnsiTheme="minorHAnsi" w:cstheme="minorHAnsi"/>
-                <w:color w:val="auto"/>
-                <w:sz w:val="20"/>
-                <w:szCs w:val="20"/>
-              </w:rPr>
-              <w:t>Gross Base Income</w:t>
-            </w:r>
-            <w:r>
-              <w:rPr>
-                <w:rStyle w:val="fontstyle01"/>
-                <w:rFonts w:asciiTheme="minorHAnsi" w:hAnsiTheme="minorHAnsi" w:cstheme="minorHAnsi"/>
-                <w:color w:val="auto"/>
-                <w:sz w:val="20"/>
-                <w:szCs w:val="20"/>
-              </w:rPr>
-              <w:t xml:space="preserve"> </w:t>
-            </w:r>
-          </w:p>
-          <w:p>
-            <w:pPr>
-              <w:pStyle w:val="ListParagraph"/>
-              <w:numPr>
-                <w:ilvl w:val="0"/>
-                <w:numId w:val="8"/>
-              </w:numPr>
-              <w:tabs>
-                <w:tab w:val="left" w:pos="900"/>
-              </w:tabs>
-              <w:rPr>
-                <w:rStyle w:val="fontstyle01"/>
-                <w:rFonts w:asciiTheme="minorHAnsi" w:hAnsiTheme="minorHAnsi" w:cstheme="minorHAnsi"/>
-                <w:color w:val="auto"/>
-                <w:sz w:val="20"/>
-                <w:szCs w:val="20"/>
-              </w:rPr>
-            </w:pPr>
-            <w:r>
-              <w:rPr>
-                <w:rStyle w:val="fontstyle01"/>
-                <w:rFonts w:asciiTheme="minorHAnsi" w:hAnsiTheme="minorHAnsi" w:cstheme="minorHAnsi"/>
-                <w:color w:val="auto"/>
-                <w:sz w:val="20"/>
-                <w:szCs w:val="20"/>
-              </w:rPr>
-              <w:t>Salary Credits in</w:t>
-            </w:r>
-            <w:r>
-              <w:rPr>
-                <w:rStyle w:val="fontstyle01"/>
-                <w:rFonts w:asciiTheme="minorHAnsi" w:hAnsiTheme="minorHAnsi" w:cstheme="minorHAnsi"/>
-                <w:color w:val="auto"/>
-                <w:sz w:val="20"/>
-                <w:szCs w:val="20"/>
-              </w:rPr>
-              <w:t xml:space="preserve"> </w:t>
-            </w:r>
-          </w:p>
-          <w:p>
-            <w:pPr>
-              <w:tabs>
-                <w:tab w:val="left" w:pos="900"/>
-              </w:tabs>
-              <w:rPr>
-                <w:rFonts w:eastAsiaTheme="minorEastAsia" w:cstheme="minorHAnsi"/>
-                <w:i/>
-                <w:iCs/>
-                <w:color w:val="FF0000"/>
-                <w:sz w:val="20"/>
-                <w:szCs w:val="20"/>
-              </w:rPr>
-            </w:pPr>
-          </w:p>
-        </w:tc>
-      </w:tr>
-      <w:tr>
-        <w:trPr>
-          <w:trHeight w:val="300"/>
-        </w:trPr>
-        <w:tc>
-          <w:tcPr>
-            <w:tcW w:w="1979" w:type="dxa"/>
-            <w:tcBorders>
-              <w:top w:val="nil"/>
-              <w:bottom w:val="nil"/>
-              <w:right w:val="nil"/>
-            </w:tcBorders>
-            <w:shd w:val="clear" w:color="auto" w:fill="F2F2F2" w:themeFill="background1" w:themeFillShade="F2"/>
-          </w:tcPr>
-          <w:p>
-            <w:pPr>
-              <w:tabs>
-                <w:tab w:val="left" w:pos="900"/>
-              </w:tabs>
-              <w:rPr>
-                <w:rFonts w:cstheme="minorHAnsi"/>
-                <w:color w:val="FF0000"/>
-                <w:sz w:val="20"/>
-                <w:szCs w:val="20"/>
-              </w:rPr>
-            </w:pPr>
-          </w:p>
-        </w:tc>
-        <w:tc>
-          <w:tcPr>
-            <w:tcW w:w="8086" w:type="dxa"/>
-            <w:gridSpan w:val="3"/>
-            <w:tcBorders>
-              <w:top w:val="nil"/>
-              <w:left w:val="nil"/>
-              <w:bottom w:val="nil"/>
-            </w:tcBorders>
-            <w:shd w:val="clear" w:color="auto" w:fill="F2F2F2" w:themeFill="background1" w:themeFillShade="F2"/>
-          </w:tcPr>
-          <w:p>
-            <w:pPr>
-              <w:tabs>
-                <w:tab w:val="left" w:pos="900"/>
-              </w:tabs>
-              <w:rPr>
-                <w:rFonts w:cstheme="minorHAnsi"/>
-                <w:color w:val="FF0000"/>
-                <w:sz w:val="20"/>
-                <w:szCs w:val="20"/>
-              </w:rPr>
-            </w:pPr>
-          </w:p>
-        </w:tc>
-      </w:tr>
-      <w:tr>
-        <w:trPr>
-          <w:trHeight w:val="300"/>
-        </w:trPr>
-        <w:tc>
-          <w:tcPr>
-            <w:tcW w:w="1979" w:type="dxa"/>
-            <w:tcBorders>
-              <w:top w:val="nil"/>
-              <w:bottom w:val="nil"/>
-              <w:right w:val="nil"/>
-            </w:tcBorders>
-          </w:tcPr>
-          <w:p>
-            <w:pPr>
-              <w:tabs>
-                <w:tab w:val="left" w:pos="900"/>
-              </w:tabs>
-              <w:rPr>
-                <w:rFonts w:cstheme="minorHAnsi"/>
-                <w:b/>
-                <w:bCs/>
-                <w:sz w:val="20"/>
-                <w:szCs w:val="20"/>
-              </w:rPr>
-            </w:pPr>
-            <w:r>
-              <w:rPr>
-                <w:rFonts w:cstheme="minorHAnsi"/>
-                <w:b/>
-                <w:bCs/>
-                <w:sz w:val="20"/>
-                <w:szCs w:val="20"/>
+                <w:rFonts w:ascii="Inter" w:eastAsia="Inter" w:hAnsi="Inter" w:cs="Inter"/>
+                <w:color w:val="46494F"/>
+                <w:sz w:val="18"/>
+                <w:szCs w:val="18"/>
               </w:rPr>
               <w:t>Rental Income</w:t>
             </w:r>
@@ -1407,115 +841,54 @@
         <w:tc>
           <w:tcPr>
             <w:tcW w:w="8086" w:type="dxa"/>
-            <w:gridSpan w:val="3"/>
-            <w:tcBorders>
-              <w:top w:val="nil"/>
-              <w:left w:val="nil"/>
-              <w:bottom w:val="nil"/>
-            </w:tcBorders>
+            <w:vAlign w:val="center"/>
           </w:tcPr>
           <w:p>
             <w:pPr>
-              <w:tabs>
-                <w:tab w:val="left" w:pos="900"/>
-              </w:tabs>
-              <w:rPr>
-                <w:rFonts w:cstheme="minorHAnsi"/>
-                <w:sz w:val="20"/>
-                <w:szCs w:val="20"/>
+              <w:rPr>
+                <w:rFonts w:ascii="Inter" w:eastAsia="Inter" w:hAnsi="Inter" w:cs="Inter"/>
+                <w:color w:val="46494F"/>
+                <w:sz w:val="18"/>
+                <w:szCs w:val="18"/>
               </w:rPr>
             </w:pPr>
+            <w:r>
+              <w:rPr>
+                <w:rFonts w:ascii="Inter" w:eastAsia="Inter" w:hAnsi="Inter" w:cs="Inter"/>
+                <w:color w:val="46494F"/>
+                <w:sz w:val="18"/>
+                <w:szCs w:val="18"/>
+              </w:rPr>
+              <w:t>####</w:t>
+            </w:r>
           </w:p>
         </w:tc>
       </w:tr>
       <w:tr>
         <w:trPr>
-          <w:trHeight w:val="300"/>
+          <w:trHeight w:val="272"/>
         </w:trPr>
         <w:tc>
           <w:tcPr>
             <w:tcW w:w="1979" w:type="dxa"/>
-            <w:tcBorders>
-              <w:top w:val="nil"/>
-              <w:bottom w:val="nil"/>
-              <w:right w:val="nil"/>
-            </w:tcBorders>
-            <w:shd w:val="clear" w:color="auto" w:fill="F2F2F2" w:themeFill="background1" w:themeFillShade="F2"/>
+            <w:shd w:val="clear" w:color="auto" w:fill="ECEFF1"/>
+            <w:vAlign w:val="center"/>
           </w:tcPr>
           <w:p>
             <w:pPr>
-              <w:tabs>
-                <w:tab w:val="left" w:pos="900"/>
-              </w:tabs>
-              <w:spacing w:line="276" w:lineRule="auto"/>
-              <w:rPr>
-                <w:rFonts w:cstheme="minorHAnsi"/>
-                <w:color w:val="FF0000"/>
-                <w:sz w:val="20"/>
-                <w:szCs w:val="20"/>
-              </w:rPr>
-            </w:pPr>
-          </w:p>
-        </w:tc>
-        <w:tc>
-          <w:tcPr>
-            <w:tcW w:w="8086" w:type="dxa"/>
-            <w:gridSpan w:val="3"/>
-            <w:tcBorders>
-              <w:top w:val="nil"/>
-              <w:left w:val="nil"/>
-              <w:bottom w:val="nil"/>
-            </w:tcBorders>
-            <w:shd w:val="clear" w:color="auto" w:fill="F2F2F2" w:themeFill="background1" w:themeFillShade="F2"/>
-          </w:tcPr>
-          <w:p>
-            <w:pPr>
-              <w:tabs>
-                <w:tab w:val="left" w:pos="900"/>
-              </w:tabs>
-              <w:spacing w:line="276" w:lineRule="auto"/>
-              <w:rPr>
-                <w:rFonts w:cstheme="minorHAnsi"/>
-                <w:color w:val="FF0000"/>
-                <w:sz w:val="20"/>
-                <w:szCs w:val="20"/>
-              </w:rPr>
-            </w:pPr>
-          </w:p>
-        </w:tc>
-      </w:tr>
-      <w:tr>
-        <w:trPr>
-          <w:trHeight w:val="300"/>
-        </w:trPr>
-        <w:tc>
-          <w:tcPr>
-            <w:tcW w:w="1979" w:type="dxa"/>
-            <w:tcBorders>
-              <w:top w:val="nil"/>
-              <w:bottom w:val="nil"/>
-              <w:right w:val="nil"/>
-            </w:tcBorders>
-          </w:tcPr>
-          <w:p>
-            <w:pPr>
-              <w:tabs>
-                <w:tab w:val="left" w:pos="900"/>
-              </w:tabs>
-              <w:spacing w:line="276" w:lineRule="auto"/>
-              <w:rPr>
-                <w:rFonts w:cstheme="minorHAnsi"/>
-                <w:color w:val="FF0000"/>
-                <w:sz w:val="20"/>
-                <w:szCs w:val="20"/>
+              <w:rPr>
+                <w:rFonts w:ascii="Inter" w:eastAsia="Inter" w:hAnsi="Inter" w:cs="Inter"/>
+                <w:color w:val="46494F"/>
+                <w:sz w:val="18"/>
+                <w:szCs w:val="18"/>
               </w:rPr>
             </w:pPr>
             <w:r>
               <w:rPr>
-                <w:rFonts w:cstheme="minorHAnsi"/>
-                <w:b/>
-                <w:sz w:val="20"/>
-                <w:szCs w:val="20"/>
+                <w:rFonts w:ascii="Inter" w:eastAsia="Inter" w:hAnsi="Inter" w:cs="Inter"/>
+                <w:color w:val="46494F"/>
+                <w:sz w:val="18"/>
+                <w:szCs w:val="18"/>
               </w:rPr>
               <w:t>Security</w:t>
             </w:r>
@@ -1524,329 +897,54 @@
         <w:tc>
           <w:tcPr>
             <w:tcW w:w="8086" w:type="dxa"/>
-            <w:gridSpan w:val="3"/>
-            <w:tcBorders>
-              <w:top w:val="nil"/>
-              <w:left w:val="nil"/>
-              <w:bottom w:val="nil"/>
-            </w:tcBorders>
+            <w:vAlign w:val="center"/>
           </w:tcPr>
           <w:p>
             <w:pPr>
-              <w:pStyle w:val="ListParagraph"/>
-              <w:numPr>
-                <w:ilvl w:val="0"/>
-                <w:numId w:val="19"/>
-              </w:numPr>
-              <w:tabs>
-                <w:tab w:val="left" w:pos="900"/>
-              </w:tabs>
-              <w:rPr>
-                <w:rFonts w:cstheme="minorHAnsi"/>
-                <w:iCs/>
-                <w:sz w:val="20"/>
-                <w:szCs w:val="20"/>
+              <w:rPr>
+                <w:rFonts w:ascii="Inter" w:eastAsia="Inter" w:hAnsi="Inter" w:cs="Inter"/>
+                <w:color w:val="46494F"/>
+                <w:sz w:val="18"/>
+                <w:szCs w:val="18"/>
               </w:rPr>
             </w:pPr>
             <w:r>
               <w:rPr>
-                <w:rFonts w:cstheme="minorHAnsi"/>
-                <w:iCs/>
-                <w:sz w:val="20"/>
-                <w:szCs w:val="20"/>
-              </w:rPr>
-              <w:t xml:space="preserve">Metro (Category 1) </w:t>
+                <w:rFonts w:ascii="Inter" w:eastAsia="Inter" w:hAnsi="Inter" w:cs="Inter"/>
+                <w:color w:val="46494F"/>
+                <w:sz w:val="18"/>
+                <w:szCs w:val="18"/>
+              </w:rPr>
+              <w:t>####</w:t>
             </w:r>
-          </w:p>
-          <w:p>
-            <w:pPr>
-              <w:pStyle w:val="ListParagraph"/>
-              <w:numPr>
-                <w:ilvl w:val="0"/>
-                <w:numId w:val="14"/>
-              </w:numPr>
-              <w:tabs>
-                <w:tab w:val="left" w:pos="900"/>
-              </w:tabs>
-              <w:rPr>
-                <w:rFonts w:cstheme="minorHAnsi"/>
-                <w:iCs/>
-                <w:sz w:val="20"/>
-                <w:szCs w:val="20"/>
-                <w:highlight w:val="lightGray"/>
-              </w:rPr>
-            </w:pPr>
-            <w:r>
-              <w:rPr>
-                <w:rFonts w:cstheme="minorHAnsi"/>
-                <w:sz w:val="20"/>
-                <w:szCs w:val="20"/>
-                <w:highlight w:val="lightGray"/>
-              </w:rPr>
-              <w:t xml:space="preserve">Valuation Date: </w:t>
-            </w:r>
-          </w:p>
-          <w:p>
-            <w:pPr>
-              <w:pStyle w:val="ListParagraph"/>
-              <w:numPr>
-                <w:ilvl w:val="0"/>
-                <w:numId w:val="14"/>
-              </w:numPr>
-              <w:tabs>
-                <w:tab w:val="left" w:pos="900"/>
-              </w:tabs>
-              <w:spacing w:after="200" w:line="276" w:lineRule="auto"/>
-              <w:rPr>
-                <w:rFonts w:cstheme="minorHAnsi"/>
-                <w:bCs/>
-                <w:sz w:val="20"/>
-                <w:szCs w:val="20"/>
-                <w:highlight w:val="lightGray"/>
-                <w:lang w:val="en-US"/>
-              </w:rPr>
-            </w:pPr>
-            <w:r>
-              <w:rPr>
-                <w:rFonts w:cstheme="minorHAnsi"/>
-                <w:bCs/>
-                <w:sz w:val="20"/>
-                <w:szCs w:val="20"/>
-                <w:highlight w:val="lightGray"/>
-                <w:lang w:val="en-US"/>
-              </w:rPr>
-              <w:t xml:space="preserve">Main Dwelling: </w:t>
-            </w:r>
-          </w:p>
-          <w:p>
-            <w:pPr>
-              <w:pStyle w:val="ListParagraph"/>
-              <w:numPr>
-                <w:ilvl w:val="0"/>
-                <w:numId w:val="14"/>
-              </w:numPr>
-              <w:tabs>
-                <w:tab w:val="left" w:pos="900"/>
-              </w:tabs>
-              <w:spacing w:after="200" w:line="276" w:lineRule="auto"/>
-              <w:rPr>
-                <w:rFonts w:cstheme="minorHAnsi"/>
-                <w:bCs/>
-                <w:sz w:val="20"/>
-                <w:szCs w:val="20"/>
-                <w:highlight w:val="lightGray"/>
-                <w:lang w:val="en-US"/>
-              </w:rPr>
-            </w:pPr>
-            <w:r>
-              <w:rPr>
-                <w:rFonts w:cstheme="minorHAnsi"/>
-                <w:bCs/>
-                <w:sz w:val="20"/>
-                <w:szCs w:val="20"/>
-                <w:highlight w:val="lightGray"/>
-                <w:lang w:val="en-US"/>
-              </w:rPr>
-              <w:t xml:space="preserve">Living Area: </w:t>
-            </w:r>
-          </w:p>
-          <w:p>
-            <w:pPr>
-              <w:pStyle w:val="ListParagraph"/>
-              <w:numPr>
-                <w:ilvl w:val="0"/>
-                <w:numId w:val="14"/>
-              </w:numPr>
-              <w:tabs>
-                <w:tab w:val="left" w:pos="900"/>
-              </w:tabs>
-              <w:spacing w:after="200" w:line="276" w:lineRule="auto"/>
-              <w:rPr>
-                <w:rFonts w:cstheme="minorHAnsi"/>
-                <w:bCs/>
-                <w:sz w:val="20"/>
-                <w:szCs w:val="20"/>
-                <w:highlight w:val="lightGray"/>
-                <w:lang w:val="en-US"/>
-              </w:rPr>
-            </w:pPr>
-            <w:r>
-              <w:rPr>
-                <w:rFonts w:cstheme="minorHAnsi"/>
-                <w:bCs/>
-                <w:sz w:val="20"/>
-                <w:szCs w:val="20"/>
-                <w:highlight w:val="lightGray"/>
-                <w:lang w:val="en-US"/>
-              </w:rPr>
-              <w:t xml:space="preserve">Comparable Sales: </w:t>
-            </w:r>
-          </w:p>
-          <w:p>
-            <w:pPr>
-              <w:pStyle w:val="ListParagraph"/>
-              <w:numPr>
-                <w:ilvl w:val="0"/>
-                <w:numId w:val="14"/>
-              </w:numPr>
-              <w:tabs>
-                <w:tab w:val="left" w:pos="900"/>
-              </w:tabs>
-              <w:spacing w:after="200" w:line="276" w:lineRule="auto"/>
-              <w:rPr>
-                <w:rFonts w:cstheme="minorHAnsi"/>
-                <w:b/>
-                <w:sz w:val="20"/>
-                <w:szCs w:val="20"/>
-                <w:highlight w:val="lightGray"/>
-                <w:lang w:val="en-US"/>
-              </w:rPr>
-            </w:pPr>
-            <w:r>
-              <w:rPr>
-                <w:rFonts w:cstheme="minorHAnsi"/>
-                <w:b/>
-                <w:sz w:val="20"/>
-                <w:szCs w:val="20"/>
-                <w:highlight w:val="lightGray"/>
-                <w:lang w:val="en-US"/>
-              </w:rPr>
-              <w:t xml:space="preserve">Market Value (Valuation Report): </w:t>
-            </w:r>
-          </w:p>
-          <w:p>
-            <w:pPr>
-              <w:pStyle w:val="ListParagraph"/>
-              <w:numPr>
-                <w:ilvl w:val="0"/>
-                <w:numId w:val="14"/>
-              </w:numPr>
-              <w:tabs>
-                <w:tab w:val="left" w:pos="900"/>
-              </w:tabs>
-              <w:spacing w:after="200" w:line="276" w:lineRule="auto"/>
-              <w:rPr>
-                <w:rFonts w:cstheme="minorHAnsi"/>
-                <w:b/>
-                <w:sz w:val="20"/>
-                <w:szCs w:val="20"/>
-                <w:lang w:val="en-US"/>
-              </w:rPr>
-            </w:pPr>
-            <w:r>
-              <w:rPr>
-                <w:rFonts w:cstheme="minorHAnsi"/>
-                <w:b/>
-                <w:sz w:val="20"/>
-                <w:szCs w:val="20"/>
-                <w:lang w:val="en-US"/>
-              </w:rPr>
-              <w:t xml:space="preserve">Rental Income: </w:t>
-            </w:r>
-          </w:p>
-          <w:p>
-            <w:pPr>
-              <w:tabs>
-                <w:tab w:val="left" w:pos="900"/>
-              </w:tabs>
-              <w:rPr>
-                <w:rFonts w:cstheme="minorHAnsi"/>
-                <w:i/>
-                <w:color w:val="FF0000"/>
-                <w:sz w:val="20"/>
-                <w:szCs w:val="20"/>
-              </w:rPr>
-            </w:pPr>
           </w:p>
         </w:tc>
       </w:tr>
       <w:tr>
         <w:trPr>
-          <w:trHeight w:val="300"/>
+          <w:trHeight w:val="272"/>
         </w:trPr>
         <w:tc>
           <w:tcPr>
             <w:tcW w:w="1979" w:type="dxa"/>
-            <w:tcBorders>
-              <w:top w:val="nil"/>
-              <w:bottom w:val="nil"/>
-              <w:right w:val="nil"/>
-            </w:tcBorders>
-            <w:shd w:val="clear" w:color="auto" w:fill="F2F2F2" w:themeFill="background1" w:themeFillShade="F2"/>
+            <w:shd w:val="clear" w:color="auto" w:fill="ECEFF1"/>
+            <w:vAlign w:val="center"/>
           </w:tcPr>
           <w:p>
             <w:pPr>
-              <w:tabs>
-                <w:tab w:val="left" w:pos="900"/>
-              </w:tabs>
-              <w:rPr>
-                <w:rFonts w:cstheme="minorHAnsi"/>
-                <w:color w:val="FF0000"/>
-                <w:sz w:val="20"/>
-                <w:szCs w:val="20"/>
-              </w:rPr>
-            </w:pPr>
-          </w:p>
-        </w:tc>
-        <w:tc>
-          <w:tcPr>
-            <w:tcW w:w="8086" w:type="dxa"/>
-            <w:gridSpan w:val="3"/>
-            <w:tcBorders>
-              <w:top w:val="nil"/>
-              <w:left w:val="nil"/>
-              <w:bottom w:val="nil"/>
-            </w:tcBorders>
-            <w:shd w:val="clear" w:color="auto" w:fill="F2F2F2" w:themeFill="background1" w:themeFillShade="F2"/>
-          </w:tcPr>
-          <w:p>
-            <w:pPr>
-              <w:tabs>
-                <w:tab w:val="left" w:pos="900"/>
-              </w:tabs>
-              <w:rPr>
-                <w:rFonts w:cstheme="minorHAnsi"/>
-                <w:color w:val="FF0000"/>
-                <w:sz w:val="20"/>
-                <w:szCs w:val="20"/>
-              </w:rPr>
-            </w:pPr>
-          </w:p>
-        </w:tc>
-      </w:tr>
-      <w:tr>
-        <w:trPr>
-          <w:trHeight w:val="300"/>
-        </w:trPr>
-        <w:tc>
-          <w:tcPr>
-            <w:tcW w:w="1979" w:type="dxa"/>
-            <w:tcBorders>
-              <w:top w:val="nil"/>
-              <w:bottom w:val="nil"/>
-              <w:right w:val="nil"/>
-            </w:tcBorders>
-          </w:tcPr>
-          <w:p>
-            <w:pPr>
-              <w:tabs>
-                <w:tab w:val="left" w:pos="900"/>
-              </w:tabs>
-              <w:rPr>
-                <w:rFonts w:cstheme="minorHAnsi"/>
-                <w:b/>
-                <w:bCs/>
-                <w:sz w:val="20"/>
-                <w:szCs w:val="20"/>
+              <w:rPr>
+                <w:rFonts w:ascii="Inter" w:eastAsia="Inter" w:hAnsi="Inter" w:cs="Inter"/>
+                <w:color w:val="46494F"/>
+                <w:sz w:val="18"/>
+                <w:szCs w:val="18"/>
               </w:rPr>
             </w:pPr>
             <w:r>
               <w:rPr>
-                <w:rFonts w:cstheme="minorHAnsi"/>
-                <w:b/>
-                <w:bCs/>
-                <w:sz w:val="20"/>
-                <w:szCs w:val="20"/>
+                <w:rFonts w:ascii="Inter" w:eastAsia="Inter" w:hAnsi="Inter" w:cs="Inter"/>
+                <w:color w:val="46494F"/>
+                <w:sz w:val="18"/>
+                <w:szCs w:val="18"/>
               </w:rPr>
               <w:t>LMI</w:t>
             </w:r>
@@ -1855,1101 +953,54 @@
         <w:tc>
           <w:tcPr>
             <w:tcW w:w="8086" w:type="dxa"/>
-            <w:gridSpan w:val="3"/>
-            <w:tcBorders>
-              <w:top w:val="nil"/>
-              <w:left w:val="nil"/>
-              <w:bottom w:val="nil"/>
-            </w:tcBorders>
+            <w:vAlign w:val="center"/>
           </w:tcPr>
           <w:p>
             <w:pPr>
-              <w:tabs>
-                <w:tab w:val="left" w:pos="900"/>
-              </w:tabs>
-              <w:rPr>
-                <w:rFonts w:cstheme="minorHAnsi"/>
-                <w:sz w:val="20"/>
-                <w:szCs w:val="20"/>
+              <w:rPr>
+                <w:rFonts w:ascii="Inter" w:eastAsia="Inter" w:hAnsi="Inter" w:cs="Inter"/>
+                <w:color w:val="46494F"/>
+                <w:sz w:val="18"/>
+                <w:szCs w:val="18"/>
               </w:rPr>
             </w:pPr>
             <w:r>
               <w:rPr>
-                <w:rFonts w:cstheme="minorHAnsi"/>
-                <w:sz w:val="20"/>
-                <w:szCs w:val="20"/>
-              </w:rPr>
-              <w:t>N/A (Does not exceed 80% LVR)</w:t>
+                <w:rFonts w:ascii="Inter" w:eastAsia="Inter" w:hAnsi="Inter" w:cs="Inter"/>
+                <w:color w:val="46494F"/>
+                <w:sz w:val="18"/>
+                <w:szCs w:val="18"/>
+              </w:rPr>
+              <w:t>####</w:t>
             </w:r>
           </w:p>
         </w:tc>
       </w:tr>
       <w:tr>
         <w:trPr>
-          <w:trHeight w:val="300"/>
+          <w:trHeight w:val="272"/>
         </w:trPr>
         <w:tc>
           <w:tcPr>
             <w:tcW w:w="1979" w:type="dxa"/>
-            <w:tcBorders>
-              <w:top w:val="nil"/>
-              <w:bottom w:val="nil"/>
-              <w:right w:val="nil"/>
-            </w:tcBorders>
-            <w:shd w:val="clear" w:color="auto" w:fill="F2F2F2" w:themeFill="background1" w:themeFillShade="F2"/>
+            <w:shd w:val="clear" w:color="auto" w:fill="ECEFF1"/>
+            <w:vAlign w:val="center"/>
           </w:tcPr>
           <w:p>
             <w:pPr>
-              <w:tabs>
-                <w:tab w:val="left" w:pos="900"/>
-              </w:tabs>
-              <w:spacing w:line="276" w:lineRule="auto"/>
-              <w:rPr>
-                <w:rFonts w:cstheme="minorHAnsi"/>
-                <w:color w:val="FF0000"/>
-                <w:sz w:val="20"/>
-                <w:szCs w:val="20"/>
-              </w:rPr>
-            </w:pPr>
-          </w:p>
-        </w:tc>
-        <w:tc>
-          <w:tcPr>
-            <w:tcW w:w="8086" w:type="dxa"/>
-            <w:gridSpan w:val="3"/>
-            <w:tcBorders>
-              <w:top w:val="nil"/>
-              <w:left w:val="nil"/>
-              <w:bottom w:val="nil"/>
-            </w:tcBorders>
-            <w:shd w:val="clear" w:color="auto" w:fill="F2F2F2" w:themeFill="background1" w:themeFillShade="F2"/>
-          </w:tcPr>
-          <w:p>
-            <w:pPr>
-              <w:tabs>
-                <w:tab w:val="left" w:pos="900"/>
-              </w:tabs>
-              <w:spacing w:line="276" w:lineRule="auto"/>
-              <w:rPr>
-                <w:rFonts w:cstheme="minorHAnsi"/>
-                <w:color w:val="FF0000"/>
-                <w:sz w:val="20"/>
-                <w:szCs w:val="20"/>
-              </w:rPr>
-            </w:pPr>
-          </w:p>
-        </w:tc>
-      </w:tr>
-      <w:tr>
-        <w:trPr>
-          <w:trHeight w:val="300"/>
-        </w:trPr>
-        <w:tc>
-          <w:tcPr>
-            <w:tcW w:w="1979" w:type="dxa"/>
-            <w:tcBorders>
-              <w:top w:val="nil"/>
-              <w:bottom w:val="nil"/>
-              <w:right w:val="nil"/>
-            </w:tcBorders>
-          </w:tcPr>
-          <w:p>
-            <w:pPr>
-              <w:tabs>
-                <w:tab w:val="left" w:pos="900"/>
-              </w:tabs>
-              <w:rPr>
-                <w:rFonts w:cstheme="minorHAnsi"/>
-                <w:b/>
-                <w:color w:val="FF0000"/>
-                <w:sz w:val="20"/>
-                <w:szCs w:val="20"/>
+              <w:rPr>
+                <w:rFonts w:ascii="Inter" w:eastAsia="Inter" w:hAnsi="Inter" w:cs="Inter"/>
+                <w:color w:val="46494F"/>
+                <w:sz w:val="18"/>
+                <w:szCs w:val="18"/>
               </w:rPr>
             </w:pPr>
             <w:r>
               <w:rPr>
-                <w:rFonts w:cstheme="minorHAnsi"/>
-                <w:b/>
-                <w:sz w:val="20"/>
-                <w:szCs w:val="20"/>
-              </w:rPr>
-              <w:t>Refinance History</w:t>
-            </w:r>
-          </w:p>
-        </w:tc>
-        <w:tc>
-          <w:tcPr>
-            <w:tcW w:w="8086" w:type="dxa"/>
-            <w:gridSpan w:val="3"/>
-            <w:tcBorders>
-              <w:top w:val="nil"/>
-              <w:left w:val="nil"/>
-              <w:bottom w:val="nil"/>
-            </w:tcBorders>
-          </w:tcPr>
-          <w:tbl>
-            <w:tblPr>
-              <w:tblStyle w:val="TableGrid"/>
-              <w:tblW w:w="0" w:type="auto"/>
-              <w:tblLook w:val="04A0" w:firstRow="1" w:lastRow="0" w:firstColumn="1" w:lastColumn="0" w:noHBand="0" w:noVBand="1"/>
-            </w:tblPr>
-            <w:tblGrid>
-              <w:gridCol w:w="2730"/>
-              <w:gridCol w:w="5130"/>
-            </w:tblGrid>
-            <w:tr>
-              <w:tc>
-                <w:tcPr>
-                  <w:tcW w:w="2730" w:type="dxa"/>
-                </w:tcPr>
-                <w:p>
-                  <w:pPr>
-                    <w:tabs>
-                      <w:tab w:val="left" w:pos="900"/>
-                    </w:tabs>
-                    <w:rPr>
-                      <w:rFonts w:cstheme="minorHAnsi"/>
-                      <w:b/>
-                      <w:bCs/>
-                      <w:sz w:val="20"/>
-                      <w:szCs w:val="20"/>
-                    </w:rPr>
-                  </w:pPr>
-                </w:p>
-              </w:tc>
-              <w:tc>
-                <w:tcPr>
-                  <w:tcW w:w="5130" w:type="dxa"/>
-                </w:tcPr>
-                <w:p>
-                  <w:pPr>
-                    <w:tabs>
-                      <w:tab w:val="left" w:pos="900"/>
-                    </w:tabs>
-                    <w:rPr>
-                      <w:rFonts w:cstheme="minorHAnsi"/>
-                      <w:b/>
-                      <w:bCs/>
-                      <w:sz w:val="20"/>
-                      <w:szCs w:val="20"/>
-                    </w:rPr>
-                  </w:pPr>
-                </w:p>
-              </w:tc>
-            </w:tr>
-            <w:tr>
-              <w:tc>
-                <w:tcPr>
-                  <w:tcW w:w="2730" w:type="dxa"/>
-                </w:tcPr>
-                <w:p>
-                  <w:pPr>
-                    <w:tabs>
-                      <w:tab w:val="left" w:pos="900"/>
-                    </w:tabs>
-                    <w:rPr>
-                      <w:rFonts w:cstheme="minorHAnsi"/>
-                      <w:b/>
-                      <w:bCs/>
-                      <w:sz w:val="20"/>
-                      <w:szCs w:val="20"/>
-                    </w:rPr>
-                  </w:pPr>
-                </w:p>
-              </w:tc>
-              <w:tc>
-                <w:tcPr>
-                  <w:tcW w:w="5130" w:type="dxa"/>
-                </w:tcPr>
-                <w:p>
-                  <w:pPr>
-                    <w:tabs>
-                      <w:tab w:val="left" w:pos="900"/>
-                    </w:tabs>
-                    <w:rPr>
-                      <w:rFonts w:cstheme="minorHAnsi"/>
-                      <w:b/>
-                      <w:bCs/>
-                      <w:sz w:val="20"/>
-                      <w:szCs w:val="20"/>
-                    </w:rPr>
-                  </w:pPr>
-                </w:p>
-              </w:tc>
-            </w:tr>
-          </w:tbl>
-          <w:p>
-            <w:pPr>
-              <w:tabs>
-                <w:tab w:val="left" w:pos="900"/>
-              </w:tabs>
-              <w:rPr>
-                <w:rFonts w:cstheme="minorHAnsi"/>
-                <w:b/>
-                <w:bCs/>
-                <w:i/>
-                <w:iCs/>
-                <w:color w:val="FF0000"/>
-                <w:sz w:val="20"/>
-                <w:szCs w:val="20"/>
-              </w:rPr>
-            </w:pPr>
-          </w:p>
-        </w:tc>
-      </w:tr>
-      <w:tr>
-        <w:trPr>
-          <w:trHeight w:val="300"/>
-        </w:trPr>
-        <w:tc>
-          <w:tcPr>
-            <w:tcW w:w="1979" w:type="dxa"/>
-            <w:tcBorders>
-              <w:top w:val="nil"/>
-              <w:bottom w:val="nil"/>
-              <w:right w:val="nil"/>
-            </w:tcBorders>
-            <w:shd w:val="clear" w:color="auto" w:fill="F2F2F2" w:themeFill="background1" w:themeFillShade="F2"/>
-          </w:tcPr>
-          <w:p>
-            <w:pPr>
-              <w:tabs>
-                <w:tab w:val="left" w:pos="900"/>
-              </w:tabs>
-              <w:spacing w:line="276" w:lineRule="auto"/>
-              <w:rPr>
-                <w:rFonts w:cstheme="minorHAnsi"/>
-                <w:color w:val="FF0000"/>
-                <w:sz w:val="20"/>
-                <w:szCs w:val="20"/>
-              </w:rPr>
-            </w:pPr>
-          </w:p>
-        </w:tc>
-        <w:tc>
-          <w:tcPr>
-            <w:tcW w:w="8086" w:type="dxa"/>
-            <w:gridSpan w:val="3"/>
-            <w:tcBorders>
-              <w:top w:val="nil"/>
-              <w:left w:val="nil"/>
-              <w:bottom w:val="nil"/>
-            </w:tcBorders>
-            <w:shd w:val="clear" w:color="auto" w:fill="F2F2F2" w:themeFill="background1" w:themeFillShade="F2"/>
-          </w:tcPr>
-          <w:p>
-            <w:pPr>
-              <w:tabs>
-                <w:tab w:val="left" w:pos="900"/>
-              </w:tabs>
-              <w:spacing w:line="276" w:lineRule="auto"/>
-              <w:rPr>
-                <w:rFonts w:cstheme="minorHAnsi"/>
-                <w:color w:val="FF0000"/>
-                <w:sz w:val="20"/>
-                <w:szCs w:val="20"/>
-              </w:rPr>
-            </w:pPr>
-          </w:p>
-        </w:tc>
-      </w:tr>
-      <w:tr>
-        <w:trPr>
-          <w:trHeight w:val="300"/>
-        </w:trPr>
-        <w:tc>
-          <w:tcPr>
-            <w:tcW w:w="1979" w:type="dxa"/>
-            <w:tcBorders>
-              <w:top w:val="nil"/>
-              <w:bottom w:val="nil"/>
-              <w:right w:val="nil"/>
-            </w:tcBorders>
-          </w:tcPr>
-          <w:p>
-            <w:pPr>
-              <w:tabs>
-                <w:tab w:val="left" w:pos="900"/>
-              </w:tabs>
-              <w:spacing w:line="276" w:lineRule="auto"/>
-              <w:rPr>
-                <w:rFonts w:cstheme="minorHAnsi"/>
-                <w:color w:val="FF0000"/>
-                <w:sz w:val="20"/>
-                <w:szCs w:val="20"/>
-              </w:rPr>
-            </w:pPr>
-            <w:r>
-              <w:rPr>
-                <w:rFonts w:cstheme="minorHAnsi"/>
-                <w:b/>
-                <w:sz w:val="20"/>
-                <w:szCs w:val="20"/>
-              </w:rPr>
-              <w:t>Liabilities</w:t>
-            </w:r>
-          </w:p>
-        </w:tc>
-        <w:tc>
-          <w:tcPr>
-            <w:tcW w:w="8086" w:type="dxa"/>
-            <w:gridSpan w:val="3"/>
-            <w:tcBorders>
-              <w:top w:val="nil"/>
-              <w:left w:val="nil"/>
-              <w:bottom w:val="nil"/>
-            </w:tcBorders>
-          </w:tcPr>
-          <w:tbl>
-            <w:tblPr>
-              <w:tblStyle w:val="TableGrid"/>
-              <w:tblpPr w:leftFromText="180" w:rightFromText="180" w:horzAnchor="margin" w:tblpY="240"/>
-              <w:tblOverlap w:val="never"/>
-              <w:tblW w:w="0" w:type="auto"/>
-              <w:tblLayout w:type="fixed"/>
-              <w:tblLook w:val="04A0" w:firstRow="1" w:lastRow="0" w:firstColumn="1" w:lastColumn="0" w:noHBand="0" w:noVBand="1"/>
-            </w:tblPr>
-            <w:tblGrid>
-              <w:gridCol w:w="2405"/>
-              <w:gridCol w:w="2693"/>
-              <w:gridCol w:w="2474"/>
-            </w:tblGrid>
-            <w:tr>
-              <w:tc>
-                <w:tcPr>
-                  <w:tcW w:w="2405" w:type="dxa"/>
-                </w:tcPr>
-                <w:p>
-                  <w:pPr>
-                    <w:tabs>
-                      <w:tab w:val="left" w:pos="900"/>
-                    </w:tabs>
-                    <w:rPr>
-                      <w:rFonts w:cstheme="minorHAnsi"/>
-                      <w:b/>
-                      <w:bCs/>
-                      <w:sz w:val="20"/>
-                      <w:szCs w:val="20"/>
-                    </w:rPr>
-                  </w:pPr>
-                  <w:r>
-                    <w:rPr>
-                      <w:rFonts w:cstheme="minorHAnsi"/>
-                      <w:b/>
-                      <w:bCs/>
-                      <w:sz w:val="20"/>
-                      <w:szCs w:val="20"/>
-                    </w:rPr>
-                    <w:t>Type of Loan</w:t>
-                  </w:r>
-                </w:p>
-              </w:tc>
-              <w:tc>
-                <w:tcPr>
-                  <w:tcW w:w="2693" w:type="dxa"/>
-                </w:tcPr>
-                <w:p>
-                  <w:pPr>
-                    <w:tabs>
-                      <w:tab w:val="left" w:pos="900"/>
-                    </w:tabs>
-                    <w:rPr>
-                      <w:rFonts w:cstheme="minorHAnsi"/>
-                      <w:b/>
-                      <w:bCs/>
-                      <w:sz w:val="20"/>
-                      <w:szCs w:val="20"/>
-                    </w:rPr>
-                  </w:pPr>
-                  <w:r>
-                    <w:rPr>
-                      <w:rFonts w:cstheme="minorHAnsi"/>
-                      <w:b/>
-                      <w:bCs/>
-                      <w:sz w:val="20"/>
-                      <w:szCs w:val="20"/>
-                    </w:rPr>
-                    <w:t>Outstanding Balance/</w:t>
-                  </w:r>
-                  <w:r>
-                    <w:rPr>
-                      <w:rFonts w:cstheme="minorHAnsi"/>
-                      <w:b/>
-                      <w:bCs/>
-                      <w:sz w:val="20"/>
-                      <w:szCs w:val="20"/>
-                    </w:rPr>
-                    <w:t>Limit</w:t>
-                  </w:r>
-                </w:p>
-              </w:tc>
-              <w:tc>
-                <w:tcPr>
-                  <w:tcW w:w="2474" w:type="dxa"/>
-                </w:tcPr>
-                <w:p>
-                  <w:pPr>
-                    <w:tabs>
-                      <w:tab w:val="left" w:pos="900"/>
-                    </w:tabs>
-                    <w:rPr>
-                      <w:rFonts w:cstheme="minorHAnsi"/>
-                      <w:b/>
-                      <w:bCs/>
-                      <w:sz w:val="20"/>
-                      <w:szCs w:val="20"/>
-                    </w:rPr>
-                  </w:pPr>
-                  <w:r>
-                    <w:rPr>
-                      <w:rFonts w:cstheme="minorHAnsi"/>
-                      <w:b/>
-                      <w:bCs/>
-                      <w:sz w:val="20"/>
-                      <w:szCs w:val="20"/>
-                    </w:rPr>
-                    <w:t>Conduct</w:t>
-                  </w:r>
-                </w:p>
-              </w:tc>
-            </w:tr>
-            <w:tr>
-              <w:tc>
-                <w:tcPr>
-                  <w:tcW w:w="2405" w:type="dxa"/>
-                </w:tcPr>
-                <w:p>
-                  <w:pPr>
-                    <w:tabs>
-                      <w:tab w:val="left" w:pos="900"/>
-                    </w:tabs>
-                    <w:rPr>
-                      <w:rFonts w:cstheme="minorHAnsi"/>
-                      <w:sz w:val="20"/>
-                      <w:szCs w:val="20"/>
-                    </w:rPr>
-                  </w:pPr>
-                </w:p>
-              </w:tc>
-              <w:tc>
-                <w:tcPr>
-                  <w:tcW w:w="2693" w:type="dxa"/>
-                </w:tcPr>
-                <w:p>
-                  <w:pPr>
-                    <w:tabs>
-                      <w:tab w:val="left" w:pos="900"/>
-                    </w:tabs>
-                    <w:rPr>
-                      <w:rFonts w:cstheme="minorHAnsi"/>
-                      <w:i/>
-                      <w:iCs/>
-                      <w:sz w:val="20"/>
-                      <w:szCs w:val="20"/>
-                    </w:rPr>
-                  </w:pPr>
-                </w:p>
-              </w:tc>
-              <w:tc>
-                <w:tcPr>
-                  <w:tcW w:w="2474" w:type="dxa"/>
-                </w:tcPr>
-                <w:p>
-                  <w:pPr>
-                    <w:tabs>
-                      <w:tab w:val="left" w:pos="900"/>
-                    </w:tabs>
-                    <w:rPr>
-                      <w:rFonts w:cstheme="minorHAnsi"/>
-                      <w:sz w:val="20"/>
-                      <w:szCs w:val="20"/>
-                    </w:rPr>
-                  </w:pPr>
-                </w:p>
-              </w:tc>
-            </w:tr>
-            <w:tr>
-              <w:tc>
-                <w:tcPr>
-                  <w:tcW w:w="2405" w:type="dxa"/>
-                </w:tcPr>
-                <w:p>
-                  <w:pPr>
-                    <w:tabs>
-                      <w:tab w:val="left" w:pos="900"/>
-                    </w:tabs>
-                    <w:rPr>
-                      <w:rFonts w:cstheme="minorHAnsi"/>
-                      <w:sz w:val="20"/>
-                      <w:szCs w:val="20"/>
-                    </w:rPr>
-                  </w:pPr>
-                </w:p>
-              </w:tc>
-              <w:tc>
-                <w:tcPr>
-                  <w:tcW w:w="2693" w:type="dxa"/>
-                </w:tcPr>
-                <w:p>
-                  <w:pPr>
-                    <w:tabs>
-                      <w:tab w:val="left" w:pos="900"/>
-                    </w:tabs>
-                    <w:rPr>
-                      <w:rStyle w:val="fontstyle01"/>
-                      <w:rFonts w:asciiTheme="minorHAnsi" w:hAnsiTheme="minorHAnsi" w:cstheme="minorHAnsi"/>
-                      <w:sz w:val="20"/>
-                      <w:szCs w:val="20"/>
-                    </w:rPr>
-                  </w:pPr>
-                </w:p>
-              </w:tc>
-              <w:tc>
-                <w:tcPr>
-                  <w:tcW w:w="2474" w:type="dxa"/>
-                </w:tcPr>
-                <w:p>
-                  <w:pPr>
-                    <w:tabs>
-                      <w:tab w:val="left" w:pos="900"/>
-                    </w:tabs>
-                    <w:rPr>
-                      <w:rFonts w:cstheme="minorHAnsi"/>
-                      <w:sz w:val="20"/>
-                      <w:szCs w:val="20"/>
-                    </w:rPr>
-                  </w:pPr>
-                </w:p>
-              </w:tc>
-            </w:tr>
-          </w:tbl>
-          <w:p>
-            <w:pPr>
-              <w:tabs>
-                <w:tab w:val="left" w:pos="900"/>
-              </w:tabs>
-              <w:spacing w:line="276" w:lineRule="auto"/>
-              <w:rPr>
-                <w:rFonts w:cstheme="minorHAnsi"/>
-                <w:i/>
-                <w:iCs/>
-                <w:color w:val="FF0000"/>
-                <w:sz w:val="20"/>
-                <w:szCs w:val="20"/>
-              </w:rPr>
-            </w:pPr>
-          </w:p>
-        </w:tc>
-      </w:tr>
-      <w:tr>
-        <w:trPr>
-          <w:trHeight w:val="300"/>
-        </w:trPr>
-        <w:tc>
-          <w:tcPr>
-            <w:tcW w:w="1979" w:type="dxa"/>
-            <w:tcBorders>
-              <w:top w:val="nil"/>
-              <w:bottom w:val="nil"/>
-              <w:right w:val="nil"/>
-            </w:tcBorders>
-            <w:shd w:val="clear" w:color="auto" w:fill="F2F2F2" w:themeFill="background1" w:themeFillShade="F2"/>
-          </w:tcPr>
-          <w:p>
-            <w:pPr>
-              <w:tabs>
-                <w:tab w:val="left" w:pos="900"/>
-              </w:tabs>
-              <w:spacing w:line="276" w:lineRule="auto"/>
-              <w:rPr>
-                <w:rFonts w:cstheme="minorHAnsi"/>
-                <w:color w:val="FF0000"/>
-                <w:sz w:val="20"/>
-                <w:szCs w:val="20"/>
-              </w:rPr>
-            </w:pPr>
-            <w:r>
-              <w:br w:type="page"/>
-            </w:r>
-          </w:p>
-        </w:tc>
-        <w:tc>
-          <w:tcPr>
-            <w:tcW w:w="8086" w:type="dxa"/>
-            <w:gridSpan w:val="3"/>
-            <w:tcBorders>
-              <w:top w:val="nil"/>
-              <w:left w:val="nil"/>
-              <w:bottom w:val="nil"/>
-            </w:tcBorders>
-            <w:shd w:val="clear" w:color="auto" w:fill="F2F2F2" w:themeFill="background1" w:themeFillShade="F2"/>
-          </w:tcPr>
-          <w:p>
-            <w:pPr>
-              <w:tabs>
-                <w:tab w:val="left" w:pos="900"/>
-              </w:tabs>
-              <w:spacing w:line="276" w:lineRule="auto"/>
-              <w:rPr>
-                <w:rFonts w:cstheme="minorHAnsi"/>
-                <w:color w:val="FF0000"/>
-                <w:sz w:val="20"/>
-                <w:szCs w:val="20"/>
-              </w:rPr>
-            </w:pPr>
-          </w:p>
-        </w:tc>
-      </w:tr>
-      <w:tr>
-        <w:trPr>
-          <w:trHeight w:val="300"/>
-        </w:trPr>
-        <w:tc>
-          <w:tcPr>
-            <w:tcW w:w="1979" w:type="dxa"/>
-            <w:tcBorders>
-              <w:top w:val="nil"/>
-              <w:bottom w:val="nil"/>
-              <w:right w:val="nil"/>
-            </w:tcBorders>
-          </w:tcPr>
-          <w:p>
-            <w:pPr>
-              <w:tabs>
-                <w:tab w:val="left" w:pos="900"/>
-              </w:tabs>
-              <w:spacing w:line="276" w:lineRule="auto"/>
-              <w:rPr>
-                <w:rFonts w:cstheme="minorHAnsi"/>
-                <w:b/>
-                <w:sz w:val="20"/>
-                <w:szCs w:val="20"/>
-              </w:rPr>
-            </w:pPr>
-            <w:r>
-              <w:rPr>
-                <w:rFonts w:cstheme="minorHAnsi"/>
-                <w:b/>
-                <w:sz w:val="20"/>
-                <w:szCs w:val="20"/>
-              </w:rPr>
-              <w:lastRenderedPageBreak/>
-              <w:t>Credit history</w:t>
-            </w:r>
-          </w:p>
-          <w:p>
-            <w:pPr>
-              <w:rPr>
-                <w:rFonts w:cstheme="minorHAnsi"/>
-                <w:color w:val="FF0000"/>
-                <w:sz w:val="20"/>
-                <w:szCs w:val="20"/>
-              </w:rPr>
-            </w:pPr>
-          </w:p>
-          <w:p>
-            <w:pPr>
-              <w:rPr>
-                <w:rFonts w:cstheme="minorHAnsi"/>
-                <w:color w:val="FF0000"/>
-                <w:sz w:val="20"/>
-                <w:szCs w:val="20"/>
-              </w:rPr>
-            </w:pPr>
-          </w:p>
-          <w:p>
-            <w:pPr>
-              <w:rPr>
-                <w:rFonts w:cstheme="minorHAnsi"/>
-                <w:color w:val="FF0000"/>
-                <w:sz w:val="20"/>
-                <w:szCs w:val="20"/>
-              </w:rPr>
-            </w:pPr>
-          </w:p>
-          <w:p>
-            <w:pPr>
-              <w:rPr>
-                <w:rFonts w:cstheme="minorHAnsi"/>
-                <w:color w:val="FF0000"/>
-                <w:sz w:val="20"/>
-                <w:szCs w:val="20"/>
-              </w:rPr>
-            </w:pPr>
-          </w:p>
-          <w:p>
-            <w:pPr>
-              <w:rPr>
-                <w:rFonts w:cstheme="minorHAnsi"/>
-                <w:color w:val="FF0000"/>
-                <w:sz w:val="20"/>
-                <w:szCs w:val="20"/>
-              </w:rPr>
-            </w:pPr>
-          </w:p>
-          <w:p>
-            <w:pPr>
-              <w:rPr>
-                <w:rFonts w:cstheme="minorHAnsi"/>
-                <w:color w:val="FF0000"/>
-                <w:sz w:val="20"/>
-                <w:szCs w:val="20"/>
-              </w:rPr>
-            </w:pPr>
-          </w:p>
-          <w:p>
-            <w:pPr>
-              <w:rPr>
-                <w:rFonts w:cstheme="minorHAnsi"/>
-                <w:color w:val="FF0000"/>
-                <w:sz w:val="20"/>
-                <w:szCs w:val="20"/>
-              </w:rPr>
-            </w:pPr>
-          </w:p>
-        </w:tc>
-        <w:tc>
-          <w:tcPr>
-            <w:tcW w:w="8086" w:type="dxa"/>
-            <w:gridSpan w:val="3"/>
-            <w:tcBorders>
-              <w:top w:val="nil"/>
-              <w:left w:val="nil"/>
-              <w:bottom w:val="nil"/>
-            </w:tcBorders>
-          </w:tcPr>
-          <w:p>
-            <w:pPr>
-              <w:pStyle w:val="ListParagraph"/>
-              <w:numPr>
-                <w:ilvl w:val="0"/>
-                <w:numId w:val="6"/>
-              </w:numPr>
-              <w:tabs>
-                <w:tab w:val="left" w:pos="900"/>
-              </w:tabs>
-              <w:rPr>
-                <w:rFonts w:cstheme="minorHAnsi"/>
-                <w:sz w:val="20"/>
-                <w:szCs w:val="20"/>
-              </w:rPr>
-            </w:pPr>
-            <w:r>
-              <w:rPr>
-                <w:rFonts w:cstheme="minorHAnsi"/>
-                <w:sz w:val="20"/>
-                <w:szCs w:val="20"/>
-              </w:rPr>
-              <w:t xml:space="preserve">Report date: </w:t>
-            </w:r>
-            <w:r>
-              <w:rPr>
-                <w:rFonts w:cstheme="minorHAnsi"/>
-                <w:sz w:val="20"/>
-                <w:szCs w:val="20"/>
-              </w:rPr>
-              <w:t>04/11/24</w:t>
-            </w:r>
-            <w:r>
-              <w:rPr>
-                <w:rFonts w:cstheme="minorHAnsi"/>
-                <w:sz w:val="20"/>
-                <w:szCs w:val="20"/>
-              </w:rPr>
-              <w:t xml:space="preserve"> </w:t>
-            </w:r>
-            <w:r>
-              <w:rPr>
-                <w:rFonts w:cstheme="minorHAnsi"/>
-                <w:sz w:val="20"/>
-                <w:szCs w:val="20"/>
-              </w:rPr>
-              <w:t xml:space="preserve"> – Comprehensive</w:t>
-            </w:r>
-          </w:p>
-          <w:p>
-            <w:pPr>
-              <w:pStyle w:val="ListParagraph"/>
-              <w:numPr>
-                <w:ilvl w:val="0"/>
-                <w:numId w:val="6"/>
-              </w:numPr>
-              <w:tabs>
-                <w:tab w:val="left" w:pos="900"/>
-              </w:tabs>
-              <w:rPr>
-                <w:rFonts w:cstheme="minorHAnsi"/>
-                <w:sz w:val="20"/>
-                <w:szCs w:val="20"/>
-              </w:rPr>
-            </w:pPr>
-            <w:r>
-              <w:rPr>
-                <w:rFonts w:cstheme="minorHAnsi"/>
-                <w:sz w:val="20"/>
-                <w:szCs w:val="20"/>
-              </w:rPr>
-              <w:t xml:space="preserve">Equifax Score: </w:t>
-            </w:r>
-            <w:r>
-              <w:rPr>
-                <w:rFonts w:cstheme="minorHAnsi"/>
-                <w:sz w:val="20"/>
-                <w:szCs w:val="20"/>
-              </w:rPr>
-              <w:t>1020</w:t>
-            </w:r>
-          </w:p>
-          <w:p>
-            <w:pPr>
-              <w:pStyle w:val="ListParagraph"/>
-              <w:numPr>
-                <w:ilvl w:val="0"/>
-                <w:numId w:val="6"/>
-              </w:numPr>
-              <w:tabs>
-                <w:tab w:val="left" w:pos="900"/>
-              </w:tabs>
-              <w:rPr>
-                <w:rFonts w:cstheme="minorHAnsi"/>
-                <w:sz w:val="20"/>
-                <w:szCs w:val="20"/>
-              </w:rPr>
-            </w:pPr>
-            <w:r>
-              <w:rPr>
-                <w:rFonts w:cstheme="minorHAnsi"/>
-                <w:sz w:val="20"/>
-                <w:szCs w:val="20"/>
-              </w:rPr>
-              <w:t>Clear from any adverse</w:t>
-            </w:r>
-          </w:p>
-          <w:p>
-            <w:pPr>
-              <w:pStyle w:val="ListParagraph"/>
-              <w:numPr>
-                <w:ilvl w:val="0"/>
-                <w:numId w:val="6"/>
-              </w:numPr>
-              <w:tabs>
-                <w:tab w:val="left" w:pos="900"/>
-              </w:tabs>
-              <w:rPr>
-                <w:rFonts w:cstheme="minorHAnsi"/>
-                <w:sz w:val="20"/>
-                <w:szCs w:val="20"/>
-              </w:rPr>
-            </w:pPr>
-            <w:r>
-              <w:rPr>
-                <w:rFonts w:cstheme="minorHAnsi"/>
-                <w:sz w:val="20"/>
-                <w:szCs w:val="20"/>
-              </w:rPr>
-              <w:t xml:space="preserve">No </w:t>
-            </w:r>
-            <w:r>
-              <w:rPr>
-                <w:rFonts w:cstheme="minorHAnsi"/>
-                <w:sz w:val="20"/>
-                <w:szCs w:val="20"/>
-              </w:rPr>
-              <w:t>Recent Credit Enquiries</w:t>
-            </w:r>
-          </w:p>
-          <w:p>
-            <w:pPr>
-              <w:pStyle w:val="ListParagraph"/>
-              <w:numPr>
-                <w:ilvl w:val="0"/>
-                <w:numId w:val="6"/>
-              </w:numPr>
-              <w:tabs>
-                <w:tab w:val="left" w:pos="900"/>
-              </w:tabs>
-              <w:jc w:val="both"/>
-              <w:rPr>
-                <w:rFonts w:cstheme="minorHAnsi"/>
-                <w:sz w:val="20"/>
-                <w:szCs w:val="20"/>
-              </w:rPr>
-            </w:pPr>
-            <w:r>
-              <w:rPr>
-                <w:rFonts w:cstheme="minorHAnsi"/>
-                <w:sz w:val="20"/>
-                <w:szCs w:val="20"/>
-              </w:rPr>
-              <w:t>No Recent Commercial Enquiry</w:t>
-            </w:r>
-          </w:p>
-          <w:p>
-            <w:pPr>
-              <w:pStyle w:val="ListParagraph"/>
-              <w:numPr>
-                <w:ilvl w:val="0"/>
-                <w:numId w:val="6"/>
-              </w:numPr>
-              <w:tabs>
-                <w:tab w:val="left" w:pos="900"/>
-              </w:tabs>
-              <w:jc w:val="both"/>
-              <w:rPr>
-                <w:rFonts w:cstheme="minorHAnsi"/>
-                <w:sz w:val="20"/>
-                <w:szCs w:val="20"/>
-              </w:rPr>
-            </w:pPr>
-            <w:r>
-              <w:rPr>
-                <w:rFonts w:cstheme="minorHAnsi"/>
-                <w:sz w:val="20"/>
-                <w:szCs w:val="20"/>
-              </w:rPr>
-              <w:t>No Current Directorship</w:t>
-            </w:r>
-          </w:p>
-          <w:p>
-            <w:pPr>
-              <w:pStyle w:val="ListParagraph"/>
-              <w:numPr>
-                <w:ilvl w:val="0"/>
-                <w:numId w:val="6"/>
-              </w:numPr>
-              <w:tabs>
-                <w:tab w:val="left" w:pos="900"/>
-              </w:tabs>
-              <w:jc w:val="both"/>
-              <w:rPr>
-                <w:rFonts w:cstheme="minorHAnsi"/>
-                <w:sz w:val="20"/>
-                <w:szCs w:val="20"/>
-              </w:rPr>
-            </w:pPr>
-            <w:r>
-              <w:rPr>
-                <w:rFonts w:cstheme="minorHAnsi"/>
-                <w:sz w:val="20"/>
-                <w:szCs w:val="20"/>
-              </w:rPr>
-              <w:t xml:space="preserve">False Positive PEP and Sanctions </w:t>
-            </w:r>
-            <w:proofErr w:type="spellStart"/>
-            <w:r>
-              <w:rPr>
-                <w:rFonts w:cstheme="minorHAnsi"/>
-                <w:sz w:val="20"/>
-                <w:szCs w:val="20"/>
-              </w:rPr>
-              <w:t>Rerport</w:t>
-            </w:r>
-            <w:proofErr w:type="spellEnd"/>
-          </w:p>
-          <w:p>
-            <w:pPr>
-              <w:tabs>
-                <w:tab w:val="left" w:pos="900"/>
-              </w:tabs>
-              <w:jc w:val="both"/>
-              <w:rPr>
-                <w:rFonts w:cstheme="minorHAnsi"/>
-                <w:color w:val="FF0000"/>
-                <w:sz w:val="20"/>
-                <w:szCs w:val="20"/>
-              </w:rPr>
-            </w:pPr>
-          </w:p>
-        </w:tc>
-      </w:tr>
-      <w:tr>
-        <w:trPr>
-          <w:trHeight w:val="421"/>
-        </w:trPr>
-        <w:tc>
-          <w:tcPr>
-            <w:tcW w:w="1979" w:type="dxa"/>
-            <w:tcBorders>
-              <w:top w:val="nil"/>
-              <w:bottom w:val="nil"/>
-              <w:right w:val="nil"/>
-            </w:tcBorders>
-            <w:shd w:val="clear" w:color="auto" w:fill="F2F2F2" w:themeFill="background1" w:themeFillShade="F2"/>
-          </w:tcPr>
-          <w:p>
-            <w:pPr>
-              <w:tabs>
-                <w:tab w:val="left" w:pos="900"/>
-              </w:tabs>
-              <w:rPr>
-                <w:rFonts w:cstheme="minorHAnsi"/>
-                <w:sz w:val="20"/>
-                <w:szCs w:val="20"/>
-              </w:rPr>
-            </w:pPr>
-          </w:p>
-        </w:tc>
-        <w:tc>
-          <w:tcPr>
-            <w:tcW w:w="8086" w:type="dxa"/>
-            <w:gridSpan w:val="3"/>
-            <w:tcBorders>
-              <w:top w:val="nil"/>
-              <w:left w:val="nil"/>
-              <w:bottom w:val="nil"/>
-            </w:tcBorders>
-            <w:shd w:val="clear" w:color="auto" w:fill="F2F2F2" w:themeFill="background1" w:themeFillShade="F2"/>
-          </w:tcPr>
-          <w:p>
-            <w:pPr>
-              <w:tabs>
-                <w:tab w:val="left" w:pos="900"/>
-              </w:tabs>
-              <w:rPr>
-                <w:rFonts w:cstheme="minorHAnsi"/>
-                <w:b/>
-                <w:bCs/>
-                <w:sz w:val="20"/>
-                <w:szCs w:val="20"/>
-              </w:rPr>
-            </w:pPr>
-          </w:p>
-        </w:tc>
-      </w:tr>
-      <w:tr>
-        <w:trPr>
-          <w:trHeight w:val="300"/>
-        </w:trPr>
-        <w:tc>
-          <w:tcPr>
-            <w:tcW w:w="1979" w:type="dxa"/>
-            <w:tcBorders>
-              <w:top w:val="nil"/>
-              <w:bottom w:val="nil"/>
-              <w:right w:val="nil"/>
-            </w:tcBorders>
-          </w:tcPr>
-          <w:p>
-            <w:pPr>
-              <w:tabs>
-                <w:tab w:val="left" w:pos="900"/>
-              </w:tabs>
-              <w:spacing w:line="276" w:lineRule="auto"/>
-              <w:rPr>
-                <w:rFonts w:cstheme="minorHAnsi"/>
-                <w:b/>
-                <w:bCs/>
-                <w:sz w:val="20"/>
-                <w:szCs w:val="20"/>
-              </w:rPr>
-            </w:pPr>
-            <w:r>
-              <w:rPr>
-                <w:rFonts w:cstheme="minorHAnsi"/>
-                <w:b/>
-                <w:bCs/>
-                <w:sz w:val="20"/>
-                <w:szCs w:val="20"/>
+                <w:rFonts w:ascii="Inter" w:eastAsia="Inter" w:hAnsi="Inter" w:cs="Inter"/>
+                <w:color w:val="46494F"/>
+                <w:sz w:val="18"/>
+                <w:szCs w:val="18"/>
               </w:rPr>
               <w:t>NDI</w:t>
             </w:r>
@@ -2958,19 +1009,116 @@
         <w:tc>
           <w:tcPr>
             <w:tcW w:w="8086" w:type="dxa"/>
-            <w:gridSpan w:val="3"/>
-            <w:tcBorders>
-              <w:top w:val="nil"/>
-              <w:left w:val="nil"/>
-              <w:bottom w:val="nil"/>
-            </w:tcBorders>
+            <w:vAlign w:val="center"/>
           </w:tcPr>
           <w:p>
             <w:pPr>
-              <w:tabs>
-                <w:tab w:val="left" w:pos="900"/>
-              </w:tabs>
+              <w:rPr>
+                <w:rFonts w:ascii="Inter" w:eastAsia="Inter" w:hAnsi="Inter" w:cs="Inter"/>
+                <w:color w:val="46494F"/>
+                <w:sz w:val="18"/>
+                <w:szCs w:val="18"/>
+              </w:rPr>
+            </w:pPr>
+            <w:r>
+              <w:rPr>
+                <w:rFonts w:ascii="Inter" w:eastAsia="Inter" w:hAnsi="Inter" w:cs="Inter"/>
+                <w:color w:val="46494F"/>
+                <w:sz w:val="18"/>
+                <w:szCs w:val="18"/>
+              </w:rPr>
+              <w:t>####</w:t>
+            </w:r>
+          </w:p>
+        </w:tc>
+      </w:tr>
+    </w:tbl>
+    <w:p>
+      <w:pPr>
+        <w:rPr>
+          <w:rFonts w:ascii="Inter Medium" w:eastAsia="Inter Medium" w:hAnsi="Inter Medium" w:cs="Inter Medium"/>
+          <w:color w:val="46494F"/>
+          <w:sz w:val="11"/>
+          <w:szCs w:val="11"/>
+        </w:rPr>
+      </w:pPr>
+    </w:p>
+    <w:p>
+      <w:pPr>
+        <w:rPr>
+          <w:rFonts w:ascii="Inter Medium" w:eastAsia="Inter Medium" w:hAnsi="Inter Medium" w:cs="Inter Medium"/>
+          <w:color w:val="2057BE"/>
+          <w:sz w:val="20"/>
+          <w:szCs w:val="20"/>
+        </w:rPr>
+      </w:pPr>
+      <w:r>
+        <w:rPr>
+          <w:rFonts w:ascii="Inter Medium" w:eastAsia="Inter Medium" w:hAnsi="Inter Medium" w:cs="Inter Medium"/>
+          <w:color w:val="2057BE"/>
+          <w:sz w:val="20"/>
+          <w:szCs w:val="20"/>
+        </w:rPr>
+        <w:t>Refinance History</w:t>
+      </w:r>
+    </w:p>
+    <w:tbl>
+      <w:tblPr>
+        <w:tblStyle w:val="TableGrid"/>
+        <w:tblW w:w="10065" w:type="dxa"/>
+        <w:tblInd w:w="-5" w:type="dxa"/>
+        <w:tblBorders>
+          <w:top w:val="single" w:sz="4" w:space="0" w:color="ECEFF1"/>
+          <w:left w:val="single" w:sz="4" w:space="0" w:color="ECEFF1"/>
+          <w:bottom w:val="single" w:sz="4" w:space="0" w:color="ECEFF1"/>
+          <w:right w:val="single" w:sz="4" w:space="0" w:color="ECEFF1"/>
+          <w:insideH w:val="single" w:sz="4" w:space="0" w:color="ECEFF1"/>
+          <w:insideV w:val="single" w:sz="4" w:space="0" w:color="ECEFF1"/>
+        </w:tblBorders>
+        <w:tblLayout w:type="fixed"/>
+        <w:tblLook w:val="04A0" w:firstRow="1" w:lastRow="0" w:firstColumn="1" w:lastColumn="0" w:noHBand="0" w:noVBand="1"/>
+      </w:tblPr>
+      <w:tblGrid>
+        <w:gridCol w:w="4536"/>
+        <w:gridCol w:w="5529"/>
+      </w:tblGrid>
+      <w:tr>
+        <w:trPr>
+          <w:trHeight w:val="272"/>
+        </w:trPr>
+        <w:tc>
+          <w:tcPr>
+            <w:tcW w:w="4536" w:type="dxa"/>
+            <w:vAlign w:val="center"/>
+          </w:tcPr>
+          <w:p>
+            <w:pPr>
               <w:spacing w:line="276" w:lineRule="auto"/>
+              <w:rPr>
+                <w:rFonts w:ascii="Inter" w:eastAsia="Inter" w:hAnsi="Inter" w:cs="Inter"/>
+                <w:color w:val="46494F"/>
+                <w:sz w:val="18"/>
+                <w:szCs w:val="18"/>
+              </w:rPr>
+            </w:pPr>
+            <w:r>
+              <w:rPr>
+                <w:rFonts w:ascii="Inter" w:eastAsia="Inter" w:hAnsi="Inter" w:cs="Inter"/>
+                <w:color w:val="46494F"/>
+                <w:sz w:val="18"/>
+                <w:szCs w:val="18"/>
+              </w:rPr>
+              <w:t>####</w:t>
+            </w:r>
+          </w:p>
+        </w:tc>
+        <w:tc>
+          <w:tcPr>
+            <w:tcW w:w="5529" w:type="dxa"/>
+          </w:tcPr>
+          <w:p>
+            <w:pPr>
+              <w:pStyle w:val="NoSpacing"/>
               <w:rPr>
                 <w:rFonts w:cstheme="minorHAnsi"/>
                 <w:b/>
@@ -2979,278 +1127,742 @@
                 <w:szCs w:val="20"/>
               </w:rPr>
             </w:pPr>
+            <w:r>
+              <w:rPr>
+                <w:rFonts w:ascii="Inter" w:eastAsia="Inter" w:hAnsi="Inter" w:cs="Inter"/>
+                <w:color w:val="46494F"/>
+                <w:sz w:val="18"/>
+                <w:szCs w:val="18"/>
+              </w:rPr>
+              <w:t>####</w:t>
+            </w:r>
           </w:p>
         </w:tc>
       </w:tr>
       <w:tr>
         <w:trPr>
-          <w:trHeight w:val="300"/>
+          <w:trHeight w:val="272"/>
         </w:trPr>
         <w:tc>
           <w:tcPr>
-            <w:tcW w:w="1979" w:type="dxa"/>
-            <w:tcBorders>
-              <w:top w:val="nil"/>
-              <w:bottom w:val="nil"/>
-              <w:right w:val="nil"/>
-            </w:tcBorders>
-            <w:shd w:val="clear" w:color="auto" w:fill="F2F2F2" w:themeFill="background1" w:themeFillShade="F2"/>
+            <w:tcW w:w="4536" w:type="dxa"/>
+            <w:vAlign w:val="center"/>
           </w:tcPr>
           <w:p>
             <w:pPr>
-              <w:tabs>
-                <w:tab w:val="left" w:pos="900"/>
-              </w:tabs>
-              <w:rPr>
-                <w:rFonts w:cstheme="minorHAnsi"/>
-                <w:color w:val="FF0000"/>
-                <w:sz w:val="20"/>
-                <w:szCs w:val="20"/>
+              <w:spacing w:line="276" w:lineRule="auto"/>
+              <w:rPr>
+                <w:rFonts w:ascii="Inter" w:eastAsia="Inter" w:hAnsi="Inter" w:cs="Inter"/>
+                <w:color w:val="46494F"/>
+                <w:sz w:val="18"/>
+                <w:szCs w:val="18"/>
               </w:rPr>
             </w:pPr>
+            <w:r>
+              <w:rPr>
+                <w:rFonts w:ascii="Inter" w:eastAsia="Inter" w:hAnsi="Inter" w:cs="Inter"/>
+                <w:color w:val="46494F"/>
+                <w:sz w:val="18"/>
+                <w:szCs w:val="18"/>
+              </w:rPr>
+              <w:t>####</w:t>
+            </w:r>
           </w:p>
         </w:tc>
         <w:tc>
           <w:tcPr>
-            <w:tcW w:w="8086" w:type="dxa"/>
-            <w:gridSpan w:val="3"/>
-            <w:tcBorders>
-              <w:top w:val="nil"/>
-              <w:left w:val="nil"/>
-              <w:bottom w:val="nil"/>
-            </w:tcBorders>
-            <w:shd w:val="clear" w:color="auto" w:fill="F2F2F2" w:themeFill="background1" w:themeFillShade="F2"/>
+            <w:tcW w:w="5529" w:type="dxa"/>
+            <w:vAlign w:val="center"/>
           </w:tcPr>
           <w:p>
             <w:pPr>
-              <w:tabs>
-                <w:tab w:val="left" w:pos="900"/>
-              </w:tabs>
+              <w:spacing w:line="276" w:lineRule="auto"/>
               <w:rPr>
                 <w:rFonts w:cstheme="minorHAnsi"/>
-                <w:color w:val="FF0000"/>
                 <w:sz w:val="20"/>
                 <w:szCs w:val="20"/>
               </w:rPr>
             </w:pPr>
+            <w:r>
+              <w:rPr>
+                <w:rFonts w:ascii="Inter" w:eastAsia="Inter" w:hAnsi="Inter" w:cs="Inter"/>
+                <w:color w:val="46494F"/>
+                <w:sz w:val="18"/>
+                <w:szCs w:val="18"/>
+              </w:rPr>
+              <w:t>####</w:t>
+            </w:r>
+          </w:p>
+        </w:tc>
+      </w:tr>
+    </w:tbl>
+    <w:p>
+      <w:pPr>
+        <w:rPr>
+          <w:rFonts w:ascii="Inter Medium" w:eastAsia="Inter Medium" w:hAnsi="Inter Medium" w:cs="Inter Medium"/>
+          <w:color w:val="46494F"/>
+          <w:sz w:val="11"/>
+          <w:szCs w:val="11"/>
+        </w:rPr>
+      </w:pPr>
+    </w:p>
+    <w:p>
+      <w:pPr>
+        <w:rPr>
+          <w:rFonts w:ascii="Inter Medium" w:eastAsia="Inter Medium" w:hAnsi="Inter Medium" w:cs="Inter Medium"/>
+          <w:color w:val="2057BE"/>
+          <w:sz w:val="20"/>
+          <w:szCs w:val="20"/>
+        </w:rPr>
+      </w:pPr>
+      <w:r>
+        <w:rPr>
+          <w:rFonts w:ascii="Inter Medium" w:eastAsia="Inter Medium" w:hAnsi="Inter Medium" w:cs="Inter Medium"/>
+          <w:color w:val="2057BE"/>
+          <w:sz w:val="20"/>
+          <w:szCs w:val="20"/>
+        </w:rPr>
+        <w:t>Liabilities</w:t>
+      </w:r>
+    </w:p>
+    <w:tbl>
+      <w:tblPr>
+        <w:tblStyle w:val="TableGrid"/>
+        <w:tblW w:w="10065" w:type="dxa"/>
+        <w:tblInd w:w="-5" w:type="dxa"/>
+        <w:tblBorders>
+          <w:top w:val="single" w:sz="4" w:space="0" w:color="ECEFF1"/>
+          <w:left w:val="single" w:sz="4" w:space="0" w:color="ECEFF1"/>
+          <w:bottom w:val="single" w:sz="4" w:space="0" w:color="ECEFF1"/>
+          <w:right w:val="single" w:sz="4" w:space="0" w:color="ECEFF1"/>
+          <w:insideH w:val="single" w:sz="4" w:space="0" w:color="ECEFF1"/>
+          <w:insideV w:val="single" w:sz="4" w:space="0" w:color="ECEFF1"/>
+        </w:tblBorders>
+        <w:tblLayout w:type="fixed"/>
+        <w:tblLook w:val="04A0" w:firstRow="1" w:lastRow="0" w:firstColumn="1" w:lastColumn="0" w:noHBand="0" w:noVBand="1"/>
+      </w:tblPr>
+      <w:tblGrid>
+        <w:gridCol w:w="3119"/>
+        <w:gridCol w:w="3685"/>
+        <w:gridCol w:w="3261"/>
+      </w:tblGrid>
+      <w:tr>
+        <w:trPr>
+          <w:trHeight w:val="272"/>
+        </w:trPr>
+        <w:tc>
+          <w:tcPr>
+            <w:tcW w:w="3119" w:type="dxa"/>
+            <w:shd w:val="clear" w:color="auto" w:fill="ECEFF1"/>
+            <w:vAlign w:val="center"/>
+          </w:tcPr>
+          <w:p>
+            <w:pPr>
+              <w:spacing w:line="276" w:lineRule="auto"/>
+              <w:rPr>
+                <w:rFonts w:cstheme="minorHAnsi"/>
+                <w:b/>
+                <w:sz w:val="20"/>
+                <w:szCs w:val="20"/>
+              </w:rPr>
+            </w:pPr>
+            <w:r>
+              <w:rPr>
+                <w:rFonts w:ascii="Inter" w:eastAsia="Inter" w:hAnsi="Inter" w:cs="Inter"/>
+                <w:color w:val="46494F"/>
+                <w:sz w:val="18"/>
+                <w:szCs w:val="18"/>
+              </w:rPr>
+              <w:t>Type of Loan</w:t>
+            </w:r>
+          </w:p>
+        </w:tc>
+        <w:tc>
+          <w:tcPr>
+            <w:tcW w:w="3685" w:type="dxa"/>
+            <w:shd w:val="clear" w:color="auto" w:fill="ECEFF1"/>
+          </w:tcPr>
+          <w:p>
+            <w:pPr>
+              <w:pStyle w:val="NoSpacing"/>
+              <w:rPr>
+                <w:rFonts w:cstheme="minorHAnsi"/>
+                <w:b/>
+                <w:bCs/>
+                <w:sz w:val="20"/>
+                <w:szCs w:val="20"/>
+              </w:rPr>
+            </w:pPr>
+            <w:r>
+              <w:rPr>
+                <w:rFonts w:ascii="Inter" w:eastAsia="Inter" w:hAnsi="Inter" w:cs="Inter"/>
+                <w:color w:val="46494F"/>
+                <w:sz w:val="18"/>
+                <w:szCs w:val="18"/>
+              </w:rPr>
+              <w:t>Outstanding Balance / Limit</w:t>
+            </w:r>
+          </w:p>
+        </w:tc>
+        <w:tc>
+          <w:tcPr>
+            <w:tcW w:w="3261" w:type="dxa"/>
+            <w:shd w:val="clear" w:color="auto" w:fill="ECEFF1"/>
+          </w:tcPr>
+          <w:p>
+            <w:pPr>
+              <w:pStyle w:val="NoSpacing"/>
+              <w:rPr>
+                <w:rFonts w:ascii="Inter" w:eastAsia="Inter" w:hAnsi="Inter" w:cs="Inter"/>
+                <w:color w:val="46494F"/>
+                <w:sz w:val="18"/>
+                <w:szCs w:val="18"/>
+              </w:rPr>
+            </w:pPr>
+            <w:r>
+              <w:rPr>
+                <w:rFonts w:ascii="Inter" w:eastAsia="Inter" w:hAnsi="Inter" w:cs="Inter"/>
+                <w:color w:val="46494F"/>
+                <w:sz w:val="18"/>
+                <w:szCs w:val="18"/>
+              </w:rPr>
+              <w:t>Conduct</w:t>
+            </w:r>
           </w:p>
         </w:tc>
       </w:tr>
       <w:tr>
         <w:trPr>
-          <w:trHeight w:val="300"/>
+          <w:trHeight w:val="272"/>
+        </w:trPr>
+        <w:tc>
+          <w:tcPr>
+            <w:tcW w:w="3119" w:type="dxa"/>
+            <w:vAlign w:val="center"/>
+          </w:tcPr>
+          <w:p>
+            <w:pPr>
+              <w:spacing w:line="276" w:lineRule="auto"/>
+              <w:rPr>
+                <w:rFonts w:ascii="Inter" w:eastAsia="Inter" w:hAnsi="Inter" w:cs="Inter"/>
+                <w:color w:val="46494F"/>
+                <w:sz w:val="18"/>
+                <w:szCs w:val="18"/>
+              </w:rPr>
+            </w:pPr>
+            <w:r>
+              <w:rPr>
+                <w:rFonts w:ascii="Inter" w:eastAsia="Inter" w:hAnsi="Inter" w:cs="Inter"/>
+                <w:color w:val="46494F"/>
+                <w:sz w:val="18"/>
+                <w:szCs w:val="18"/>
+              </w:rPr>
+              <w:t>####</w:t>
+            </w:r>
+          </w:p>
+        </w:tc>
+        <w:tc>
+          <w:tcPr>
+            <w:tcW w:w="3685" w:type="dxa"/>
+            <w:vAlign w:val="center"/>
+          </w:tcPr>
+          <w:p>
+            <w:pPr>
+              <w:spacing w:line="276" w:lineRule="auto"/>
+              <w:rPr>
+                <w:rFonts w:ascii="Inter" w:eastAsia="Inter" w:hAnsi="Inter" w:cs="Inter"/>
+                <w:color w:val="46494F"/>
+                <w:sz w:val="18"/>
+                <w:szCs w:val="18"/>
+              </w:rPr>
+            </w:pPr>
+            <w:r>
+              <w:rPr>
+                <w:rFonts w:ascii="Inter" w:eastAsia="Inter" w:hAnsi="Inter" w:cs="Inter"/>
+                <w:color w:val="46494F"/>
+                <w:sz w:val="18"/>
+                <w:szCs w:val="18"/>
+              </w:rPr>
+              <w:t>####</w:t>
+            </w:r>
+          </w:p>
+        </w:tc>
+        <w:tc>
+          <w:tcPr>
+            <w:tcW w:w="3261" w:type="dxa"/>
+          </w:tcPr>
+          <w:p>
+            <w:pPr>
+              <w:rPr>
+                <w:rFonts w:ascii="Inter" w:eastAsia="Inter" w:hAnsi="Inter" w:cs="Inter"/>
+                <w:color w:val="46494F"/>
+                <w:sz w:val="18"/>
+                <w:szCs w:val="18"/>
+              </w:rPr>
+            </w:pPr>
+            <w:r>
+              <w:rPr>
+                <w:rFonts w:ascii="Inter" w:eastAsia="Inter" w:hAnsi="Inter" w:cs="Inter"/>
+                <w:color w:val="46494F"/>
+                <w:sz w:val="18"/>
+                <w:szCs w:val="18"/>
+              </w:rPr>
+              <w:t>####</w:t>
+            </w:r>
+          </w:p>
+        </w:tc>
+      </w:tr>
+      <w:tr>
+        <w:trPr>
+          <w:trHeight w:val="272"/>
+        </w:trPr>
+        <w:tc>
+          <w:tcPr>
+            <w:tcW w:w="3119" w:type="dxa"/>
+          </w:tcPr>
+          <w:p>
+            <w:pPr>
+              <w:spacing w:line="276" w:lineRule="auto"/>
+              <w:rPr>
+                <w:rFonts w:ascii="Inter" w:eastAsia="Inter" w:hAnsi="Inter" w:cs="Inter"/>
+                <w:color w:val="46494F"/>
+                <w:sz w:val="18"/>
+                <w:szCs w:val="18"/>
+              </w:rPr>
+            </w:pPr>
+            <w:r>
+              <w:rPr>
+                <w:rFonts w:ascii="Inter" w:eastAsia="Inter" w:hAnsi="Inter" w:cs="Inter"/>
+                <w:color w:val="46494F"/>
+                <w:sz w:val="18"/>
+                <w:szCs w:val="18"/>
+              </w:rPr>
+              <w:t>####</w:t>
+            </w:r>
+          </w:p>
+        </w:tc>
+        <w:tc>
+          <w:tcPr>
+            <w:tcW w:w="3685" w:type="dxa"/>
+          </w:tcPr>
+          <w:p>
+            <w:pPr>
+              <w:spacing w:line="276" w:lineRule="auto"/>
+              <w:rPr>
+                <w:rFonts w:cstheme="minorHAnsi"/>
+                <w:sz w:val="20"/>
+                <w:szCs w:val="20"/>
+              </w:rPr>
+            </w:pPr>
+            <w:r>
+              <w:rPr>
+                <w:rFonts w:ascii="Inter" w:eastAsia="Inter" w:hAnsi="Inter" w:cs="Inter"/>
+                <w:color w:val="46494F"/>
+                <w:sz w:val="18"/>
+                <w:szCs w:val="18"/>
+              </w:rPr>
+              <w:t>####</w:t>
+            </w:r>
+          </w:p>
+        </w:tc>
+        <w:tc>
+          <w:tcPr>
+            <w:tcW w:w="3261" w:type="dxa"/>
+          </w:tcPr>
+          <w:p>
+            <w:pPr>
+              <w:rPr>
+                <w:rFonts w:ascii="Inter" w:eastAsia="Inter" w:hAnsi="Inter" w:cs="Inter"/>
+                <w:color w:val="46494F"/>
+                <w:sz w:val="18"/>
+                <w:szCs w:val="18"/>
+              </w:rPr>
+            </w:pPr>
+            <w:r>
+              <w:rPr>
+                <w:rFonts w:ascii="Inter" w:eastAsia="Inter" w:hAnsi="Inter" w:cs="Inter"/>
+                <w:color w:val="46494F"/>
+                <w:sz w:val="18"/>
+                <w:szCs w:val="18"/>
+              </w:rPr>
+              <w:t>####</w:t>
+            </w:r>
+          </w:p>
+        </w:tc>
+      </w:tr>
+    </w:tbl>
+    <w:p>
+      <w:pPr>
+        <w:rPr>
+          <w:rFonts w:ascii="Inter Medium" w:eastAsia="Inter Medium" w:hAnsi="Inter Medium" w:cs="Inter Medium"/>
+          <w:color w:val="46494F"/>
+          <w:sz w:val="20"/>
+          <w:szCs w:val="20"/>
+        </w:rPr>
+      </w:pPr>
+    </w:p>
+    <w:tbl>
+      <w:tblPr>
+        <w:tblStyle w:val="TableGrid"/>
+        <w:tblW w:w="10065" w:type="dxa"/>
+        <w:tblInd w:w="-5" w:type="dxa"/>
+        <w:tblBorders>
+          <w:top w:val="single" w:sz="4" w:space="0" w:color="ECEFF1"/>
+          <w:left w:val="single" w:sz="4" w:space="0" w:color="ECEFF1"/>
+          <w:bottom w:val="single" w:sz="4" w:space="0" w:color="ECEFF1"/>
+          <w:right w:val="single" w:sz="4" w:space="0" w:color="ECEFF1"/>
+          <w:insideH w:val="single" w:sz="4" w:space="0" w:color="ECEFF1"/>
+          <w:insideV w:val="single" w:sz="4" w:space="0" w:color="ECEFF1"/>
+        </w:tblBorders>
+        <w:tblLayout w:type="fixed"/>
+        <w:tblLook w:val="04A0" w:firstRow="1" w:lastRow="0" w:firstColumn="1" w:lastColumn="0" w:noHBand="0" w:noVBand="1"/>
+      </w:tblPr>
+      <w:tblGrid>
+        <w:gridCol w:w="10065"/>
+      </w:tblGrid>
+      <w:tr>
+        <w:trPr>
+          <w:trHeight w:val="272"/>
         </w:trPr>
         <w:tc>
           <w:tcPr>
             <w:tcW w:w="10065" w:type="dxa"/>
-            <w:gridSpan w:val="4"/>
-            <w:tcBorders>
-              <w:top w:val="nil"/>
-            </w:tcBorders>
+            <w:shd w:val="clear" w:color="auto" w:fill="2057BE"/>
           </w:tcPr>
           <w:p>
             <w:pPr>
-              <w:tabs>
-                <w:tab w:val="left" w:pos="1870"/>
-              </w:tabs>
-              <w:spacing w:line="276" w:lineRule="auto"/>
-              <w:rPr>
-                <w:rFonts w:cstheme="minorHAnsi"/>
-                <w:b/>
-                <w:bCs/>
-                <w:sz w:val="20"/>
-                <w:szCs w:val="20"/>
-                <w:shd w:val="clear" w:color="auto" w:fill="FFFFFF"/>
+              <w:pStyle w:val="NoSpacing"/>
+              <w:rPr>
+                <w:rFonts w:ascii="Inter" w:eastAsia="Inter" w:hAnsi="Inter" w:cs="Inter"/>
+                <w:color w:val="46494F"/>
+                <w:sz w:val="18"/>
+                <w:szCs w:val="18"/>
               </w:rPr>
             </w:pPr>
             <w:r>
+              <w:rPr>
+                <w:rFonts w:ascii="Inter" w:eastAsia="Inter" w:hAnsi="Inter" w:cs="Inter"/>
+                <w:color w:val="FFFFFF" w:themeColor="background1"/>
+                <w:sz w:val="18"/>
+                <w:szCs w:val="18"/>
+              </w:rPr>
+              <w:t>Credit History</w:t>
+            </w:r>
+          </w:p>
+        </w:tc>
+      </w:tr>
+      <w:tr>
+        <w:trPr>
+          <w:trHeight w:val="2400" w:hRule="atLeast"/>
+        </w:trPr>
+        <w:tc>
+          <w:tcPr>
+            <w:tcW w:w="10065" w:type="dxa"/>
+            <w:vAlign w:val="center"/>
+          </w:tcPr>
+          <w:p>
+            <w:pPr>
+              <w:spacing w:line="276" w:lineRule="auto"/>
               <w:rPr>
                 <w:rFonts w:cstheme="minorHAnsi"/>
                 <w:b/>
                 <w:sz w:val="20"/>
                 <w:szCs w:val="20"/>
               </w:rPr>
-              <w:t>Living cost</w:t>
+            </w:pPr>
+            <w:r>
+              <w:rPr>
+                <w:rFonts w:ascii="Inter" w:eastAsia="Inter" w:hAnsi="Inter" w:cs="Inter"/>
+                <w:color w:val="46494F"/>
+                <w:sz w:val="18"/>
+                <w:szCs w:val="18"/>
+              </w:rPr>
+              <w:t>####</w:t>
             </w:r>
+          </w:p>
+        </w:tc>
+      </w:tr>
+    </w:tbl>
+    <w:p>
+      <w:pPr>
+        <w:rPr>
+          <w:rFonts w:ascii="Inter Medium" w:eastAsia="Inter Medium" w:hAnsi="Inter Medium" w:cs="Inter Medium"/>
+          <w:color w:val="46494F"/>
+          <w:sz w:val="20"/>
+          <w:szCs w:val="20"/>
+        </w:rPr>
+      </w:pPr>
+    </w:p>
+    <w:tbl>
+      <w:tblPr>
+        <w:tblStyle w:val="TableGrid"/>
+        <w:tblW w:w="10065" w:type="dxa"/>
+        <w:tblInd w:w="-5" w:type="dxa"/>
+        <w:tblBorders>
+          <w:top w:val="single" w:sz="4" w:space="0" w:color="ECEFF1"/>
+          <w:left w:val="single" w:sz="4" w:space="0" w:color="ECEFF1"/>
+          <w:bottom w:val="single" w:sz="4" w:space="0" w:color="ECEFF1"/>
+          <w:right w:val="single" w:sz="4" w:space="0" w:color="ECEFF1"/>
+          <w:insideH w:val="single" w:sz="4" w:space="0" w:color="ECEFF1"/>
+          <w:insideV w:val="single" w:sz="4" w:space="0" w:color="ECEFF1"/>
+        </w:tblBorders>
+        <w:tblLayout w:type="fixed"/>
+        <w:tblLook w:val="04A0" w:firstRow="1" w:lastRow="0" w:firstColumn="1" w:lastColumn="0" w:noHBand="0" w:noVBand="1"/>
+      </w:tblPr>
+      <w:tblGrid>
+        <w:gridCol w:w="4962"/>
+        <w:gridCol w:w="5103"/>
+      </w:tblGrid>
+      <w:tr>
+        <w:trPr>
+          <w:trHeight w:val="272"/>
+        </w:trPr>
+        <w:tc>
+          <w:tcPr>
+            <w:tcW w:w="4962" w:type="dxa"/>
+            <w:shd w:val="clear" w:color="auto" w:fill="2057BE"/>
+          </w:tcPr>
+          <w:p>
+            <w:pPr>
+              <w:pStyle w:val="NoSpacing"/>
+              <w:rPr>
+                <w:rFonts w:ascii="Inter" w:eastAsia="Inter" w:hAnsi="Inter" w:cs="Inter"/>
+                <w:color w:val="FFFFFF" w:themeColor="background1"/>
+                <w:sz w:val="18"/>
+                <w:szCs w:val="18"/>
+              </w:rPr>
+            </w:pPr>
             <w:r>
               <w:rPr>
-                <w:rFonts w:cstheme="minorHAnsi"/>
-                <w:b/>
-                <w:sz w:val="20"/>
-                <w:szCs w:val="20"/>
-              </w:rPr>
-              <w:tab/>
+                <w:rFonts w:ascii="Inter" w:eastAsia="Inter" w:hAnsi="Inter" w:cs="Inter"/>
+                <w:color w:val="FFFFFF" w:themeColor="background1"/>
+                <w:sz w:val="18"/>
+                <w:szCs w:val="18"/>
+              </w:rPr>
+              <w:lastRenderedPageBreak/>
+              <w:t xml:space="preserve">Living Costs: </w:t>
             </w:r>
+          </w:p>
+        </w:tc>
+        <w:tc>
+          <w:tcPr>
+            <w:tcW w:w="5103" w:type="dxa"/>
+            <w:shd w:val="clear" w:color="auto" w:fill="2057BE"/>
+          </w:tcPr>
+          <w:p>
+            <w:pPr>
+              <w:pStyle w:val="NoSpacing"/>
+              <w:rPr>
+                <w:rFonts w:ascii="Inter" w:eastAsia="Inter" w:hAnsi="Inter" w:cs="Inter"/>
+                <w:color w:val="FFFFFF" w:themeColor="background1"/>
+                <w:sz w:val="18"/>
+                <w:szCs w:val="18"/>
+              </w:rPr>
+            </w:pPr>
             <w:r>
               <w:rPr>
-                <w:rFonts w:cstheme="minorHAnsi"/>
-                <w:b/>
-                <w:bCs/>
-                <w:sz w:val="20"/>
-                <w:szCs w:val="20"/>
-                <w:shd w:val="clear" w:color="auto" w:fill="FFFFFF"/>
-              </w:rPr>
-              <w:t>$</w:t>
+                <w:rFonts w:ascii="Inter" w:eastAsia="Inter" w:hAnsi="Inter" w:cs="Inter"/>
+                <w:color w:val="FFFFFF" w:themeColor="background1"/>
+                <w:sz w:val="18"/>
+                <w:szCs w:val="18"/>
+              </w:rPr>
+              <w:t>Policy exceptions (including mitigants)</w:t>
             </w:r>
+          </w:p>
+        </w:tc>
+      </w:tr>
+      <w:tr>
+        <w:trPr>
+          <w:trHeight w:val="1800" w:hRule="atLeast"/>
+        </w:trPr>
+        <w:tc>
+          <w:tcPr>
+            <w:tcW w:w="4962" w:type="dxa"/>
+            <w:vAlign w:val="center"/>
+          </w:tcPr>
+          <w:p>
+            <w:pPr>
+              <w:pStyle w:val="NoSpacing"/>
+              <w:rPr>
+                <w:rFonts w:ascii="Inter" w:eastAsia="Inter" w:hAnsi="Inter" w:cs="Inter"/>
+                <w:color w:val="46494F"/>
+                <w:sz w:val="18"/>
+                <w:szCs w:val="18"/>
+              </w:rPr>
+            </w:pPr>
             <w:r>
               <w:rPr>
-                <w:rFonts w:cstheme="minorHAnsi"/>
-                <w:b/>
-                <w:bCs/>
-                <w:sz w:val="20"/>
-                <w:szCs w:val="20"/>
-                <w:shd w:val="clear" w:color="auto" w:fill="FFFFFF"/>
-              </w:rPr>
-              <w:t>1,977.00</w:t>
+                <w:rFonts w:ascii="Inter" w:eastAsia="Inter" w:hAnsi="Inter" w:cs="Inter"/>
+                <w:color w:val="46494F"/>
+                <w:sz w:val="18"/>
+                <w:szCs w:val="18"/>
+              </w:rPr>
+              <w:t>####</w:t>
             </w:r>
+          </w:p>
+        </w:tc>
+        <w:tc>
+          <w:tcPr>
+            <w:tcW w:w="5103" w:type="dxa"/>
+            <w:vAlign w:val="center"/>
+          </w:tcPr>
+          <w:p>
+            <w:pPr>
+              <w:pStyle w:val="NoSpacing"/>
+              <w:rPr>
+                <w:rFonts w:ascii="Inter" w:eastAsia="Inter" w:hAnsi="Inter" w:cs="Inter"/>
+                <w:color w:val="46494F"/>
+                <w:sz w:val="18"/>
+                <w:szCs w:val="18"/>
+              </w:rPr>
+            </w:pPr>
+          </w:p>
+          <w:p>
+            <w:pPr>
+              <w:pStyle w:val="NoSpacing"/>
+              <w:rPr>
+                <w:rFonts w:ascii="Inter" w:eastAsia="Inter" w:hAnsi="Inter" w:cs="Inter"/>
+                <w:color w:val="46494F"/>
+                <w:sz w:val="18"/>
+                <w:szCs w:val="18"/>
+              </w:rPr>
+            </w:pPr>
             <w:r>
               <w:rPr>
-                <w:rFonts w:cstheme="minorHAnsi"/>
-                <w:b/>
-                <w:bCs/>
-                <w:sz w:val="20"/>
-                <w:szCs w:val="20"/>
-                <w:shd w:val="clear" w:color="auto" w:fill="FFFFFF"/>
-              </w:rPr>
-              <w:t xml:space="preserve"> pm / $</w:t>
-            </w:r>
-            <w:r>
-              <w:rPr>
-                <w:rFonts w:cstheme="minorHAnsi"/>
-                <w:b/>
-                <w:bCs/>
-                <w:sz w:val="20"/>
-                <w:szCs w:val="20"/>
-                <w:shd w:val="clear" w:color="auto" w:fill="FFFFFF"/>
-              </w:rPr>
-              <w:t xml:space="preserve">23,724.00 </w:t>
-            </w:r>
-            <w:r>
-              <w:rPr>
-                <w:rFonts w:cstheme="minorHAnsi"/>
-                <w:b/>
-                <w:bCs/>
-                <w:sz w:val="20"/>
-                <w:szCs w:val="20"/>
-                <w:shd w:val="clear" w:color="auto" w:fill="FFFFFF"/>
-              </w:rPr>
-              <w:t>pa</w:t>
+                <w:rFonts w:ascii="Inter" w:eastAsia="Inter" w:hAnsi="Inter" w:cs="Inter"/>
+                <w:color w:val="46494F"/>
+                <w:sz w:val="18"/>
+                <w:szCs w:val="18"/>
+              </w:rPr>
+              <w:t>####</w:t>
             </w:r>
           </w:p>
           <w:p>
             <w:pPr>
-              <w:tabs>
-                <w:tab w:val="left" w:pos="1870"/>
-              </w:tabs>
-              <w:spacing w:line="276" w:lineRule="auto"/>
+              <w:pStyle w:val="NoSpacing"/>
+              <w:rPr>
+                <w:rFonts w:ascii="Inter" w:eastAsia="Inter" w:hAnsi="Inter" w:cs="Inter"/>
+                <w:color w:val="46494F"/>
+                <w:sz w:val="18"/>
+                <w:szCs w:val="18"/>
+              </w:rPr>
+            </w:pPr>
+          </w:p>
+        </w:tc>
+      </w:tr>
+    </w:tbl>
+    <w:p>
+      <w:pPr>
+        <w:rPr>
+          <w:rFonts w:ascii="Inter Medium" w:eastAsia="Inter Medium" w:hAnsi="Inter Medium" w:cs="Inter Medium"/>
+          <w:color w:val="46494F"/>
+          <w:sz w:val="20"/>
+          <w:szCs w:val="20"/>
+        </w:rPr>
+      </w:pPr>
+    </w:p>
+    <w:tbl>
+      <w:tblPr>
+        <w:tblStyle w:val="TableGrid"/>
+        <w:tblW w:w="10065" w:type="dxa"/>
+        <w:tblInd w:w="-5" w:type="dxa"/>
+        <w:tblBorders>
+          <w:top w:val="single" w:sz="4" w:space="0" w:color="ECEFF1"/>
+          <w:left w:val="single" w:sz="4" w:space="0" w:color="ECEFF1"/>
+          <w:bottom w:val="single" w:sz="4" w:space="0" w:color="ECEFF1"/>
+          <w:right w:val="single" w:sz="4" w:space="0" w:color="ECEFF1"/>
+          <w:insideH w:val="single" w:sz="4" w:space="0" w:color="ECEFF1"/>
+          <w:insideV w:val="single" w:sz="4" w:space="0" w:color="ECEFF1"/>
+        </w:tblBorders>
+        <w:tblLayout w:type="fixed"/>
+        <w:tblLook w:val="04A0" w:firstRow="1" w:lastRow="0" w:firstColumn="1" w:lastColumn="0" w:noHBand="0" w:noVBand="1"/>
+      </w:tblPr>
+      <w:tblGrid>
+        <w:gridCol w:w="2552"/>
+        <w:gridCol w:w="7513"/>
+      </w:tblGrid>
+      <w:tr>
+        <w:trPr>
+          <w:trHeight w:val="272"/>
+        </w:trPr>
+        <w:tc>
+          <w:tcPr>
+            <w:tcW w:w="10065" w:type="dxa"/>
+            <w:gridSpan w:val="2"/>
+            <w:shd w:val="clear" w:color="auto" w:fill="2057BE"/>
+          </w:tcPr>
+          <w:p>
+            <w:pPr>
+              <w:pStyle w:val="NoSpacing"/>
               <w:rPr>
                 <w:rFonts w:cstheme="minorHAnsi"/>
                 <w:b/>
                 <w:bCs/>
-                <w:color w:val="FF0000"/>
+                <w:color w:val="FFFFFF" w:themeColor="background1"/>
                 <w:sz w:val="20"/>
                 <w:szCs w:val="20"/>
-                <w:shd w:val="clear" w:color="auto" w:fill="FFFFFF"/>
               </w:rPr>
             </w:pPr>
+            <w:r>
+              <w:rPr>
+                <w:rFonts w:ascii="Inter" w:eastAsia="Inter" w:hAnsi="Inter" w:cs="Inter"/>
+                <w:color w:val="FFFFFF" w:themeColor="background1"/>
+                <w:sz w:val="18"/>
+                <w:szCs w:val="18"/>
+              </w:rPr>
+              <w:t xml:space="preserve">Final </w:t>
+            </w:r>
+            <w:proofErr w:type="spellStart"/>
+            <w:r>
+              <w:rPr>
+                <w:rFonts w:ascii="Inter" w:eastAsia="Inter" w:hAnsi="Inter" w:cs="Inter"/>
+                <w:color w:val="FFFFFF" w:themeColor="background1"/>
+                <w:sz w:val="18"/>
+                <w:szCs w:val="18"/>
+              </w:rPr>
+              <w:t>Assesment</w:t>
+            </w:r>
+            <w:proofErr w:type="spellEnd"/>
           </w:p>
+        </w:tc>
+      </w:tr>
+      <w:tr>
+        <w:trPr>
+          <w:trHeight w:val="1200" w:hRule="atLeast"/>
+        </w:trPr>
+        <w:tc>
+          <w:tcPr>
+            <w:tcW w:w="10065" w:type="dxa"/>
+            <w:gridSpan w:val="2"/>
+          </w:tcPr>
           <w:p>
             <w:pPr>
-              <w:tabs>
-                <w:tab w:val="left" w:pos="1870"/>
-              </w:tabs>
-              <w:spacing w:line="276" w:lineRule="auto"/>
-              <w:rPr>
-                <w:rFonts w:cstheme="minorHAnsi"/>
-                <w:b/>
-                <w:bCs/>
-                <w:sz w:val="20"/>
-                <w:szCs w:val="20"/>
+              <w:pStyle w:val="NoSpacing"/>
+              <w:rPr>
+                <w:rFonts w:ascii="Inter" w:eastAsia="Inter" w:hAnsi="Inter" w:cs="Inter"/>
+                <w:color w:val="46494F"/>
+                <w:sz w:val="18"/>
+                <w:szCs w:val="18"/>
               </w:rPr>
             </w:pPr>
             <w:r>
               <w:rPr>
-                <w:rFonts w:cstheme="minorHAnsi"/>
-                <w:b/>
-                <w:bCs/>
-                <w:sz w:val="20"/>
-                <w:szCs w:val="20"/>
-              </w:rPr>
-              <w:tab/>
-            </w:r>
-            <w:r>
-              <w:rPr>
-                <w:rFonts w:cstheme="minorHAnsi"/>
-                <w:b/>
-                <w:bCs/>
-                <w:sz w:val="20"/>
-                <w:szCs w:val="20"/>
-              </w:rPr>
-              <w:t xml:space="preserve">HEM of </w:t>
-            </w:r>
-            <w:r>
-              <w:rPr>
-                <w:rFonts w:cstheme="minorHAnsi"/>
-                <w:b/>
-                <w:bCs/>
-                <w:sz w:val="20"/>
-                <w:szCs w:val="20"/>
-              </w:rPr>
-              <w:t>23,721.00</w:t>
-            </w:r>
-            <w:r>
-              <w:rPr>
-                <w:rFonts w:cstheme="minorHAnsi"/>
-                <w:b/>
-                <w:bCs/>
-                <w:sz w:val="20"/>
-                <w:szCs w:val="20"/>
-              </w:rPr>
-              <w:t xml:space="preserve"> </w:t>
-            </w:r>
-            <w:r>
-              <w:rPr>
-                <w:rFonts w:cstheme="minorHAnsi"/>
-                <w:b/>
-                <w:bCs/>
-                <w:sz w:val="20"/>
-                <w:szCs w:val="20"/>
-              </w:rPr>
-              <w:t>(</w:t>
-            </w:r>
-            <w:r>
-              <w:rPr>
-                <w:rFonts w:cstheme="minorHAnsi"/>
-                <w:b/>
-                <w:bCs/>
-                <w:sz w:val="20"/>
-                <w:szCs w:val="20"/>
-              </w:rPr>
-              <w:t>100.01</w:t>
-            </w:r>
-            <w:r>
-              <w:rPr>
-                <w:rFonts w:cstheme="minorHAnsi"/>
-                <w:b/>
-                <w:bCs/>
-                <w:sz w:val="20"/>
-                <w:szCs w:val="20"/>
-              </w:rPr>
-              <w:t>%)</w:t>
+                <w:rFonts w:ascii="Inter" w:eastAsia="Inter" w:hAnsi="Inter" w:cs="Inter"/>
+                <w:color w:val="46494F"/>
+                <w:sz w:val="18"/>
+                <w:szCs w:val="18"/>
+              </w:rPr>
+              <w:t>####</w:t>
             </w:r>
           </w:p>
           <w:p>
             <w:pPr>
-              <w:tabs>
-                <w:tab w:val="left" w:pos="1855"/>
-              </w:tabs>
-              <w:spacing w:line="276" w:lineRule="auto"/>
-              <w:rPr>
-                <w:rFonts w:cstheme="minorHAnsi"/>
-                <w:strike/>
-                <w:color w:val="FF0000"/>
-                <w:sz w:val="20"/>
-                <w:szCs w:val="20"/>
+              <w:pStyle w:val="NoSpacing"/>
+              <w:rPr>
+                <w:rFonts w:ascii="Inter" w:eastAsia="Inter" w:hAnsi="Inter" w:cs="Inter"/>
+                <w:color w:val="46494F"/>
+                <w:sz w:val="18"/>
+                <w:szCs w:val="18"/>
               </w:rPr>
             </w:pPr>
           </w:p>
@@ -3263,717 +1875,25 @@
         <w:tc>
           <w:tcPr>
             <w:tcW w:w="10065" w:type="dxa"/>
-            <w:gridSpan w:val="4"/>
-            <w:tcBorders>
-              <w:bottom w:val="single" w:sz="4" w:space="0" w:color="auto"/>
-            </w:tcBorders>
-            <w:shd w:val="clear" w:color="auto" w:fill="F2F2F2" w:themeFill="background1" w:themeFillShade="F2"/>
+            <w:gridSpan w:val="2"/>
+            <w:shd w:val="clear" w:color="auto" w:fill="2057BE"/>
           </w:tcPr>
           <w:p>
             <w:pPr>
-              <w:rPr>
-                <w:rFonts w:cstheme="minorHAnsi"/>
-                <w:b/>
-                <w:bCs/>
-                <w:sz w:val="20"/>
-                <w:szCs w:val="20"/>
+              <w:pStyle w:val="NoSpacing"/>
+              <w:rPr>
+                <w:rFonts w:ascii="Inter" w:eastAsia="Inter" w:hAnsi="Inter" w:cs="Inter"/>
+                <w:color w:val="FFFFFF" w:themeColor="background1"/>
+                <w:sz w:val="18"/>
+                <w:szCs w:val="18"/>
               </w:rPr>
             </w:pPr>
             <w:r>
               <w:rPr>
-                <w:rStyle w:val="fontstyle01"/>
-                <w:rFonts w:asciiTheme="minorHAnsi" w:hAnsiTheme="minorHAnsi" w:cstheme="minorHAnsi"/>
-                <w:b/>
-                <w:bCs/>
-                <w:color w:val="auto"/>
-                <w:sz w:val="20"/>
-                <w:szCs w:val="20"/>
-              </w:rPr>
-              <w:t>Policy exceptions (including mitigants)</w:t>
-            </w:r>
-          </w:p>
-        </w:tc>
-      </w:tr>
-      <w:tr>
-        <w:trPr>
-          <w:trHeight w:val="261"/>
-        </w:trPr>
-        <w:tc>
-          <w:tcPr>
-            <w:tcW w:w="10065" w:type="dxa"/>
-            <w:gridSpan w:val="4"/>
-            <w:tcBorders>
-              <w:bottom w:val="single" w:sz="4" w:space="0" w:color="auto"/>
-            </w:tcBorders>
-          </w:tcPr>
-          <w:p>
-            <w:pPr>
-              <w:rPr>
-                <w:rFonts w:cstheme="minorHAnsi"/>
-                <w:sz w:val="20"/>
-                <w:szCs w:val="20"/>
-              </w:rPr>
-            </w:pPr>
-          </w:p>
-        </w:tc>
-      </w:tr>
-      <w:tr>
-        <w:trPr>
-          <w:trHeight w:val="258"/>
-        </w:trPr>
-        <w:tc>
-          <w:tcPr>
-            <w:tcW w:w="10065" w:type="dxa"/>
-            <w:gridSpan w:val="4"/>
-            <w:tcBorders>
-              <w:top w:val="single" w:sz="4" w:space="0" w:color="auto"/>
-              <w:bottom w:val="single" w:sz="4" w:space="0" w:color="auto"/>
-            </w:tcBorders>
-            <w:shd w:val="clear" w:color="auto" w:fill="F2F2F2" w:themeFill="background1" w:themeFillShade="F2"/>
-          </w:tcPr>
-          <w:p>
-            <w:pPr>
-              <w:tabs>
-                <w:tab w:val="left" w:pos="900"/>
-              </w:tabs>
-              <w:spacing w:line="276" w:lineRule="auto"/>
-              <w:rPr>
-                <w:rFonts w:cstheme="minorHAnsi"/>
-                <w:b/>
-                <w:sz w:val="20"/>
-                <w:szCs w:val="20"/>
-              </w:rPr>
-            </w:pPr>
-            <w:r>
-              <w:rPr>
-                <w:rFonts w:cstheme="minorHAnsi"/>
-                <w:b/>
-                <w:sz w:val="20"/>
-                <w:szCs w:val="20"/>
-              </w:rPr>
-              <w:t>Final Assessment</w:t>
-            </w:r>
-          </w:p>
-        </w:tc>
-      </w:tr>
-      <w:tr>
-        <w:trPr>
-          <w:trHeight w:val="258"/>
-        </w:trPr>
-        <w:tc>
-          <w:tcPr>
-            <w:tcW w:w="10065" w:type="dxa"/>
-            <w:gridSpan w:val="4"/>
-            <w:tcBorders>
-              <w:top w:val="single" w:sz="4" w:space="0" w:color="auto"/>
-              <w:bottom w:val="single" w:sz="4" w:space="0" w:color="auto"/>
-            </w:tcBorders>
-          </w:tcPr>
-          <w:p>
-            <w:pPr>
-              <w:numPr>
-                <w:ilvl w:val="0"/>
-                <w:numId w:val="1"/>
-              </w:numPr>
-              <w:spacing w:before="100" w:beforeAutospacing="1" w:after="100" w:afterAutospacing="1" w:line="276" w:lineRule="auto"/>
-              <w:rPr>
-                <w:rFonts w:eastAsia="Times New Roman" w:cstheme="minorHAnsi"/>
-                <w:sz w:val="20"/>
-                <w:szCs w:val="20"/>
-                <w:lang w:eastAsia="en-AU"/>
-              </w:rPr>
-            </w:pPr>
-            <w:r>
-              <w:rPr>
-                <w:rFonts w:eastAsia="Times New Roman" w:cstheme="minorHAnsi"/>
-                <w:sz w:val="20"/>
-                <w:szCs w:val="20"/>
-                <w:lang w:eastAsia="en-AU"/>
-              </w:rPr>
-              <w:t xml:space="preserve">I have assessed the loan application in a prudent manner and reasonable enquires have been made in my assessment and I have determined that the loan is not unsuitable for the applicant/s and that the: </w:t>
-            </w:r>
-          </w:p>
-          <w:p>
-            <w:pPr>
-              <w:numPr>
-                <w:ilvl w:val="1"/>
-                <w:numId w:val="1"/>
-              </w:numPr>
-              <w:spacing w:after="100" w:afterAutospacing="1" w:line="276" w:lineRule="auto"/>
-              <w:rPr>
-                <w:rFonts w:eastAsia="Times New Roman" w:cstheme="minorHAnsi"/>
-                <w:position w:val="2"/>
-                <w:sz w:val="20"/>
-                <w:szCs w:val="20"/>
-                <w:lang w:eastAsia="en-AU"/>
-              </w:rPr>
-            </w:pPr>
-            <w:r>
-              <w:rPr>
-                <w:rFonts w:eastAsia="Times New Roman" w:cstheme="minorHAnsi"/>
-                <w:position w:val="2"/>
-                <w:sz w:val="20"/>
-                <w:szCs w:val="20"/>
-                <w:lang w:eastAsia="en-AU"/>
-              </w:rPr>
-              <w:t xml:space="preserve">the loan terms meet the </w:t>
-            </w:r>
-            <w:r>
-              <w:rPr>
-                <w:rFonts w:eastAsia="Times New Roman" w:cstheme="minorHAnsi"/>
-                <w:sz w:val="20"/>
-                <w:szCs w:val="20"/>
-                <w:lang w:eastAsia="en-AU"/>
-              </w:rPr>
-              <w:t>applicant/s</w:t>
-            </w:r>
-            <w:r>
-              <w:rPr>
-                <w:rFonts w:eastAsia="Times New Roman" w:cstheme="minorHAnsi"/>
-                <w:position w:val="2"/>
-                <w:sz w:val="20"/>
-                <w:szCs w:val="20"/>
-                <w:lang w:eastAsia="en-AU"/>
-              </w:rPr>
-              <w:t xml:space="preserve"> requirements and objectives;</w:t>
-            </w:r>
-          </w:p>
-          <w:p>
-            <w:pPr>
-              <w:numPr>
-                <w:ilvl w:val="1"/>
-                <w:numId w:val="1"/>
-              </w:numPr>
-              <w:spacing w:before="100" w:beforeAutospacing="1" w:after="100" w:afterAutospacing="1" w:line="276" w:lineRule="auto"/>
-              <w:rPr>
-                <w:rFonts w:eastAsia="Times New Roman" w:cstheme="minorHAnsi"/>
-                <w:position w:val="2"/>
-                <w:sz w:val="20"/>
-                <w:szCs w:val="20"/>
-                <w:lang w:eastAsia="en-AU"/>
-              </w:rPr>
-            </w:pPr>
-            <w:r>
-              <w:rPr>
-                <w:rFonts w:eastAsia="Times New Roman" w:cstheme="minorHAnsi"/>
-                <w:position w:val="2"/>
-                <w:sz w:val="20"/>
-                <w:szCs w:val="20"/>
-                <w:lang w:eastAsia="en-AU"/>
-              </w:rPr>
-              <w:t xml:space="preserve">the </w:t>
-            </w:r>
-            <w:r>
-              <w:rPr>
-                <w:rFonts w:eastAsia="Times New Roman" w:cstheme="minorHAnsi"/>
-                <w:sz w:val="20"/>
-                <w:szCs w:val="20"/>
-                <w:lang w:eastAsia="en-AU"/>
-              </w:rPr>
-              <w:t>applicant/s</w:t>
-            </w:r>
-            <w:r>
-              <w:rPr>
-                <w:rFonts w:eastAsia="Times New Roman" w:cstheme="minorHAnsi"/>
-                <w:position w:val="2"/>
-                <w:sz w:val="20"/>
-                <w:szCs w:val="20"/>
-                <w:lang w:eastAsia="en-AU"/>
-              </w:rPr>
-              <w:t xml:space="preserve"> will be able to comply with their financial obligations under the loan product;</w:t>
-            </w:r>
-          </w:p>
-          <w:p>
-            <w:pPr>
-              <w:numPr>
-                <w:ilvl w:val="1"/>
-                <w:numId w:val="1"/>
-              </w:numPr>
-              <w:spacing w:before="100" w:beforeAutospacing="1" w:after="100" w:afterAutospacing="1" w:line="276" w:lineRule="auto"/>
-              <w:rPr>
-                <w:rFonts w:eastAsia="Times New Roman" w:cstheme="minorHAnsi"/>
-                <w:position w:val="2"/>
-                <w:sz w:val="20"/>
-                <w:szCs w:val="20"/>
-                <w:lang w:eastAsia="en-AU"/>
-              </w:rPr>
-            </w:pPr>
-            <w:r>
-              <w:rPr>
-                <w:rFonts w:eastAsia="Times New Roman" w:cstheme="minorHAnsi"/>
-                <w:position w:val="2"/>
-                <w:sz w:val="20"/>
-                <w:szCs w:val="20"/>
-                <w:lang w:eastAsia="en-AU"/>
-              </w:rPr>
-              <w:t xml:space="preserve">the </w:t>
-            </w:r>
-            <w:r>
-              <w:rPr>
-                <w:rFonts w:eastAsia="Times New Roman" w:cstheme="minorHAnsi"/>
-                <w:sz w:val="20"/>
-                <w:szCs w:val="20"/>
-                <w:lang w:eastAsia="en-AU"/>
-              </w:rPr>
-              <w:t xml:space="preserve">applicant/s </w:t>
-            </w:r>
-            <w:r>
-              <w:rPr>
-                <w:rFonts w:eastAsia="Times New Roman" w:cstheme="minorHAnsi"/>
-                <w:position w:val="2"/>
-                <w:sz w:val="20"/>
-                <w:szCs w:val="20"/>
-                <w:lang w:eastAsia="en-AU"/>
-              </w:rPr>
-              <w:t>have the requisite capacity to service all financial commitments and without substantial hardship; and</w:t>
-            </w:r>
-          </w:p>
-          <w:p>
-            <w:pPr>
-              <w:numPr>
-                <w:ilvl w:val="1"/>
-                <w:numId w:val="1"/>
-              </w:numPr>
-              <w:spacing w:after="100" w:afterAutospacing="1" w:line="276" w:lineRule="auto"/>
-              <w:rPr>
-                <w:rFonts w:eastAsia="Times New Roman" w:cstheme="minorHAnsi"/>
-                <w:position w:val="2"/>
-                <w:sz w:val="20"/>
-                <w:szCs w:val="20"/>
-                <w:lang w:eastAsia="en-AU"/>
-              </w:rPr>
-            </w:pPr>
-            <w:r>
-              <w:rPr>
-                <w:rFonts w:eastAsia="Times New Roman" w:cstheme="minorHAnsi"/>
-                <w:position w:val="2"/>
-                <w:sz w:val="20"/>
-                <w:szCs w:val="20"/>
-                <w:lang w:eastAsia="en-AU"/>
-              </w:rPr>
-              <w:t xml:space="preserve">each </w:t>
-            </w:r>
-            <w:r>
-              <w:rPr>
-                <w:rFonts w:eastAsia="Times New Roman" w:cstheme="minorHAnsi"/>
-                <w:sz w:val="20"/>
-                <w:szCs w:val="20"/>
-                <w:lang w:eastAsia="en-AU"/>
-              </w:rPr>
-              <w:t>applicant/s</w:t>
-            </w:r>
-            <w:r>
-              <w:rPr>
-                <w:rFonts w:eastAsia="Times New Roman" w:cstheme="minorHAnsi"/>
-                <w:position w:val="2"/>
-                <w:sz w:val="20"/>
-                <w:szCs w:val="20"/>
-                <w:lang w:eastAsia="en-AU"/>
-              </w:rPr>
-              <w:t xml:space="preserve"> has the requisite authority / capacity to grant the supporting securities.</w:t>
-            </w:r>
-          </w:p>
-          <w:p>
-            <w:pPr>
-              <w:numPr>
-                <w:ilvl w:val="0"/>
-                <w:numId w:val="1"/>
-              </w:numPr>
-              <w:spacing w:before="100" w:beforeAutospacing="1" w:after="100" w:afterAutospacing="1" w:line="276" w:lineRule="auto"/>
-              <w:rPr>
-                <w:rFonts w:eastAsia="Times New Roman" w:cstheme="minorHAnsi"/>
-                <w:sz w:val="20"/>
-                <w:szCs w:val="20"/>
-                <w:lang w:eastAsia="en-AU"/>
-              </w:rPr>
-            </w:pPr>
-            <w:r>
-              <w:rPr>
-                <w:rFonts w:eastAsia="Times New Roman" w:cstheme="minorHAnsi"/>
-                <w:sz w:val="20"/>
-                <w:szCs w:val="20"/>
-                <w:lang w:eastAsia="en-AU"/>
-              </w:rPr>
-              <w:t xml:space="preserve">I confirm that the Income and Expense information provided within the application are those obtained from the applicant/s during the preliminary assessment. </w:t>
-            </w:r>
-          </w:p>
-          <w:p>
-            <w:pPr>
-              <w:numPr>
-                <w:ilvl w:val="0"/>
-                <w:numId w:val="1"/>
-              </w:numPr>
-              <w:spacing w:before="100" w:beforeAutospacing="1" w:after="100" w:afterAutospacing="1" w:line="276" w:lineRule="auto"/>
-              <w:rPr>
-                <w:rFonts w:eastAsia="Times New Roman" w:cstheme="minorHAnsi"/>
-                <w:sz w:val="20"/>
-                <w:szCs w:val="20"/>
-                <w:lang w:eastAsia="en-AU"/>
-              </w:rPr>
-            </w:pPr>
-            <w:r>
-              <w:rPr>
-                <w:rFonts w:eastAsia="Times New Roman" w:cstheme="minorHAnsi"/>
-                <w:sz w:val="20"/>
-                <w:szCs w:val="20"/>
-                <w:lang w:eastAsia="en-AU"/>
-              </w:rPr>
-              <w:t xml:space="preserve">I confirm that we  have been  provided details of any conflicts of interest relating to this application. </w:t>
-            </w:r>
-          </w:p>
-          <w:p>
-            <w:pPr>
-              <w:numPr>
-                <w:ilvl w:val="0"/>
-                <w:numId w:val="1"/>
-              </w:numPr>
-              <w:spacing w:line="276" w:lineRule="auto"/>
-              <w:rPr>
-                <w:rFonts w:eastAsia="Times New Roman" w:cstheme="minorHAnsi"/>
-                <w:sz w:val="20"/>
-                <w:szCs w:val="20"/>
-                <w:lang w:eastAsia="en-AU"/>
-              </w:rPr>
-            </w:pPr>
-            <w:r>
-              <w:rPr>
-                <w:rFonts w:cstheme="minorHAnsi"/>
-                <w:sz w:val="20"/>
-                <w:szCs w:val="20"/>
-              </w:rPr>
-              <w:t xml:space="preserve">The  following questions have been asked  of the applicant/s and their answers are: </w:t>
-            </w:r>
-          </w:p>
-          <w:p>
-            <w:pPr>
-              <w:spacing w:line="276" w:lineRule="auto"/>
-              <w:ind w:left="720"/>
-              <w:rPr>
-                <w:rFonts w:eastAsia="Times New Roman" w:cstheme="minorHAnsi"/>
-                <w:sz w:val="20"/>
-                <w:szCs w:val="20"/>
-                <w:lang w:eastAsia="en-AU"/>
-              </w:rPr>
-            </w:pPr>
-          </w:p>
-          <w:tbl>
-            <w:tblPr>
-              <w:tblStyle w:val="TableGrid"/>
-              <w:tblW w:w="0" w:type="auto"/>
-              <w:tblInd w:w="720" w:type="dxa"/>
-              <w:tblBorders>
-                <w:top w:val="none" w:sz="0" w:space="0" w:color="auto"/>
-                <w:left w:val="none" w:sz="0" w:space="0" w:color="auto"/>
-                <w:bottom w:val="none" w:sz="0" w:space="0" w:color="auto"/>
-                <w:right w:val="none" w:sz="0" w:space="0" w:color="auto"/>
-                <w:insideH w:val="none" w:sz="0" w:space="0" w:color="auto"/>
-                <w:insideV w:val="none" w:sz="0" w:space="0" w:color="auto"/>
-              </w:tblBorders>
-              <w:tblLayout w:type="fixed"/>
-              <w:tblLook w:val="04A0" w:firstRow="1" w:lastRow="0" w:firstColumn="1" w:lastColumn="0" w:noHBand="0" w:noVBand="1"/>
-            </w:tblPr>
-            <w:tblGrid>
-              <w:gridCol w:w="7214"/>
-              <w:gridCol w:w="734"/>
-              <w:gridCol w:w="734"/>
-            </w:tblGrid>
-            <w:tr>
-              <w:trPr>
-                <w:trHeight w:val="268"/>
-              </w:trPr>
-              <w:tc>
-                <w:tcPr>
-                  <w:tcW w:w="7214" w:type="dxa"/>
-                </w:tcPr>
-                <w:p>
-                  <w:pPr>
-                    <w:pStyle w:val="NormalWeb"/>
-                    <w:spacing w:before="0" w:beforeAutospacing="0" w:after="0" w:afterAutospacing="0" w:line="276" w:lineRule="auto"/>
-                    <w:rPr>
-                      <w:rFonts w:asciiTheme="minorHAnsi" w:hAnsiTheme="minorHAnsi" w:cstheme="minorHAnsi"/>
-                      <w:position w:val="2"/>
-                      <w:sz w:val="20"/>
-                      <w:szCs w:val="20"/>
-                    </w:rPr>
-                  </w:pPr>
-                  <w:r>
-                    <w:rPr>
-                      <w:rFonts w:asciiTheme="minorHAnsi" w:hAnsiTheme="minorHAnsi" w:cstheme="minorHAnsi"/>
-                      <w:position w:val="2"/>
-                      <w:sz w:val="20"/>
-                      <w:szCs w:val="20"/>
-                    </w:rPr>
-                    <w:t>a. Has any applicant ever been a shareholder or officer of any company of which a manager, receiver, and/or liquidator has been appointed?</w:t>
-                  </w:r>
-                </w:p>
-                <w:p>
-                  <w:pPr>
-                    <w:pStyle w:val="NormalWeb"/>
-                    <w:spacing w:before="0" w:beforeAutospacing="0" w:after="0" w:afterAutospacing="0" w:line="276" w:lineRule="auto"/>
-                    <w:rPr>
-                      <w:rFonts w:asciiTheme="minorHAnsi" w:hAnsiTheme="minorHAnsi" w:cstheme="minorHAnsi"/>
-                      <w:sz w:val="20"/>
-                      <w:szCs w:val="20"/>
-                    </w:rPr>
-                  </w:pPr>
-                </w:p>
-              </w:tc>
-              <w:tc>
-                <w:tcPr>
-                  <w:tcW w:w="734" w:type="dxa"/>
-                  <w:hideMark/>
-                </w:tcPr>
-                <w:p>
-                  <w:pPr>
-                    <w:pStyle w:val="NormalWeb"/>
-                    <w:spacing w:before="0" w:beforeAutospacing="0" w:after="0" w:afterAutospacing="0" w:line="276" w:lineRule="auto"/>
-                    <w:rPr>
-                      <w:rFonts w:asciiTheme="minorHAnsi" w:hAnsiTheme="minorHAnsi" w:cstheme="minorHAnsi"/>
-                      <w:sz w:val="20"/>
-                      <w:szCs w:val="20"/>
-                    </w:rPr>
-                  </w:pPr>
-                </w:p>
-              </w:tc>
-              <w:tc>
-                <w:tcPr>
-                  <w:tcW w:w="734" w:type="dxa"/>
-                  <w:hideMark/>
-                </w:tcPr>
-                <w:p>
-                  <w:pPr>
-                    <w:pStyle w:val="NormalWeb"/>
-                    <w:spacing w:before="0" w:beforeAutospacing="0" w:after="0" w:afterAutospacing="0" w:line="276" w:lineRule="auto"/>
-                    <w:rPr>
-                      <w:rFonts w:asciiTheme="minorHAnsi" w:hAnsiTheme="minorHAnsi" w:cstheme="minorHAnsi"/>
-                      <w:sz w:val="20"/>
-                      <w:szCs w:val="20"/>
-                    </w:rPr>
-                  </w:pPr>
-                  <w:r>
-                    <w:rPr>
-                      <w:rFonts w:asciiTheme="minorHAnsi" w:hAnsiTheme="minorHAnsi" w:cstheme="minorHAnsi"/>
-                      <w:sz w:val="20"/>
-                      <w:szCs w:val="20"/>
-                    </w:rPr>
-                    <w:t>NO</w:t>
-                  </w:r>
-                </w:p>
-              </w:tc>
-            </w:tr>
-            <w:tr>
-              <w:trPr>
-                <w:trHeight w:val="268"/>
-              </w:trPr>
-              <w:tc>
-                <w:tcPr>
-                  <w:tcW w:w="7214" w:type="dxa"/>
-                  <w:hideMark/>
-                </w:tcPr>
-                <w:p>
-                  <w:pPr>
-                    <w:pStyle w:val="NormalWeb"/>
-                    <w:spacing w:before="0" w:beforeAutospacing="0" w:after="0" w:afterAutospacing="0" w:line="276" w:lineRule="auto"/>
-                    <w:rPr>
-                      <w:rFonts w:asciiTheme="minorHAnsi" w:hAnsiTheme="minorHAnsi" w:cstheme="minorHAnsi"/>
-                      <w:position w:val="2"/>
-                      <w:sz w:val="20"/>
-                      <w:szCs w:val="20"/>
-                    </w:rPr>
-                  </w:pPr>
-                  <w:r>
-                    <w:rPr>
-                      <w:rFonts w:asciiTheme="minorHAnsi" w:hAnsiTheme="minorHAnsi" w:cstheme="minorHAnsi"/>
-                      <w:position w:val="2"/>
-                      <w:sz w:val="20"/>
-                      <w:szCs w:val="20"/>
-                    </w:rPr>
-                    <w:t>b. Is there any unsatisfied judgement entered in any court against any applicant, or any company of which any applicant is or was a shareholder or officer?</w:t>
-                  </w:r>
-                </w:p>
-              </w:tc>
-              <w:tc>
-                <w:tcPr>
-                  <w:tcW w:w="734" w:type="dxa"/>
-                  <w:hideMark/>
-                </w:tcPr>
-                <w:p>
-                  <w:pPr>
-                    <w:pStyle w:val="NormalWeb"/>
-                    <w:spacing w:before="0" w:beforeAutospacing="0" w:after="0" w:afterAutospacing="0" w:line="276" w:lineRule="auto"/>
-                    <w:rPr>
-                      <w:rFonts w:asciiTheme="minorHAnsi" w:hAnsiTheme="minorHAnsi" w:cstheme="minorHAnsi"/>
-                      <w:sz w:val="20"/>
-                      <w:szCs w:val="20"/>
-                    </w:rPr>
-                  </w:pPr>
-                </w:p>
-              </w:tc>
-              <w:tc>
-                <w:tcPr>
-                  <w:tcW w:w="734" w:type="dxa"/>
-                  <w:hideMark/>
-                </w:tcPr>
-                <w:p>
-                  <w:pPr>
-                    <w:pStyle w:val="NormalWeb"/>
-                    <w:spacing w:before="0" w:beforeAutospacing="0" w:after="0" w:afterAutospacing="0" w:line="276" w:lineRule="auto"/>
-                    <w:rPr>
-                      <w:rFonts w:asciiTheme="minorHAnsi" w:hAnsiTheme="minorHAnsi" w:cstheme="minorHAnsi"/>
-                      <w:sz w:val="20"/>
-                      <w:szCs w:val="20"/>
-                    </w:rPr>
-                  </w:pPr>
-                  <w:r>
-                    <w:rPr>
-                      <w:rFonts w:asciiTheme="minorHAnsi" w:hAnsiTheme="minorHAnsi" w:cstheme="minorHAnsi"/>
-                      <w:sz w:val="20"/>
-                      <w:szCs w:val="20"/>
-                    </w:rPr>
-                    <w:t>NO</w:t>
-                  </w:r>
-                </w:p>
-              </w:tc>
-            </w:tr>
-            <w:tr>
-              <w:trPr>
-                <w:trHeight w:val="268"/>
-              </w:trPr>
-              <w:tc>
-                <w:tcPr>
-                  <w:tcW w:w="7214" w:type="dxa"/>
-                </w:tcPr>
-                <w:p>
-                  <w:pPr>
-                    <w:pStyle w:val="NormalWeb"/>
-                    <w:spacing w:before="0" w:beforeAutospacing="0" w:after="0" w:afterAutospacing="0" w:line="276" w:lineRule="auto"/>
-                    <w:rPr>
-                      <w:rFonts w:asciiTheme="minorHAnsi" w:hAnsiTheme="minorHAnsi" w:cstheme="minorHAnsi"/>
-                      <w:position w:val="2"/>
-                      <w:sz w:val="20"/>
-                      <w:szCs w:val="20"/>
-                    </w:rPr>
-                  </w:pPr>
-                </w:p>
-              </w:tc>
-              <w:tc>
-                <w:tcPr>
-                  <w:tcW w:w="734" w:type="dxa"/>
-                </w:tcPr>
-                <w:p>
-                  <w:pPr>
-                    <w:pStyle w:val="NormalWeb"/>
-                    <w:spacing w:before="0" w:beforeAutospacing="0" w:after="0" w:afterAutospacing="0" w:line="276" w:lineRule="auto"/>
-                    <w:rPr>
-                      <w:rFonts w:asciiTheme="minorHAnsi" w:hAnsiTheme="minorHAnsi" w:cstheme="minorHAnsi"/>
-                      <w:sz w:val="20"/>
-                      <w:szCs w:val="20"/>
-                    </w:rPr>
-                  </w:pPr>
-                </w:p>
-              </w:tc>
-              <w:tc>
-                <w:tcPr>
-                  <w:tcW w:w="734" w:type="dxa"/>
-                </w:tcPr>
-                <w:p>
-                  <w:pPr>
-                    <w:pStyle w:val="NormalWeb"/>
-                    <w:spacing w:before="0" w:beforeAutospacing="0" w:after="0" w:afterAutospacing="0" w:line="276" w:lineRule="auto"/>
-                    <w:rPr>
-                      <w:rFonts w:asciiTheme="minorHAnsi" w:hAnsiTheme="minorHAnsi" w:cstheme="minorHAnsi"/>
-                      <w:sz w:val="20"/>
-                      <w:szCs w:val="20"/>
-                    </w:rPr>
-                  </w:pPr>
-                </w:p>
-              </w:tc>
-            </w:tr>
-          </w:tbl>
-          <w:p>
-            <w:pPr>
-              <w:pStyle w:val="ListParagraph"/>
-              <w:numPr>
-                <w:ilvl w:val="0"/>
-                <w:numId w:val="1"/>
-              </w:numPr>
-              <w:spacing w:line="276" w:lineRule="auto"/>
-              <w:rPr>
-                <w:rFonts w:cstheme="minorHAnsi"/>
-                <w:sz w:val="20"/>
-                <w:szCs w:val="20"/>
-              </w:rPr>
-            </w:pPr>
-            <w:r>
-              <w:rPr>
-                <w:rFonts w:cstheme="minorHAnsi"/>
-                <w:sz w:val="20"/>
-                <w:szCs w:val="20"/>
-              </w:rPr>
-              <w:t xml:space="preserve">If a trust is involved in the application: a certified copy of the Trust Deed(s) (and any amendments) were sighted and the Trust Deed(s) (and any amendments) is attached.  </w:t>
-            </w:r>
-            <w:r>
-              <w:rPr>
-                <w:rFonts w:cstheme="minorHAnsi"/>
-                <w:b/>
-                <w:bCs/>
-                <w:sz w:val="20"/>
-                <w:szCs w:val="20"/>
-              </w:rPr>
-              <w:t xml:space="preserve"> N/A</w:t>
-            </w:r>
-          </w:p>
-          <w:p>
-            <w:pPr>
-              <w:tabs>
-                <w:tab w:val="left" w:pos="900"/>
-              </w:tabs>
-              <w:spacing w:line="276" w:lineRule="auto"/>
-              <w:rPr>
-                <w:rFonts w:cstheme="minorHAnsi"/>
-                <w:b/>
-                <w:color w:val="FF0000"/>
-                <w:sz w:val="20"/>
-                <w:szCs w:val="20"/>
-              </w:rPr>
-            </w:pPr>
-          </w:p>
-        </w:tc>
-      </w:tr>
-      <w:tr>
-        <w:trPr>
-          <w:trHeight w:val="258"/>
-        </w:trPr>
-        <w:tc>
-          <w:tcPr>
-            <w:tcW w:w="10065" w:type="dxa"/>
-            <w:gridSpan w:val="4"/>
-            <w:tcBorders>
-              <w:top w:val="single" w:sz="4" w:space="0" w:color="auto"/>
-              <w:bottom w:val="single" w:sz="4" w:space="0" w:color="auto"/>
-            </w:tcBorders>
-            <w:shd w:val="clear" w:color="auto" w:fill="F2F2F2" w:themeFill="background1" w:themeFillShade="F2"/>
-          </w:tcPr>
-          <w:p>
-            <w:pPr>
-              <w:tabs>
-                <w:tab w:val="left" w:pos="900"/>
-              </w:tabs>
-              <w:spacing w:line="276" w:lineRule="auto"/>
-              <w:rPr>
-                <w:rFonts w:cstheme="minorHAnsi"/>
-                <w:b/>
-                <w:color w:val="FF0000"/>
-                <w:sz w:val="20"/>
-                <w:szCs w:val="20"/>
-              </w:rPr>
-            </w:pPr>
-            <w:r>
-              <w:rPr>
-                <w:rFonts w:cstheme="minorHAnsi"/>
-                <w:b/>
-                <w:sz w:val="20"/>
-                <w:szCs w:val="20"/>
+                <w:rFonts w:ascii="Inter" w:eastAsia="Inter" w:hAnsi="Inter" w:cs="Inter"/>
+                <w:color w:val="FFFFFF" w:themeColor="background1"/>
+                <w:sz w:val="18"/>
+                <w:szCs w:val="18"/>
               </w:rPr>
               <w:t>Recommendation / Approval (including conditions)</w:t>
             </w:r>
@@ -3982,72 +1902,41 @@
       </w:tr>
       <w:tr>
         <w:trPr>
-          <w:trHeight w:val="478"/>
+          <w:trHeight w:val="800" w:hRule="atLeast"/>
         </w:trPr>
         <w:tc>
           <w:tcPr>
             <w:tcW w:w="10065" w:type="dxa"/>
-            <w:gridSpan w:val="4"/>
-            <w:tcBorders>
-              <w:top w:val="single" w:sz="4" w:space="0" w:color="auto"/>
-            </w:tcBorders>
+            <w:gridSpan w:val="2"/>
           </w:tcPr>
           <w:p>
             <w:pPr>
-              <w:tabs>
-                <w:tab w:val="left" w:pos="900"/>
-                <w:tab w:val="left" w:pos="5640"/>
-              </w:tabs>
-              <w:rPr>
-                <w:rFonts w:cstheme="minorHAnsi"/>
-                <w:b/>
-                <w:iCs/>
-                <w:sz w:val="20"/>
-                <w:szCs w:val="20"/>
+              <w:pStyle w:val="NoSpacing"/>
+              <w:rPr>
+                <w:rFonts w:ascii="Inter" w:eastAsia="Inter" w:hAnsi="Inter" w:cs="Inter"/>
+                <w:color w:val="46494F"/>
+                <w:sz w:val="18"/>
+                <w:szCs w:val="18"/>
               </w:rPr>
             </w:pPr>
             <w:r>
               <w:rPr>
-                <w:rFonts w:cstheme="minorHAnsi"/>
-                <w:b/>
-                <w:iCs/>
-                <w:sz w:val="20"/>
-                <w:szCs w:val="20"/>
-              </w:rPr>
-              <w:t xml:space="preserve">Recommended for </w:t>
-            </w:r>
-            <w:r>
-              <w:rPr>
-                <w:rFonts w:cstheme="minorHAnsi"/>
-                <w:b/>
-                <w:iCs/>
-                <w:sz w:val="20"/>
-                <w:szCs w:val="20"/>
-              </w:rPr>
-              <w:t>Conditional Approval</w:t>
-            </w:r>
-            <w:r>
-              <w:rPr>
-                <w:rFonts w:cstheme="minorHAnsi"/>
-                <w:b/>
-                <w:iCs/>
-                <w:sz w:val="20"/>
-                <w:szCs w:val="20"/>
-              </w:rPr>
-              <w:t>:</w:t>
+                <w:rFonts w:ascii="Inter" w:eastAsia="Inter" w:hAnsi="Inter" w:cs="Inter"/>
+                <w:color w:val="46494F"/>
+                <w:sz w:val="18"/>
+                <w:szCs w:val="18"/>
+              </w:rPr>
+              <w:t>####</w:t>
             </w:r>
           </w:p>
           <w:p>
             <w:pPr>
-              <w:tabs>
-                <w:tab w:val="left" w:pos="900"/>
-              </w:tabs>
-              <w:rPr>
-                <w:rFonts w:cstheme="minorHAnsi"/>
-                <w:b/>
-                <w:iCs/>
-                <w:sz w:val="20"/>
-                <w:szCs w:val="20"/>
+              <w:pStyle w:val="NoSpacing"/>
+              <w:rPr>
+                <w:rFonts w:ascii="Inter" w:eastAsia="Inter" w:hAnsi="Inter" w:cs="Inter"/>
+                <w:color w:val="46494F"/>
+                <w:sz w:val="18"/>
+                <w:szCs w:val="18"/>
               </w:rPr>
             </w:pPr>
           </w:p>
@@ -4055,171 +1944,168 @@
       </w:tr>
       <w:tr>
         <w:trPr>
-          <w:trHeight w:val="1075"/>
+          <w:trHeight w:val="272"/>
         </w:trPr>
         <w:tc>
           <w:tcPr>
-            <w:tcW w:w="10065" w:type="dxa"/>
-            <w:gridSpan w:val="4"/>
-            <w:tcBorders>
-              <w:top w:val="single" w:sz="4" w:space="0" w:color="auto"/>
-              <w:bottom w:val="single" w:sz="4" w:space="0" w:color="auto"/>
-            </w:tcBorders>
+            <w:tcW w:w="2552" w:type="dxa"/>
+            <w:shd w:val="clear" w:color="auto" w:fill="ECEFF1"/>
           </w:tcPr>
           <w:p>
             <w:pPr>
-              <w:tabs>
-                <w:tab w:val="left" w:pos="900"/>
-                <w:tab w:val="left" w:pos="4240"/>
-              </w:tabs>
-              <w:spacing w:line="276" w:lineRule="auto"/>
-              <w:rPr>
-                <w:rFonts w:cstheme="minorHAnsi"/>
-                <w:b/>
-                <w:sz w:val="20"/>
-                <w:szCs w:val="20"/>
+              <w:pStyle w:val="NoSpacing"/>
+              <w:rPr>
+                <w:rFonts w:ascii="Inter" w:eastAsia="Inter" w:hAnsi="Inter" w:cs="Inter"/>
+                <w:color w:val="46494F"/>
+                <w:sz w:val="18"/>
+                <w:szCs w:val="18"/>
               </w:rPr>
             </w:pPr>
             <w:r>
               <w:rPr>
-                <w:rFonts w:cstheme="minorHAnsi"/>
-                <w:b/>
-                <w:sz w:val="20"/>
-                <w:szCs w:val="20"/>
-              </w:rPr>
-              <w:t xml:space="preserve">Recommended </w:t>
-            </w:r>
-            <w:r>
-              <w:rPr>
-                <w:rFonts w:cstheme="minorHAnsi"/>
-                <w:b/>
-                <w:sz w:val="20"/>
-                <w:szCs w:val="20"/>
-              </w:rPr>
-              <w:t xml:space="preserve">for </w:t>
-            </w:r>
-            <w:r>
-              <w:rPr>
-                <w:rFonts w:cstheme="minorHAnsi"/>
-                <w:b/>
-                <w:sz w:val="20"/>
-                <w:szCs w:val="20"/>
-              </w:rPr>
-              <w:t>Conditional Approval</w:t>
-            </w:r>
-            <w:r>
-              <w:rPr>
-                <w:rFonts w:cstheme="minorHAnsi"/>
-                <w:b/>
-                <w:sz w:val="20"/>
-                <w:szCs w:val="20"/>
-              </w:rPr>
-              <w:t xml:space="preserve">: </w:t>
-            </w:r>
-            <w:r>
-              <w:rPr>
-                <w:rFonts w:cstheme="minorHAnsi"/>
-                <w:b/>
-                <w:sz w:val="20"/>
-                <w:szCs w:val="20"/>
-              </w:rPr>
-              <w:t xml:space="preserve">              </w:t>
-            </w:r>
-            <w:r>
-              <w:rPr>
-                <w:rFonts w:cstheme="minorHAnsi"/>
-                <w:b/>
-                <w:sz w:val="20"/>
-                <w:szCs w:val="20"/>
-              </w:rPr>
-              <w:tab/>
-              <w:t xml:space="preserve">Name: </w:t>
+                <w:rFonts w:ascii="Inter" w:eastAsia="Inter" w:hAnsi="Inter" w:cs="Inter"/>
+                <w:color w:val="46494F"/>
+                <w:sz w:val="18"/>
+                <w:szCs w:val="18"/>
+              </w:rPr>
+              <w:t>Name:</w:t>
             </w:r>
           </w:p>
+        </w:tc>
+        <w:tc>
+          <w:tcPr>
+            <w:tcW w:w="7513" w:type="dxa"/>
+          </w:tcPr>
           <w:p>
             <w:pPr>
-              <w:tabs>
-                <w:tab w:val="left" w:pos="900"/>
-              </w:tabs>
-              <w:spacing w:line="276" w:lineRule="auto"/>
-              <w:rPr>
-                <w:rFonts w:cstheme="minorHAnsi"/>
-                <w:b/>
-                <w:sz w:val="20"/>
-                <w:szCs w:val="20"/>
+              <w:pStyle w:val="NoSpacing"/>
+              <w:rPr>
+                <w:rFonts w:ascii="Inter" w:eastAsia="Inter" w:hAnsi="Inter" w:cs="Inter"/>
+                <w:color w:val="46494F"/>
+                <w:sz w:val="18"/>
+                <w:szCs w:val="18"/>
               </w:rPr>
             </w:pPr>
+            <w:r>
+              <w:rPr>
+                <w:rFonts w:ascii="Inter" w:eastAsia="Inter" w:hAnsi="Inter" w:cs="Inter"/>
+                <w:color w:val="46494F"/>
+                <w:sz w:val="18"/>
+                <w:szCs w:val="18"/>
+              </w:rPr>
+              <w:t>####</w:t>
+            </w:r>
           </w:p>
+        </w:tc>
+      </w:tr>
+      <w:tr>
+        <w:trPr>
+          <w:trHeight w:val="272"/>
+        </w:trPr>
+        <w:tc>
+          <w:tcPr>
+            <w:tcW w:w="2552" w:type="dxa"/>
+            <w:shd w:val="clear" w:color="auto" w:fill="ECEFF1"/>
+          </w:tcPr>
           <w:p>
             <w:pPr>
-              <w:tabs>
-                <w:tab w:val="left" w:pos="900"/>
-                <w:tab w:val="left" w:pos="4090"/>
-                <w:tab w:val="left" w:pos="6360"/>
-                <w:tab w:val="left" w:pos="6750"/>
-              </w:tabs>
-              <w:spacing w:line="276" w:lineRule="auto"/>
-              <w:rPr>
-                <w:rFonts w:cstheme="minorHAnsi"/>
-                <w:b/>
-                <w:color w:val="FF0000"/>
-                <w:sz w:val="20"/>
-                <w:szCs w:val="20"/>
+              <w:pStyle w:val="NoSpacing"/>
+              <w:rPr>
+                <w:rFonts w:ascii="Inter" w:eastAsia="Inter" w:hAnsi="Inter" w:cs="Inter"/>
+                <w:color w:val="46494F"/>
+                <w:sz w:val="18"/>
+                <w:szCs w:val="18"/>
               </w:rPr>
             </w:pPr>
             <w:r>
               <w:rPr>
-                <w:rFonts w:cstheme="minorHAnsi"/>
-                <w:b/>
-                <w:sz w:val="20"/>
-                <w:szCs w:val="20"/>
+                <w:rFonts w:ascii="Inter" w:eastAsia="Inter" w:hAnsi="Inter" w:cs="Inter"/>
+                <w:color w:val="46494F"/>
+                <w:sz w:val="18"/>
+                <w:szCs w:val="18"/>
               </w:rPr>
               <w:t>Date:</w:t>
             </w:r>
+          </w:p>
+        </w:tc>
+        <w:tc>
+          <w:tcPr>
+            <w:tcW w:w="7513" w:type="dxa"/>
+          </w:tcPr>
+          <w:p>
+            <w:pPr>
+              <w:pStyle w:val="NoSpacing"/>
+              <w:rPr>
+                <w:rFonts w:ascii="Inter" w:eastAsia="Inter" w:hAnsi="Inter" w:cs="Inter"/>
+                <w:color w:val="46494F"/>
+                <w:sz w:val="18"/>
+                <w:szCs w:val="18"/>
+              </w:rPr>
+            </w:pPr>
             <w:r>
               <w:rPr>
-                <w:rFonts w:cstheme="minorHAnsi"/>
-                <w:b/>
-                <w:sz w:val="20"/>
-                <w:szCs w:val="20"/>
-              </w:rPr>
-              <w:tab/>
+                <w:rFonts w:ascii="Inter" w:eastAsia="Inter" w:hAnsi="Inter" w:cs="Inter"/>
+                <w:color w:val="46494F"/>
+                <w:sz w:val="18"/>
+                <w:szCs w:val="18"/>
+              </w:rPr>
+              <w:t>####</w:t>
             </w:r>
+          </w:p>
+        </w:tc>
+      </w:tr>
+      <w:tr>
+        <w:trPr>
+          <w:trHeight w:val="272"/>
+        </w:trPr>
+        <w:tc>
+          <w:tcPr>
+            <w:tcW w:w="2552" w:type="dxa"/>
+            <w:shd w:val="clear" w:color="auto" w:fill="ECEFF1"/>
+          </w:tcPr>
+          <w:p>
+            <w:pPr>
+              <w:pStyle w:val="NoSpacing"/>
+              <w:rPr>
+                <w:rFonts w:ascii="Inter" w:eastAsia="Inter" w:hAnsi="Inter" w:cs="Inter"/>
+                <w:color w:val="46494F"/>
+                <w:sz w:val="18"/>
+                <w:szCs w:val="18"/>
+              </w:rPr>
+            </w:pPr>
             <w:r>
               <w:rPr>
-                <w:rFonts w:cstheme="minorHAnsi"/>
-                <w:b/>
-                <w:sz w:val="20"/>
-                <w:szCs w:val="20"/>
-              </w:rPr>
-              <w:t xml:space="preserve">         </w:t>
+                <w:rFonts w:ascii="Inter" w:eastAsia="Inter" w:hAnsi="Inter" w:cs="Inter"/>
+                <w:color w:val="46494F"/>
+                <w:sz w:val="18"/>
+                <w:szCs w:val="18"/>
+              </w:rPr>
+              <w:t>Signature:</w:t>
             </w:r>
+          </w:p>
+        </w:tc>
+        <w:tc>
+          <w:tcPr>
+            <w:tcW w:w="7513" w:type="dxa"/>
+          </w:tcPr>
+          <w:p>
+            <w:pPr>
+              <w:pStyle w:val="NoSpacing"/>
+              <w:rPr>
+                <w:rFonts w:ascii="Inter" w:eastAsia="Inter" w:hAnsi="Inter" w:cs="Inter"/>
+                <w:color w:val="46494F"/>
+                <w:sz w:val="18"/>
+                <w:szCs w:val="18"/>
+              </w:rPr>
+            </w:pPr>
             <w:r>
               <w:rPr>
-                <w:rFonts w:cstheme="minorHAnsi"/>
-                <w:b/>
-                <w:sz w:val="20"/>
-                <w:szCs w:val="20"/>
-              </w:rPr>
-              <w:t xml:space="preserve">Signature: </w:t>
-            </w:r>
-            <w:r>
-              <w:rPr>
-                <w:rFonts w:cstheme="minorHAnsi"/>
-                <w:b/>
-                <w:sz w:val="20"/>
-                <w:szCs w:val="20"/>
-              </w:rPr>
-              <w:tab/>
-            </w:r>
-            <w:r>
-              <w:rPr>
-                <w:rFonts w:cstheme="minorHAnsi"/>
-                <w:b/>
-                <w:sz w:val="20"/>
-                <w:szCs w:val="20"/>
-              </w:rPr>
-              <w:tab/>
+                <w:rFonts w:ascii="Inter" w:eastAsia="Inter" w:hAnsi="Inter" w:cs="Inter"/>
+                <w:color w:val="46494F"/>
+                <w:sz w:val="18"/>
+                <w:szCs w:val="18"/>
+              </w:rPr>
+              <w:t>####</w:t>
             </w:r>
           </w:p>
         </w:tc>
@@ -4228,8 +2114,8 @@
     <w:p>
       <w:pPr>
         <w:rPr>
-          <w:rFonts w:cstheme="minorHAnsi"/>
-          <w:color w:val="FF0000"/>
+          <w:rFonts w:ascii="Inter Medium" w:eastAsia="Inter Medium" w:hAnsi="Inter Medium" w:cs="Inter Medium"/>
+          <w:color w:val="46494F"/>
           <w:sz w:val="20"/>
           <w:szCs w:val="20"/>
         </w:rPr>
@@ -4246,9 +2132,10 @@
       </w:pPr>
     </w:p>
     <w:sectPr>
-      <w:headerReference w:type="first" r:id="rId11"/>
+      <w:footerReference w:type="default" r:id="rId11"/>
+      <w:headerReference w:type="first" r:id="rId12"/>
       <w:pgSz w:w="11906" w:h="16838"/>
-      <w:pgMar w:top="1440" w:right="964" w:bottom="1440" w:left="964" w:header="397" w:footer="680" w:gutter="0"/>
+      <w:pgMar w:top="1134" w:right="964" w:bottom="1440" w:left="964" w:header="397" w:footer="680" w:gutter="0"/>
       <w:cols w:space="708"/>
       <w:titlePg/>
       <w:docGrid w:linePitch="360"/>
@@ -4282,6 +2169,99 @@
 </w:endnotes>
 </file>
 
+<file path=word/footer1.xml><?xml version="1.0" encoding="utf-8"?>
+<w:ftr xmlns:wpc="http://schemas.microsoft.com/office/word/2010/wordprocessingCanvas" xmlns:cx="http://schemas.microsoft.com/office/drawing/2014/chartex" xmlns:cx1="http://schemas.microsoft.com/office/drawing/2015/9/8/chartex" xmlns:cx2="http://schemas.microsoft.com/office/drawing/2015/10/21/chartex" xmlns:cx3="http://schemas.microsoft.com/office/drawing/2016/5/9/chartex" xmlns:cx4="http://schemas.microsoft.com/office/drawing/2016/5/10/chartex" xmlns:cx5="http://schemas.microsoft.com/office/drawing/2016/5/11/chartex" xmlns:cx6="http://schemas.microsoft.com/office/drawing/2016/5/12/chartex" xmlns:cx7="http://schemas.microsoft.com/office/drawing/2016/5/13/chartex" xmlns:cx8="http://schemas.microsoft.com/office/drawing/2016/5/14/chartex" xmlns:mc="http://schemas.openxmlformats.org/markup-compatibility/2006" xmlns:m="http://schemas.openxmlformats.org/officeDocument/2006/math" xmlns:aink="http://schemas.microsoft.com/office/drawing/2016/ink" xmlns:am3d="http://schemas.microsoft.com/office/drawing/2017/model3d" xmlns:oel="http://schemas.microsoft.com/office/2019/extlst" xmlns:r="http://schemas.openxmlformats.org/officeDocument/2006/relationships" xmlns:wp14="http://schemas.microsoft.com/office/word/2010/wordprocessingDrawing" xmlns:wp="http://schemas.openxmlformats.org/drawingml/2006/wordprocessingDrawing" xmlns:wpg="http://schemas.microsoft.com/office/word/2010/wordprocessingGroup" xmlns:wpi="http://schemas.microsoft.com/office/word/2010/wordprocessingInk" xmlns:wps="http://schemas.microsoft.com/office/word/2010/wordprocessingShape" xmlns:o="urn:schemas-microsoft-com:office:office" xmlns:v="urn:schemas-microsoft-com:vml" xmlns:w10="urn:schemas-microsoft-com:office:word" xmlns:w="http://schemas.openxmlformats.org/wordprocessingml/2006/main" xmlns:w14="http://schemas.microsoft.com/office/word/2010/wordml" xmlns:w15="http://schemas.microsoft.com/office/word/2012/wordml" xmlns:w16cex="http://schemas.microsoft.com/office/word/2018/wordml/cex" xmlns:w16cid="http://schemas.microsoft.com/office/word/2016/wordml/cid" xmlns:w16="http://schemas.microsoft.com/office/word/2018/wordml" xmlns:w16sdtdh="http://schemas.microsoft.com/office/word/2020/wordml/sdtdatahash" xmlns:w16sdtfl="http://schemas.microsoft.com/office/word/2024/wordml/sdtformatlock" xmlns:w16se="http://schemas.microsoft.com/office/word/2015/wordml/symex" xmlns:w16du="http://schemas.microsoft.com/office/word/2023/wordml/word16du" xmlns:wne="http://schemas.microsoft.com/office/word/2006/wordml" mc:Ignorable="w14 w15 w16se w16cid w16 w16cex w16sdtdh w16sdtfl w16du wp14">
+  <w:tbl>
+    <w:tblPr>
+      <w:tblW w:type="auto" w:w="0"/>
+      <w:tblLayout w:type="fixed"/>
+      <w:tblLook w:firstColumn="1" w:firstRow="1" w:lastColumn="0" w:lastRow="0" w:noHBand="0" w:noVBand="1" w:val="04A0"/>
+      <w:tblBorders>
+        <w:top w:val="nil"/>
+        <w:left w:val="nil"/>
+        <w:bottom w:val="nil"/>
+        <w:right w:val="nil"/>
+        <w:insideH w:val="nil"/>
+        <w:insideV w:val="nil"/>
+      </w:tblBorders>
+    </w:tblPr>
+    <w:tblGrid>
+      <w:gridCol w:w="4989"/>
+      <w:gridCol w:w="4989"/>
+    </w:tblGrid>
+    <w:tr>
+      <w:tc>
+        <w:tcPr>
+          <w:tcW w:type="dxa" w:w="8481"/>
+          <w:shd w:val="clear" w:color="auto" w:fill="16224B"/>
+          <w:vAlign w:val="center"/>
+        </w:tcPr>
+        <w:p>
+          <w:pPr>
+            <w:spacing w:after="40" w:before="40"/>
+          </w:pPr>
+          <w:r>
+            <w:rPr>
+              <w:rFonts w:ascii="Calibri" w:hAnsi="Calibri"/>
+              <w:color w:val="FFFFFF"/>
+              <w:sz w:val="18"/>
+            </w:rPr>
+            <w:t>Yours Sincerely, The WLTH Team</w:t>
+          </w:r>
+        </w:p>
+      </w:tc>
+      <w:tc>
+        <w:tcPr>
+          <w:tcW w:type="dxa" w:w="1497"/>
+          <w:shd w:val="clear" w:color="auto" w:fill="16224B"/>
+          <w:vAlign w:val="center"/>
+        </w:tcPr>
+        <w:p>
+          <w:pPr>
+            <w:jc w:val="right"/>
+          </w:pPr>
+          <w:r>
+            <w:drawing>
+              <wp:inline xmlns:a="http://schemas.openxmlformats.org/drawingml/2006/main" xmlns:pic="http://schemas.openxmlformats.org/drawingml/2006/picture">
+                <wp:extent cx="213852" cy="152400"/>
+                <wp:docPr id="1" name="Picture 1"/>
+                <wp:cNvGraphicFramePr>
+                  <a:graphicFrameLocks noChangeAspect="1"/>
+                </wp:cNvGraphicFramePr>
+                <a:graphic>
+                  <a:graphicData uri="http://schemas.openxmlformats.org/drawingml/2006/picture">
+                    <pic:pic>
+                      <pic:nvPicPr>
+                        <pic:cNvPr id="0" name="footer-w.png"/>
+                        <pic:cNvPicPr/>
+                      </pic:nvPicPr>
+                      <pic:blipFill>
+                        <a:blip r:embed="rId3"/>
+                        <a:stretch>
+                          <a:fillRect/>
+                        </a:stretch>
+                      </pic:blipFill>
+                      <pic:spPr>
+                        <a:xfrm>
+                          <a:off x="0" y="0"/>
+                          <a:ext cx="213852" cy="152400"/>
+                        </a:xfrm>
+                        <a:prstGeom prst="rect"/>
+                      </pic:spPr>
+                    </pic:pic>
+                  </a:graphicData>
+                </a:graphic>
+              </wp:inline>
+            </w:drawing>
+          </w:r>
+        </w:p>
+      </w:tc>
+    </w:tr>
+  </w:tbl>
+  <w:p/>
+</w:ftr>
+</file>
+
 <file path=word/footnotes.xml><?xml version="1.0" encoding="utf-8"?>
 <w:footnotes xmlns:wpc="http://schemas.microsoft.com/office/word/2010/wordprocessingCanvas" xmlns:cx="http://schemas.microsoft.com/office/drawing/2014/chartex" xmlns:cx1="http://schemas.microsoft.com/office/drawing/2015/9/8/chartex" xmlns:cx2="http://schemas.microsoft.com/office/drawing/2015/10/21/chartex" xmlns:cx3="http://schemas.microsoft.com/office/drawing/2016/5/9/chartex" xmlns:cx4="http://schemas.microsoft.com/office/drawing/2016/5/10/chartex" xmlns:cx5="http://schemas.microsoft.com/office/drawing/2016/5/11/chartex" xmlns:cx6="http://schemas.microsoft.com/office/drawing/2016/5/12/chartex" xmlns:cx7="http://schemas.microsoft.com/office/drawing/2016/5/13/chartex" xmlns:cx8="http://schemas.microsoft.com/office/drawing/2016/5/14/chartex" xmlns:mc="http://schemas.openxmlformats.org/markup-compatibility/2006" xmlns:m="http://schemas.openxmlformats.org/officeDocument/2006/math" xmlns:aink="http://schemas.microsoft.com/office/drawing/2016/ink" xmlns:am3d="http://schemas.microsoft.com/office/drawing/2017/model3d" xmlns:oel="http://schemas.microsoft.com/office/2019/extlst" xmlns:r="http://schemas.openxmlformats.org/officeDocument/2006/relationships" xmlns:wp14="http://schemas.microsoft.com/office/word/2010/wordprocessingDrawing" xmlns:wp="http://schemas.openxmlformats.org/drawingml/2006/wordprocessingDrawing" xmlns:wpg="http://schemas.microsoft.com/office/word/2010/wordprocessingGroup" xmlns:wpi="http://schemas.microsoft.com/office/word/2010/wordprocessingInk" xmlns:wps="http://schemas.microsoft.com/office/word/2010/wordprocessingShape" xmlns:o="urn:schemas-microsoft-com:office:office" xmlns:v="urn:schemas-microsoft-com:vml" xmlns:w10="urn:schemas-microsoft-com:office:word" xmlns:w="http://schemas.openxmlformats.org/wordprocessingml/2006/main" xmlns:w14="http://schemas.microsoft.com/office/word/2010/wordml" xmlns:w15="http://schemas.microsoft.com/office/word/2012/wordml" xmlns:w16cex="http://schemas.microsoft.com/office/word/2018/wordml/cex" xmlns:w16cid="http://schemas.microsoft.com/office/word/2016/wordml/cid" xmlns:w16="http://schemas.microsoft.com/office/word/2018/wordml" xmlns:w16sdtdh="http://schemas.microsoft.com/office/word/2020/wordml/sdtdatahash" xmlns:w16sdtfl="http://schemas.microsoft.com/office/word/2024/wordml/sdtformatlock" xmlns:w16se="http://schemas.microsoft.com/office/word/2015/wordml/symex" xmlns:w16du="http://schemas.microsoft.com/office/word/2023/wordml/word16du" xmlns:wne="http://schemas.microsoft.com/office/word/2006/wordml" mc:Ignorable="w14 w15 w16se w16cid w16 w16cex w16sdtdh w16sdtfl w16du wp14">
   <w:footnote w:type="separator" w:id="-1">
@@ -4311,78 +2291,318 @@
 <w:hdr xmlns:wpc="http://schemas.microsoft.com/office/word/2010/wordprocessingCanvas" xmlns:cx="http://schemas.microsoft.com/office/drawing/2014/chartex" xmlns:cx1="http://schemas.microsoft.com/office/drawing/2015/9/8/chartex" xmlns:cx2="http://schemas.microsoft.com/office/drawing/2015/10/21/chartex" xmlns:cx3="http://schemas.microsoft.com/office/drawing/2016/5/9/chartex" xmlns:cx4="http://schemas.microsoft.com/office/drawing/2016/5/10/chartex" xmlns:cx5="http://schemas.microsoft.com/office/drawing/2016/5/11/chartex" xmlns:cx6="http://schemas.microsoft.com/office/drawing/2016/5/12/chartex" xmlns:cx7="http://schemas.microsoft.com/office/drawing/2016/5/13/chartex" xmlns:cx8="http://schemas.microsoft.com/office/drawing/2016/5/14/chartex" xmlns:mc="http://schemas.openxmlformats.org/markup-compatibility/2006" xmlns:m="http://schemas.openxmlformats.org/officeDocument/2006/math" xmlns:aink="http://schemas.microsoft.com/office/drawing/2016/ink" xmlns:am3d="http://schemas.microsoft.com/office/drawing/2017/model3d" xmlns:oel="http://schemas.microsoft.com/office/2019/extlst" xmlns:r="http://schemas.openxmlformats.org/officeDocument/2006/relationships" xmlns:wp14="http://schemas.microsoft.com/office/word/2010/wordprocessingDrawing" xmlns:wp="http://schemas.openxmlformats.org/drawingml/2006/wordprocessingDrawing" xmlns:wpg="http://schemas.microsoft.com/office/word/2010/wordprocessingGroup" xmlns:wpi="http://schemas.microsoft.com/office/word/2010/wordprocessingInk" xmlns:wps="http://schemas.microsoft.com/office/word/2010/wordprocessingShape" xmlns:o="urn:schemas-microsoft-com:office:office" xmlns:v="urn:schemas-microsoft-com:vml" xmlns:w10="urn:schemas-microsoft-com:office:word" xmlns:w="http://schemas.openxmlformats.org/wordprocessingml/2006/main" xmlns:w14="http://schemas.microsoft.com/office/word/2010/wordml" xmlns:w15="http://schemas.microsoft.com/office/word/2012/wordml" xmlns:w16cex="http://schemas.microsoft.com/office/word/2018/wordml/cex" xmlns:w16cid="http://schemas.microsoft.com/office/word/2016/wordml/cid" xmlns:w16="http://schemas.microsoft.com/office/word/2018/wordml" xmlns:w16sdtdh="http://schemas.microsoft.com/office/word/2020/wordml/sdtdatahash" xmlns:w16sdtfl="http://schemas.microsoft.com/office/word/2024/wordml/sdtformatlock" xmlns:w16se="http://schemas.microsoft.com/office/word/2015/wordml/symex" xmlns:w16du="http://schemas.microsoft.com/office/word/2023/wordml/word16du" xmlns:wne="http://schemas.microsoft.com/office/word/2006/wordml" mc:Ignorable="w14 w15 w16se w16cid w16 w16cex w16sdtdh w16sdtfl w16du wp14">
   <w:p>
     <w:pPr>
+      <w:ind w:left="-992" w:right="5"/>
+      <w:rPr>
+        <w:rFonts w:ascii="Inter Medium" w:eastAsia="Inter Medium" w:hAnsi="Inter Medium" w:cs="Inter Medium"/>
+        <w:color w:val="000000" w:themeColor="text1"/>
+        <w:sz w:val="2"/>
+        <w:szCs w:val="2"/>
+      </w:rPr>
+    </w:pPr>
+    <w:r>
+      <w:rPr>
+        <w:noProof/>
+      </w:rPr>
+      <mc:AlternateContent>
+        <mc:Choice Requires="wps">
+          <w:drawing>
+            <wp:anchor distT="0" distB="0" distL="114300" distR="114300" simplePos="0" relativeHeight="251660288" behindDoc="0" locked="0" layoutInCell="1" allowOverlap="1" wp14:anchorId="7D45CF18" wp14:editId="04BCEE27">
+              <wp:simplePos x="0" y="0"/>
+              <wp:positionH relativeFrom="column">
+                <wp:posOffset>-315863</wp:posOffset>
+              </wp:positionH>
+              <wp:positionV relativeFrom="paragraph">
+                <wp:posOffset>-86995</wp:posOffset>
+              </wp:positionV>
+              <wp:extent cx="4259550" cy="432084"/>
+              <wp:effectExtent l="0" t="0" r="0" b="0"/>
+              <wp:wrapNone/>
+              <wp:docPr id="1189299310" name="Text Box 1"/>
+              <wp:cNvGraphicFramePr/>
+              <a:graphic xmlns:a="http://schemas.openxmlformats.org/drawingml/2006/main">
+                <a:graphicData uri="http://schemas.microsoft.com/office/word/2010/wordprocessingShape">
+                  <wps:wsp>
+                    <wps:cNvSpPr txBox="1"/>
+                    <wps:spPr>
+                      <a:xfrm>
+                        <a:off x="0" y="0"/>
+                        <a:ext cx="4259550" cy="432084"/>
+                      </a:xfrm>
+                      <a:prstGeom prst="rect">
+                        <a:avLst/>
+                      </a:prstGeom>
+                      <a:noFill/>
+                      <a:ln>
+                        <a:noFill/>
+                      </a:ln>
+                    </wps:spPr>
+                    <wps:txbx>
+                      <w:txbxContent>
+                        <w:p>
+                          <w:pPr>
+                            <w:spacing w:after="0" w:line="240" w:lineRule="auto"/>
+                            <w:textDirection w:val="btLr"/>
+                            <w:rPr>
+                              <w:b/>
+                              <w:bCs/>
+                              <w:color w:val="2557BE"/>
+                              <w:sz w:val="28"/>
+                              <w:szCs w:val="28"/>
+                            </w:rPr>
+                          </w:pPr>
+                          <w:r>
+                            <w:rPr>
+                              <w:rFonts w:ascii="Inter Medium" w:eastAsia="Inter Medium" w:hAnsi="Inter Medium" w:cs="Inter Medium"/>
+                              <w:b/>
+                              <w:bCs/>
+                              <w:color w:val="2557BE"/>
+                              <w:sz w:val="30"/>
+                              <w:szCs w:val="30"/>
+                            </w:rPr>
+                            <w:t>Credit Approval Memorandum (CAM)</w:t>
+                          </w:r>
+                        </w:p>
+                      </w:txbxContent>
+                    </wps:txbx>
+                    <wps:bodyPr spcFirstLastPara="1" wrap="square" lIns="91425" tIns="91425" rIns="91425" bIns="91425" anchor="t" anchorCtr="0">
+                      <a:noAutofit/>
+                    </wps:bodyPr>
+                  </wps:wsp>
+                </a:graphicData>
+              </a:graphic>
+              <wp14:sizeRelH relativeFrom="margin">
+                <wp14:pctWidth>0</wp14:pctWidth>
+              </wp14:sizeRelH>
+              <wp14:sizeRelV relativeFrom="margin">
+                <wp14:pctHeight>0</wp14:pctHeight>
+              </wp14:sizeRelV>
+            </wp:anchor>
+          </w:drawing>
+        </mc:Choice>
+        <mc:Fallback>
+          <w:pict>
+            <v:shapetype w14:anchorId="7D45CF18" id="_x0000_t202" coordsize="21600,21600" o:spt="202" path="m,l,21600r21600,l21600,xe">
+              <v:stroke joinstyle="miter"/>
+              <v:path gradientshapeok="t" o:connecttype="rect"/>
+            </v:shapetype>
+            <v:shape id="Text Box 1" o:spid="_x0000_s1030" type="#_x0000_t202" style="position:absolute;left:0;text-align:left;margin-left:-24.85pt;margin-top:-6.85pt;width:335.4pt;height:34pt;z-index:251660288;visibility:visible;mso-wrap-style:square;mso-width-percent:0;mso-height-percent:0;mso-wrap-distance-left:9pt;mso-wrap-distance-top:0;mso-wrap-distance-right:9pt;mso-wrap-distance-bottom:0;mso-position-horizontal:absolute;mso-position-horizontal-relative:text;mso-position-vertical:absolute;mso-position-vertical-relative:text;mso-width-percent:0;mso-height-percent:0;mso-width-relative:margin;mso-height-relative:margin;v-text-anchor:top" o:gfxdata="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" filled="f" stroked="f">
+              <v:textbox inset="2.53958mm,2.53958mm,2.53958mm,2.53958mm">
+                <w:txbxContent>
+                  <w:p>
+                    <w:pPr>
+                      <w:spacing w:after="0" w:line="240" w:lineRule="auto"/>
+                      <w:textDirection w:val="btLr"/>
+                      <w:rPr>
+                        <w:b/>
+                        <w:bCs/>
+                        <w:color w:val="2557BE"/>
+                        <w:sz w:val="28"/>
+                        <w:szCs w:val="28"/>
+                      </w:rPr>
+                    </w:pPr>
+                    <w:r>
+                      <w:rPr>
+                        <w:rFonts w:ascii="Inter Medium" w:eastAsia="Inter Medium" w:hAnsi="Inter Medium" w:cs="Inter Medium"/>
+                        <w:b/>
+                        <w:bCs/>
+                        <w:color w:val="2557BE"/>
+                        <w:sz w:val="30"/>
+                        <w:szCs w:val="30"/>
+                      </w:rPr>
+                      <w:t>Credit Approval Memorandum (CAM)</w:t>
+                    </w:r>
+                  </w:p>
+                </w:txbxContent>
+              </v:textbox>
+            </v:shape>
+          </w:pict>
+        </mc:Fallback>
+      </mc:AlternateContent>
+    </w:r>
+    <w:r>
+      <w:rPr>
+        <w:noProof/>
+      </w:rPr>
+      <mc:AlternateContent>
+        <mc:Choice Requires="wpg">
+          <w:drawing>
+            <wp:anchor distT="0" distB="0" distL="114300" distR="114300" simplePos="0" relativeHeight="251659264" behindDoc="0" locked="0" layoutInCell="1" allowOverlap="1" wp14:anchorId="3D19721A" wp14:editId="45AE40A0">
+              <wp:simplePos x="0" y="0"/>
+              <wp:positionH relativeFrom="column">
+                <wp:posOffset>-820537</wp:posOffset>
+              </wp:positionH>
+              <wp:positionV relativeFrom="paragraph">
+                <wp:posOffset>-249090</wp:posOffset>
+              </wp:positionV>
+              <wp:extent cx="7807960" cy="589915"/>
+              <wp:effectExtent l="0" t="0" r="15240" b="6985"/>
+              <wp:wrapNone/>
+              <wp:docPr id="892344927" name="Group 892344927"/>
+              <wp:cNvGraphicFramePr/>
+              <a:graphic xmlns:a="http://schemas.openxmlformats.org/drawingml/2006/main">
+                <a:graphicData uri="http://schemas.microsoft.com/office/word/2010/wordprocessingGroup">
+                  <wpg:wgp>
+                    <wpg:cNvGrpSpPr/>
+                    <wpg:grpSpPr>
+                      <a:xfrm>
+                        <a:off x="0" y="0"/>
+                        <a:ext cx="7807960" cy="589915"/>
+                        <a:chOff x="-20025" y="30025"/>
+                        <a:chExt cx="9816900" cy="790500"/>
+                      </a:xfrm>
+                    </wpg:grpSpPr>
+                    <wps:wsp>
+                      <wps:cNvPr id="1285151327" name="Rectangle 1285151327"/>
+                      <wps:cNvSpPr/>
+                      <wps:spPr>
+                        <a:xfrm>
+                          <a:off x="-20025" y="30025"/>
+                          <a:ext cx="9816900" cy="790500"/>
+                        </a:xfrm>
+                        <a:prstGeom prst="rect">
+                          <a:avLst/>
+                        </a:prstGeom>
+                        <a:solidFill>
+                          <a:srgbClr val="F4F4F4"/>
+                        </a:solidFill>
+                        <a:ln w="9525" cap="flat" cmpd="sng">
+                          <a:solidFill>
+                            <a:srgbClr val="F3F3F3"/>
+                          </a:solidFill>
+                          <a:prstDash val="solid"/>
+                          <a:round/>
+                          <a:headEnd type="none" w="sm" len="sm"/>
+                          <a:tailEnd type="none" w="sm" len="sm"/>
+                        </a:ln>
+                      </wps:spPr>
+                      <wps:txbx>
+                        <w:txbxContent>
+                          <w:p>
+                            <w:pPr>
+                              <w:spacing w:after="0" w:line="240" w:lineRule="auto"/>
+                              <w:jc w:val="center"/>
+                              <w:textDirection w:val="btLr"/>
+                            </w:pPr>
+                          </w:p>
+                        </w:txbxContent>
+                      </wps:txbx>
+                      <wps:bodyPr spcFirstLastPara="1" wrap="square" lIns="91425" tIns="91425" rIns="91425" bIns="91425" anchor="ctr" anchorCtr="0">
+                        <a:noAutofit/>
+                      </wps:bodyPr>
+                    </wps:wsp>
+                    <pic:pic xmlns:pic="http://schemas.openxmlformats.org/drawingml/2006/picture">
+                      <pic:nvPicPr>
+                        <pic:cNvPr id="930843167" name="Shape 3"/>
+                        <pic:cNvPicPr preferRelativeResize="0"/>
+                      </pic:nvPicPr>
+                      <pic:blipFill rotWithShape="1">
+                        <a:blip r:embed="rId1">
+                          <a:alphaModFix/>
+                        </a:blip>
+                        <a:srcRect/>
+                        <a:stretch/>
+                      </pic:blipFill>
+                      <pic:spPr>
+                        <a:xfrm>
+                          <a:off x="8434200" y="30025"/>
+                          <a:ext cx="1312811" cy="790500"/>
+                        </a:xfrm>
+                        <a:prstGeom prst="rect">
+                          <a:avLst/>
+                        </a:prstGeom>
+                        <a:noFill/>
+                        <a:ln>
+                          <a:noFill/>
+                        </a:ln>
+                      </pic:spPr>
+                    </pic:pic>
+                  </wpg:wgp>
+                </a:graphicData>
+              </a:graphic>
+              <wp14:sizeRelH relativeFrom="page">
+                <wp14:pctWidth>0</wp14:pctWidth>
+              </wp14:sizeRelH>
+              <wp14:sizeRelV relativeFrom="page">
+                <wp14:pctHeight>0</wp14:pctHeight>
+              </wp14:sizeRelV>
+            </wp:anchor>
+          </w:drawing>
+        </mc:Choice>
+        <mc:Fallback>
+          <w:pict>
+            <v:group w14:anchorId="3D19721A" id="Group 892344927" o:spid="_x0000_s1031" style="position:absolute;left:0;text-align:left;margin-left:-64.6pt;margin-top:-19.6pt;width:614.8pt;height:46.45pt;z-index:251659264" coordorigin="-200,300" coordsize="98169,7905" o:gfxdata="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">
+              <v:rect id="Rectangle 1285151327" o:spid="_x0000_s1032" style="position:absolute;left:-200;top:300;width:98168;height:7905;visibility:visible;mso-wrap-style:square;v-text-anchor:middle" o:gfxdata="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" fillcolor="#f4f4f4" strokecolor="#f3f3f3">
+                <v:stroke startarrowwidth="narrow" startarrowlength="short" endarrowwidth="narrow" endarrowlength="short" joinstyle="round"/>
+                <v:textbox inset="2.53958mm,2.53958mm,2.53958mm,2.53958mm">
+                  <w:txbxContent>
+                    <w:p>
+                      <w:pPr>
+                        <w:spacing w:after="0" w:line="240" w:lineRule="auto"/>
+                        <w:jc w:val="center"/>
+                        <w:textDirection w:val="btLr"/>
+                      </w:pPr>
+                    </w:p>
+                  </w:txbxContent>
+                </v:textbox>
+              </v:rect>
+              <v:shapetype id="_x0000_t75" coordsize="21600,21600" o:spt="75" o:preferrelative="t" path="m@4@5l@4@11@9@11@9@5xe" filled="f" stroked="f">
+                <v:stroke joinstyle="miter"/>
+                <v:formulas>
+                  <v:f eqn="if lineDrawn pixelLineWidth 0"/>
+                  <v:f eqn="sum @0 1 0"/>
+                  <v:f eqn="sum 0 0 @1"/>
+                  <v:f eqn="prod @2 1 2"/>
+                  <v:f eqn="prod @3 21600 pixelWidth"/>
+                  <v:f eqn="prod @3 21600 pixelHeight"/>
+                  <v:f eqn="sum @0 0 1"/>
+                  <v:f eqn="prod @6 1 2"/>
+                  <v:f eqn="prod @7 21600 pixelWidth"/>
+                  <v:f eqn="sum @8 21600 0"/>
+                  <v:f eqn="prod @7 21600 pixelHeight"/>
+                  <v:f eqn="sum @10 21600 0"/>
+                </v:formulas>
+                <v:path o:extrusionok="f" gradientshapeok="t" o:connecttype="rect"/>
+                <o:lock v:ext="edit" aspectratio="t"/>
+              </v:shapetype>
+              <v:shape id="Shape 3" o:spid="_x0000_s1033" type="#_x0000_t75" style="position:absolute;left:84342;top:300;width:13128;height:7905;visibility:visible;mso-wrap-style:square" o:preferrelative="f" o:gfxdata="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">
+                <v:imagedata r:id="rId2" o:title=""/>
+              </v:shape>
+            </v:group>
+          </w:pict>
+        </mc:Fallback>
+      </mc:AlternateContent>
+    </w:r>
+    <w:r>
+      <w:rPr>
+        <w:rFonts w:ascii="Inter Medium" w:eastAsia="Inter Medium" w:hAnsi="Inter Medium" w:cs="Inter Medium"/>
+        <w:color w:val="000000" w:themeColor="text1"/>
+        <w:sz w:val="2"/>
+        <w:szCs w:val="2"/>
+      </w:rPr>
+      <w:tab/>
+    </w:r>
+  </w:p>
+  <w:p>
+    <w:pPr>
+      <w:ind w:left="-992" w:right="5"/>
+      <w:rPr>
+        <w:rFonts w:ascii="Inter Medium" w:eastAsia="Inter Medium" w:hAnsi="Inter Medium" w:cs="Inter Medium"/>
+        <w:color w:val="000000" w:themeColor="text1"/>
+        <w:sz w:val="2"/>
+        <w:szCs w:val="2"/>
+      </w:rPr>
+    </w:pPr>
+  </w:p>
+  <w:p>
+    <w:pPr>
       <w:pStyle w:val="Header"/>
-      <w:jc w:val="right"/>
       <w:rPr>
         <w:sz w:val="36"/>
         <w:szCs w:val="36"/>
       </w:rPr>
     </w:pPr>
     <w:r>
-      <w:rPr>
-        <w:sz w:val="40"/>
-        <w:szCs w:val="40"/>
-      </w:rPr>
-      <w:t>WLTH</w:t>
-    </w:r>
-    <w:r>
-      <w:t xml:space="preserve"> </w:t>
-    </w:r>
-    <w:r>
       <w:tab/>
-    </w:r>
-    <w:r>
-      <w:rPr>
-        <w:noProof/>
-      </w:rPr>
-      <w:drawing>
-        <wp:inline distT="0" distB="0" distL="0" distR="0" wp14:anchorId="4CAAA062" wp14:editId="77E7A440">
-          <wp:extent cx="1055076" cy="741680"/>
-          <wp:effectExtent l="0" t="0" r="0" b="1270"/>
-          <wp:docPr id="1" name="Picture 410843412"/>
-          <wp:cNvGraphicFramePr>
-            <a:graphicFrameLocks xmlns:a="http://schemas.openxmlformats.org/drawingml/2006/main" noChangeAspect="1"/>
-          </wp:cNvGraphicFramePr>
-          <a:graphic xmlns:a="http://schemas.openxmlformats.org/drawingml/2006/main">
-            <a:graphicData uri="http://schemas.openxmlformats.org/drawingml/2006/picture">
-              <pic:pic xmlns:pic="http://schemas.openxmlformats.org/drawingml/2006/picture">
-                <pic:nvPicPr>
-                  <pic:cNvPr id="1" name="Picture 410843412"/>
-                  <pic:cNvPicPr>
-                    <a:picLocks noChangeAspect="1"/>
-                  </pic:cNvPicPr>
-                </pic:nvPicPr>
-                <pic:blipFill>
-                  <a:blip r:embed="rId1">
-                    <a:extLst>
-                      <a:ext uri="{28A0092B-C50C-407E-A947-70E740481C1C}">
-                        <a14:useLocalDpi xmlns:a14="http://schemas.microsoft.com/office/drawing/2010/main" val="0"/>
-                      </a:ext>
-                    </a:extLst>
-                  </a:blip>
-                  <a:srcRect/>
-                  <a:stretch>
-                    <a:fillRect/>
-                  </a:stretch>
-                </pic:blipFill>
-                <pic:spPr bwMode="auto">
-                  <a:xfrm>
-                    <a:off x="0" y="0"/>
-                    <a:ext cx="1056847" cy="742925"/>
-                  </a:xfrm>
-                  <a:prstGeom prst="rect">
-                    <a:avLst/>
-                  </a:prstGeom>
-                  <a:noFill/>
-                  <a:ln>
-                    <a:noFill/>
-                  </a:ln>
-                </pic:spPr>
-              </pic:pic>
-            </a:graphicData>
-          </a:graphic>
-        </wp:inline>
-      </w:drawing>
     </w:r>
   </w:p>
 </w:hdr>
@@ -7817,6 +6037,7 @@
   <w:style w:type="paragraph" w:default="1" w:styleId="Normal">
     <w:name w:val="Normal"/>
     <w:qFormat/>
+    <w:rsid w:val="00614EF7"/>
   </w:style>
   <w:style w:type="character" w:default="1" w:styleId="DefaultParagraphFont">
     <w:name w:val="Default Paragraph Font"/>
